--- a/CHECKLISTS/BOTTOM INSPECTION/CHECK LIST/BS-01.docx
+++ b/CHECKLISTS/BOTTOM INSPECTION/CHECK LIST/BS-01.docx
@@ -1,6 +1,6 @@
 
 <file path=word/document.xml><?xml version="1.0" encoding="utf-8"?>
-<w:document xmlns:wpc="http://schemas.microsoft.com/office/word/2010/wordprocessingCanvas" xmlns:mc="http://schemas.openxmlformats.org/markup-compatibility/2006" xmlns:o="urn:schemas-microsoft-com:office:office" xmlns:r="http://schemas.openxmlformats.org/officeDocument/2006/relationships" xmlns:m="http://schemas.openxmlformats.org/officeDocument/2006/math" xmlns:v="urn:schemas-microsoft-com:vml" xmlns:wp14="http://schemas.microsoft.com/office/word/2010/wordprocessingDrawing" xmlns:wp="http://schemas.openxmlformats.org/drawingml/2006/wordprocessingDrawing" xmlns:w10="urn:schemas-microsoft-com:office:word" xmlns:w="http://schemas.openxmlformats.org/wordprocessingml/2006/main" xmlns:w14="http://schemas.microsoft.com/office/word/2010/wordml" xmlns:wpg="http://schemas.microsoft.com/office/word/2010/wordprocessingGroup" xmlns:wpi="http://schemas.microsoft.com/office/word/2010/wordprocessingInk" xmlns:wne="http://schemas.microsoft.com/office/word/2006/wordml" xmlns:wps="http://schemas.microsoft.com/office/word/2010/wordprocessingShape" mc:Ignorable="w14 wp14">
+<w:document xmlns:wpc="http://schemas.microsoft.com/office/word/2010/wordprocessingCanvas" xmlns:cx="http://schemas.microsoft.com/office/drawing/2014/chartex" xmlns:cx1="http://schemas.microsoft.com/office/drawing/2015/9/8/chartex" xmlns:cx2="http://schemas.microsoft.com/office/drawing/2015/10/21/chartex" xmlns:cx3="http://schemas.microsoft.com/office/drawing/2016/5/9/chartex" xmlns:cx4="http://schemas.microsoft.com/office/drawing/2016/5/10/chartex" xmlns:cx5="http://schemas.microsoft.com/office/drawing/2016/5/11/chartex" xmlns:cx6="http://schemas.microsoft.com/office/drawing/2016/5/12/chartex" xmlns:cx7="http://schemas.microsoft.com/office/drawing/2016/5/13/chartex" xmlns:cx8="http://schemas.microsoft.com/office/drawing/2016/5/14/chartex" xmlns:mc="http://schemas.openxmlformats.org/markup-compatibility/2006" xmlns:aink="http://schemas.microsoft.com/office/drawing/2016/ink" xmlns:am3d="http://schemas.microsoft.com/office/drawing/2017/model3d" xmlns:o="urn:schemas-microsoft-com:office:office" xmlns:oel="http://schemas.microsoft.com/office/2019/extlst" xmlns:r="http://schemas.openxmlformats.org/officeDocument/2006/relationships" xmlns:m="http://schemas.openxmlformats.org/officeDocument/2006/math" xmlns:v="urn:schemas-microsoft-com:vml" xmlns:wp14="http://schemas.microsoft.com/office/word/2010/wordprocessingDrawing" xmlns:wp="http://schemas.openxmlformats.org/drawingml/2006/wordprocessingDrawing" xmlns:w10="urn:schemas-microsoft-com:office:word" xmlns:w="http://schemas.openxmlformats.org/wordprocessingml/2006/main" xmlns:w14="http://schemas.microsoft.com/office/word/2010/wordml" xmlns:w15="http://schemas.microsoft.com/office/word/2012/wordml" xmlns:w16cex="http://schemas.microsoft.com/office/word/2018/wordml/cex" xmlns:w16cid="http://schemas.microsoft.com/office/word/2016/wordml/cid" xmlns:w16="http://schemas.microsoft.com/office/word/2018/wordml" xmlns:w16du="http://schemas.microsoft.com/office/word/2023/wordml/word16du" xmlns:w16sdtdh="http://schemas.microsoft.com/office/word/2020/wordml/sdtdatahash" xmlns:w16sdtfl="http://schemas.microsoft.com/office/word/2024/wordml/sdtformatlock" xmlns:w16se="http://schemas.microsoft.com/office/word/2015/wordml/symex" xmlns:wpg="http://schemas.microsoft.com/office/word/2010/wordprocessingGroup" xmlns:wpi="http://schemas.microsoft.com/office/word/2010/wordprocessingInk" xmlns:wne="http://schemas.microsoft.com/office/word/2006/wordml" xmlns:wps="http://schemas.microsoft.com/office/word/2010/wordprocessingShape" mc:Ignorable="w14 w15 w16se w16cid w16 w16cex w16sdtdh w16sdtfl w16du wp14">
   <w:body>
     <w:p>
       <w:pPr>
@@ -614,26 +614,25 @@
         <w:rPr>
           <w:rFonts w:cstheme="minorHAnsi"/>
         </w:rPr>
-        <w:lastRenderedPageBreak/>
         <w:pict w14:anchorId="0247A76B">
-          <v:group id="_x0000_s1243" style="position:absolute;left:0;text-align:left;margin-left:100.3pt;margin-top:2.3pt;width:44.5pt;height:41.4pt;z-index:1072;mso-position-horizontal-relative:page" coordorigin="2006,46" coordsize="890,828">
-            <v:group id="_x0000_s1250" style="position:absolute;left:2012;top:51;width:879;height:2" coordorigin="2012,51" coordsize="879,2">
-              <v:shape id="_x0000_s1251" style="position:absolute;left:2012;top:51;width:879;height:2" coordorigin="2012,51" coordsize="879,0" path="m2012,51r878,e" filled="f" strokeweight=".58pt">
+          <v:group id="_x0000_s2267" style="position:absolute;left:0;text-align:left;margin-left:100.3pt;margin-top:2.3pt;width:44.5pt;height:41.4pt;z-index:1072;mso-position-horizontal-relative:page" coordorigin="2006,46" coordsize="890,828">
+            <v:group id="_x0000_s2274" style="position:absolute;left:2012;top:51;width:879;height:2" coordorigin="2012,51" coordsize="879,2">
+              <v:shape id="_x0000_s2275" style="position:absolute;left:2012;top:51;width:879;height:2" coordorigin="2012,51" coordsize="879,0" path="m2012,51r878,e" filled="f" strokeweight=".58pt">
                 <v:path arrowok="t"/>
               </v:shape>
             </v:group>
-            <v:group id="_x0000_s1248" style="position:absolute;left:2016;top:56;width:2;height:807" coordorigin="2016,56" coordsize="2,807">
-              <v:shape id="_x0000_s1249" style="position:absolute;left:2016;top:56;width:2;height:807" coordorigin="2016,56" coordsize="0,807" path="m2016,56r,807e" filled="f" strokeweight=".58pt">
+            <v:group id="_x0000_s2272" style="position:absolute;left:2016;top:56;width:2;height:807" coordorigin="2016,56" coordsize="2,807">
+              <v:shape id="_x0000_s2273" style="position:absolute;left:2016;top:56;width:2;height:807" coordorigin="2016,56" coordsize="0,807" path="m2016,56r,807e" filled="f" strokeweight=".58pt">
                 <v:path arrowok="t"/>
               </v:shape>
             </v:group>
-            <v:group id="_x0000_s1246" style="position:absolute;left:2885;top:56;width:2;height:807" coordorigin="2885,56" coordsize="2,807">
-              <v:shape id="_x0000_s1247" style="position:absolute;left:2885;top:56;width:2;height:807" coordorigin="2885,56" coordsize="0,807" path="m2885,56r,807e" filled="f" strokeweight=".58pt">
+            <v:group id="_x0000_s2270" style="position:absolute;left:2885;top:56;width:2;height:807" coordorigin="2885,56" coordsize="2,807">
+              <v:shape id="_x0000_s2271" style="position:absolute;left:2885;top:56;width:2;height:807" coordorigin="2885,56" coordsize="0,807" path="m2885,56r,807e" filled="f" strokeweight=".58pt">
                 <v:path arrowok="t"/>
               </v:shape>
             </v:group>
-            <v:group id="_x0000_s1244" style="position:absolute;left:2012;top:867;width:879;height:2" coordorigin="2012,867" coordsize="879,2">
-              <v:shape id="_x0000_s1245" style="position:absolute;left:2012;top:867;width:879;height:2" coordorigin="2012,867" coordsize="879,0" path="m2012,867r878,e" filled="f" strokeweight=".58pt">
+            <v:group id="_x0000_s2268" style="position:absolute;left:2012;top:867;width:879;height:2" coordorigin="2012,867" coordsize="879,2">
+              <v:shape id="_x0000_s2269" style="position:absolute;left:2012;top:867;width:879;height:2" coordorigin="2012,867" coordsize="879,0" path="m2012,867r878,e" filled="f" strokeweight=".58pt">
                 <v:path arrowok="t"/>
               </v:shape>
             </v:group>
@@ -646,24 +645,24 @@
           <w:rFonts w:cstheme="minorHAnsi"/>
         </w:rPr>
         <w:pict w14:anchorId="11EE5DE9">
-          <v:group id="_x0000_s1234" style="position:absolute;left:0;text-align:left;margin-left:251.75pt;margin-top:2.3pt;width:45.75pt;height:41.4pt;z-index:-41464;mso-position-horizontal-relative:page" coordorigin="5035,46" coordsize="915,828">
-            <v:group id="_x0000_s1241" style="position:absolute;left:5041;top:51;width:903;height:2" coordorigin="5041,51" coordsize="903,2">
-              <v:shape id="_x0000_s1242" style="position:absolute;left:5041;top:51;width:903;height:2" coordorigin="5041,51" coordsize="903,0" path="m5041,51r903,e" filled="f" strokeweight=".58pt">
+          <v:group id="_x0000_s2258" style="position:absolute;left:0;text-align:left;margin-left:251.75pt;margin-top:2.3pt;width:45.75pt;height:41.4pt;z-index:-41464;mso-position-horizontal-relative:page" coordorigin="5035,46" coordsize="915,828">
+            <v:group id="_x0000_s2265" style="position:absolute;left:5041;top:51;width:903;height:2" coordorigin="5041,51" coordsize="903,2">
+              <v:shape id="_x0000_s2266" style="position:absolute;left:5041;top:51;width:903;height:2" coordorigin="5041,51" coordsize="903,0" path="m5041,51r903,e" filled="f" strokeweight=".58pt">
                 <v:path arrowok="t"/>
               </v:shape>
             </v:group>
-            <v:group id="_x0000_s1239" style="position:absolute;left:5046;top:56;width:2;height:807" coordorigin="5046,56" coordsize="2,807">
-              <v:shape id="_x0000_s1240" style="position:absolute;left:5046;top:56;width:2;height:807" coordorigin="5046,56" coordsize="0,807" path="m5046,56r,807e" filled="f" strokeweight=".58pt">
+            <v:group id="_x0000_s2263" style="position:absolute;left:5046;top:56;width:2;height:807" coordorigin="5046,56" coordsize="2,807">
+              <v:shape id="_x0000_s2264" style="position:absolute;left:5046;top:56;width:2;height:807" coordorigin="5046,56" coordsize="0,807" path="m5046,56r,807e" filled="f" strokeweight=".58pt">
                 <v:path arrowok="t"/>
               </v:shape>
             </v:group>
-            <v:group id="_x0000_s1237" style="position:absolute;left:5939;top:56;width:2;height:807" coordorigin="5939,56" coordsize="2,807">
-              <v:shape id="_x0000_s1238" style="position:absolute;left:5939;top:56;width:2;height:807" coordorigin="5939,56" coordsize="0,807" path="m5939,56r,807e" filled="f" strokeweight=".58pt">
+            <v:group id="_x0000_s2261" style="position:absolute;left:5939;top:56;width:2;height:807" coordorigin="5939,56" coordsize="2,807">
+              <v:shape id="_x0000_s2262" style="position:absolute;left:5939;top:56;width:2;height:807" coordorigin="5939,56" coordsize="0,807" path="m5939,56r,807e" filled="f" strokeweight=".58pt">
                 <v:path arrowok="t"/>
               </v:shape>
             </v:group>
-            <v:group id="_x0000_s1235" style="position:absolute;left:5041;top:867;width:903;height:2" coordorigin="5041,867" coordsize="903,2">
-              <v:shape id="_x0000_s1236" style="position:absolute;left:5041;top:867;width:903;height:2" coordorigin="5041,867" coordsize="903,0" path="m5041,867r903,e" filled="f" strokeweight=".58pt">
+            <v:group id="_x0000_s2259" style="position:absolute;left:5041;top:867;width:903;height:2" coordorigin="5041,867" coordsize="903,2">
+              <v:shape id="_x0000_s2260" style="position:absolute;left:5041;top:867;width:903;height:2" coordorigin="5041,867" coordsize="903,0" path="m5041,867r903,e" filled="f" strokeweight=".58pt">
                 <v:path arrowok="t"/>
               </v:shape>
             </v:group>
@@ -680,8 +679,8 @@
             <v:stroke joinstyle="miter"/>
             <v:path gradientshapeok="t" o:connecttype="rect"/>
           </v:shapetype>
-          <v:shape id="_x0000_s1233" type="#_x0000_t202" style="position:absolute;left:0;text-align:left;margin-left:35.75pt;margin-top:18.4pt;width:59.65pt;height:11.05pt;z-index:1216;mso-position-horizontal-relative:page" filled="f" stroked="f">
-            <v:textbox style="mso-next-textbox:#_x0000_s1233" inset="0,0,0,0">
+          <v:shape id="_x0000_s2257" type="#_x0000_t202" style="position:absolute;left:0;text-align:left;margin-left:35.75pt;margin-top:18.4pt;width:59.65pt;height:11.05pt;z-index:1216;mso-position-horizontal-relative:page" filled="f" stroked="f">
+            <v:textbox style="mso-next-textbox:#_x0000_s2257" inset="0,0,0,0">
               <w:txbxContent>
                 <w:p>
                   <w:pPr>
@@ -799,7 +798,6 @@
           <w:b/>
           <w:spacing w:val="-1"/>
         </w:rPr>
-        <w:lastRenderedPageBreak/>
         <w:t>Additional</w:t>
       </w:r>
     </w:p>
@@ -815,24 +813,24 @@
           <w:rFonts w:cstheme="minorHAnsi"/>
         </w:rPr>
         <w:pict w14:anchorId="7E0F5F87">
-          <v:group id="_x0000_s1224" style="position:absolute;left:0;text-align:left;margin-left:385.85pt;margin-top:-13.95pt;width:47.5pt;height:41.4pt;z-index:1120;mso-position-horizontal-relative:page" coordorigin="7717,-279" coordsize="950,828">
-            <v:group id="_x0000_s1231" style="position:absolute;left:7723;top:-273;width:939;height:2" coordorigin="7723,-273" coordsize="939,2">
-              <v:shape id="_x0000_s1232" style="position:absolute;left:7723;top:-273;width:939;height:2" coordorigin="7723,-273" coordsize="939,0" path="m7723,-273r938,e" filled="f" strokeweight=".58pt">
+          <v:group id="_x0000_s2248" style="position:absolute;left:0;text-align:left;margin-left:385.85pt;margin-top:-13.95pt;width:47.5pt;height:41.4pt;z-index:1120;mso-position-horizontal-relative:page" coordorigin="7717,-279" coordsize="950,828">
+            <v:group id="_x0000_s2255" style="position:absolute;left:7723;top:-273;width:939;height:2" coordorigin="7723,-273" coordsize="939,2">
+              <v:shape id="_x0000_s2256" style="position:absolute;left:7723;top:-273;width:939;height:2" coordorigin="7723,-273" coordsize="939,0" path="m7723,-273r938,e" filled="f" strokeweight=".58pt">
                 <v:path arrowok="t"/>
               </v:shape>
             </v:group>
-            <v:group id="_x0000_s1229" style="position:absolute;left:7728;top:-268;width:2;height:807" coordorigin="7728,-268" coordsize="2,807">
-              <v:shape id="_x0000_s1230" style="position:absolute;left:7728;top:-268;width:2;height:807" coordorigin="7728,-268" coordsize="0,807" path="m7728,-268r,806e" filled="f" strokeweight=".58pt">
+            <v:group id="_x0000_s2253" style="position:absolute;left:7728;top:-268;width:2;height:807" coordorigin="7728,-268" coordsize="2,807">
+              <v:shape id="_x0000_s2254" style="position:absolute;left:7728;top:-268;width:2;height:807" coordorigin="7728,-268" coordsize="0,807" path="m7728,-268r,806e" filled="f" strokeweight=".58pt">
                 <v:path arrowok="t"/>
               </v:shape>
             </v:group>
-            <v:group id="_x0000_s1227" style="position:absolute;left:8656;top:-268;width:2;height:807" coordorigin="8656,-268" coordsize="2,807">
-              <v:shape id="_x0000_s1228" style="position:absolute;left:8656;top:-268;width:2;height:807" coordorigin="8656,-268" coordsize="0,807" path="m8656,-268r,806e" filled="f" strokeweight=".58pt">
+            <v:group id="_x0000_s2251" style="position:absolute;left:8656;top:-268;width:2;height:807" coordorigin="8656,-268" coordsize="2,807">
+              <v:shape id="_x0000_s2252" style="position:absolute;left:8656;top:-268;width:2;height:807" coordorigin="8656,-268" coordsize="0,807" path="m8656,-268r,806e" filled="f" strokeweight=".58pt">
                 <v:path arrowok="t"/>
               </v:shape>
             </v:group>
-            <v:group id="_x0000_s1225" style="position:absolute;left:7723;top:543;width:939;height:2" coordorigin="7723,543" coordsize="939,2">
-              <v:shape id="_x0000_s1226" style="position:absolute;left:7723;top:543;width:939;height:2" coordorigin="7723,543" coordsize="939,0" path="m7723,543r938,e" filled="f" strokeweight=".58pt">
+            <v:group id="_x0000_s2249" style="position:absolute;left:7723;top:543;width:939;height:2" coordorigin="7723,543" coordsize="939,2">
+              <v:shape id="_x0000_s2250" style="position:absolute;left:7723;top:543;width:939;height:2" coordorigin="7723,543" coordsize="939,0" path="m7723,543r938,e" filled="f" strokeweight=".58pt">
                 <v:path arrowok="t"/>
               </v:shape>
             </v:group>
@@ -845,24 +843,24 @@
           <w:rFonts w:cstheme="minorHAnsi"/>
         </w:rPr>
         <w:pict w14:anchorId="2ED0C717">
-          <v:group id="_x0000_s1215" style="position:absolute;left:0;text-align:left;margin-left:515.35pt;margin-top:-13.95pt;width:43.55pt;height:41.4pt;z-index:1144;mso-position-horizontal-relative:page" coordorigin="10307,-279" coordsize="871,828">
-            <v:group id="_x0000_s1222" style="position:absolute;left:10313;top:-273;width:860;height:2" coordorigin="10313,-273" coordsize="860,2">
-              <v:shape id="_x0000_s1223" style="position:absolute;left:10313;top:-273;width:860;height:2" coordorigin="10313,-273" coordsize="860,0" path="m10313,-273r859,e" filled="f" strokeweight=".58pt">
+          <v:group id="_x0000_s2239" style="position:absolute;left:0;text-align:left;margin-left:515.35pt;margin-top:-13.95pt;width:43.55pt;height:41.4pt;z-index:1144;mso-position-horizontal-relative:page" coordorigin="10307,-279" coordsize="871,828">
+            <v:group id="_x0000_s2246" style="position:absolute;left:10313;top:-273;width:860;height:2" coordorigin="10313,-273" coordsize="860,2">
+              <v:shape id="_x0000_s2247" style="position:absolute;left:10313;top:-273;width:860;height:2" coordorigin="10313,-273" coordsize="860,0" path="m10313,-273r859,e" filled="f" strokeweight=".58pt">
                 <v:path arrowok="t"/>
               </v:shape>
             </v:group>
-            <v:group id="_x0000_s1220" style="position:absolute;left:10318;top:-268;width:2;height:807" coordorigin="10318,-268" coordsize="2,807">
-              <v:shape id="_x0000_s1221" style="position:absolute;left:10318;top:-268;width:2;height:807" coordorigin="10318,-268" coordsize="0,807" path="m10318,-268r,806e" filled="f" strokeweight=".58pt">
+            <v:group id="_x0000_s2244" style="position:absolute;left:10318;top:-268;width:2;height:807" coordorigin="10318,-268" coordsize="2,807">
+              <v:shape id="_x0000_s2245" style="position:absolute;left:10318;top:-268;width:2;height:807" coordorigin="10318,-268" coordsize="0,807" path="m10318,-268r,806e" filled="f" strokeweight=".58pt">
                 <v:path arrowok="t"/>
               </v:shape>
             </v:group>
-            <v:group id="_x0000_s1218" style="position:absolute;left:11167;top:-268;width:2;height:807" coordorigin="11167,-268" coordsize="2,807">
-              <v:shape id="_x0000_s1219" style="position:absolute;left:11167;top:-268;width:2;height:807" coordorigin="11167,-268" coordsize="0,807" path="m11167,-268r,806e" filled="f" strokeweight=".58pt">
+            <v:group id="_x0000_s2242" style="position:absolute;left:11167;top:-268;width:2;height:807" coordorigin="11167,-268" coordsize="2,807">
+              <v:shape id="_x0000_s2243" style="position:absolute;left:11167;top:-268;width:2;height:807" coordorigin="11167,-268" coordsize="0,807" path="m11167,-268r,806e" filled="f" strokeweight=".58pt">
                 <v:path arrowok="t"/>
               </v:shape>
             </v:group>
-            <v:group id="_x0000_s1216" style="position:absolute;left:10313;top:543;width:860;height:2" coordorigin="10313,543" coordsize="860,2">
-              <v:shape id="_x0000_s1217" style="position:absolute;left:10313;top:543;width:860;height:2" coordorigin="10313,543" coordsize="860,0" path="m10313,543r859,e" filled="f" strokeweight=".58pt">
+            <v:group id="_x0000_s2240" style="position:absolute;left:10313;top:543;width:860;height:2" coordorigin="10313,543" coordsize="860,2">
+              <v:shape id="_x0000_s2241" style="position:absolute;left:10313;top:543;width:860;height:2" coordorigin="10313,543" coordsize="860,0" path="m10313,543r859,e" filled="f" strokeweight=".58pt">
                 <v:path arrowok="t"/>
               </v:shape>
             </v:group>
@@ -989,7 +987,8 @@
               <w:spacing w:line="267" w:lineRule="exact"/>
               <w:ind w:left="99"/>
               <w:rPr>
-                <w:rFonts w:eastAsia="Calibri" w:cstheme="minorHAnsi"/>
+                <w:rFonts w:cstheme="minorHAnsi"/>
+                <w:spacing w:val="-1"/>
               </w:rPr>
             </w:pPr>
             <w:r>
@@ -1019,6 +1018,42 @@
               </w:rPr>
               <w:t xml:space="preserve"> Ship:</w:t>
             </w:r>
+          </w:p>
+          <w:p>
+            <w:pPr>
+              <w:pStyle w:val="TableParagraph"/>
+              <w:spacing w:line="267" w:lineRule="exact"/>
+              <w:ind w:left="99"/>
+              <w:rPr>
+                <w:rFonts w:eastAsia="Calibri" w:cstheme="minorHAnsi"/>
+              </w:rPr>
+            </w:pPr>
+            <w:sdt>
+              <w:sdtPr>
+                <w:rPr>
+                  <w:rFonts w:cstheme="minorHAnsi"/>
+                  <w:spacing w:val="-1"/>
+                </w:rPr>
+                <w:alias w:val="vessel_name"/>
+                <w:tag w:val="vessel_name"/>
+                <w:id w:val="-894813446"/>
+                <w:placeholder>
+                  <w:docPart w:val="DefaultPlaceholder_-1854013440"/>
+                </w:placeholder>
+                <w:text/>
+              </w:sdtPr>
+              <w:sdtContent>
+                <w:proofErr w:type="spellStart"/>
+                <w:r>
+                  <w:rPr>
+                    <w:rFonts w:cstheme="minorHAnsi"/>
+                    <w:spacing w:val="-1"/>
+                  </w:rPr>
+                  <w:t>vessel_name</w:t>
+                </w:r>
+                <w:proofErr w:type="spellEnd"/>
+              </w:sdtContent>
+            </w:sdt>
           </w:p>
         </w:tc>
         <w:tc>
@@ -1038,7 +1073,8 @@
               <w:spacing w:line="267" w:lineRule="exact"/>
               <w:ind w:left="97"/>
               <w:rPr>
-                <w:rFonts w:eastAsia="Calibri" w:cstheme="minorHAnsi"/>
+                <w:rFonts w:cstheme="minorHAnsi"/>
+                <w:spacing w:val="-1"/>
               </w:rPr>
             </w:pPr>
             <w:r>
@@ -1068,6 +1104,42 @@
               </w:rPr>
               <w:t xml:space="preserve"> Registry:</w:t>
             </w:r>
+          </w:p>
+          <w:p>
+            <w:pPr>
+              <w:pStyle w:val="TableParagraph"/>
+              <w:spacing w:line="267" w:lineRule="exact"/>
+              <w:ind w:left="97"/>
+              <w:rPr>
+                <w:rFonts w:eastAsia="Calibri" w:cstheme="minorHAnsi"/>
+              </w:rPr>
+            </w:pPr>
+            <w:sdt>
+              <w:sdtPr>
+                <w:rPr>
+                  <w:rFonts w:cstheme="minorHAnsi"/>
+                  <w:spacing w:val="-1"/>
+                </w:rPr>
+                <w:alias w:val="imo_number"/>
+                <w:tag w:val="imo_number"/>
+                <w:id w:val="1385364167"/>
+                <w:placeholder>
+                  <w:docPart w:val="DefaultPlaceholder_-1854013440"/>
+                </w:placeholder>
+                <w:text/>
+              </w:sdtPr>
+              <w:sdtContent>
+                <w:proofErr w:type="spellStart"/>
+                <w:r>
+                  <w:rPr>
+                    <w:rFonts w:cstheme="minorHAnsi"/>
+                    <w:spacing w:val="-1"/>
+                  </w:rPr>
+                  <w:t>imo_number</w:t>
+                </w:r>
+                <w:proofErr w:type="spellEnd"/>
+              </w:sdtContent>
+            </w:sdt>
           </w:p>
         </w:tc>
         <w:tc>
@@ -1087,7 +1159,8 @@
               <w:spacing w:line="267" w:lineRule="exact"/>
               <w:ind w:left="99"/>
               <w:rPr>
-                <w:rFonts w:eastAsia="Calibri" w:cstheme="minorHAnsi"/>
+                <w:rFonts w:cstheme="minorHAnsi"/>
+                <w:spacing w:val="-1"/>
               </w:rPr>
             </w:pPr>
             <w:r>
@@ -1112,6 +1185,40 @@
               <w:t>Tonnage:</w:t>
             </w:r>
           </w:p>
+          <w:sdt>
+            <w:sdtPr>
+              <w:rPr>
+                <w:rFonts w:eastAsia="Calibri" w:cstheme="minorHAnsi"/>
+              </w:rPr>
+              <w:alias w:val="gross_tonnage"/>
+              <w:tag w:val="gross_tonnage"/>
+              <w:id w:val="1867793756"/>
+              <w:placeholder>
+                <w:docPart w:val="DefaultPlaceholder_-1854013440"/>
+              </w:placeholder>
+              <w:text/>
+            </w:sdtPr>
+            <w:sdtContent>
+              <w:p>
+                <w:pPr>
+                  <w:pStyle w:val="TableParagraph"/>
+                  <w:spacing w:line="267" w:lineRule="exact"/>
+                  <w:ind w:left="99"/>
+                  <w:rPr>
+                    <w:rFonts w:eastAsia="Calibri" w:cstheme="minorHAnsi"/>
+                  </w:rPr>
+                </w:pPr>
+                <w:proofErr w:type="spellStart"/>
+                <w:r>
+                  <w:rPr>
+                    <w:rFonts w:eastAsia="Calibri" w:cstheme="minorHAnsi"/>
+                  </w:rPr>
+                  <w:t>gross_tonnage</w:t>
+                </w:r>
+                <w:proofErr w:type="spellEnd"/>
+              </w:p>
+            </w:sdtContent>
+          </w:sdt>
         </w:tc>
         <w:tc>
           <w:tcPr>
@@ -1130,7 +1237,8 @@
               <w:spacing w:line="267" w:lineRule="exact"/>
               <w:ind w:left="99"/>
               <w:rPr>
-                <w:rFonts w:eastAsia="Calibri" w:cstheme="minorHAnsi"/>
+                <w:rFonts w:cstheme="minorHAnsi"/>
+                <w:spacing w:val="-1"/>
               </w:rPr>
             </w:pPr>
             <w:r>
@@ -1168,6 +1276,40 @@
               <w:t>Laid:</w:t>
             </w:r>
           </w:p>
+          <w:sdt>
+            <w:sdtPr>
+              <w:rPr>
+                <w:rFonts w:eastAsia="Calibri" w:cstheme="minorHAnsi"/>
+              </w:rPr>
+              <w:alias w:val="gross_tonnage"/>
+              <w:tag w:val="gross_tonnage"/>
+              <w:id w:val="-1547060746"/>
+              <w:placeholder>
+                <w:docPart w:val="DefaultPlaceholder_-1854013440"/>
+              </w:placeholder>
+              <w:text/>
+            </w:sdtPr>
+            <w:sdtContent>
+              <w:p>
+                <w:pPr>
+                  <w:pStyle w:val="TableParagraph"/>
+                  <w:spacing w:line="267" w:lineRule="exact"/>
+                  <w:ind w:left="99"/>
+                  <w:rPr>
+                    <w:rFonts w:eastAsia="Calibri" w:cstheme="minorHAnsi"/>
+                  </w:rPr>
+                </w:pPr>
+                <w:proofErr w:type="spellStart"/>
+                <w:r>
+                  <w:rPr>
+                    <w:rFonts w:eastAsia="Calibri" w:cstheme="minorHAnsi"/>
+                  </w:rPr>
+                  <w:t>year_built</w:t>
+                </w:r>
+                <w:proofErr w:type="spellEnd"/>
+              </w:p>
+            </w:sdtContent>
+          </w:sdt>
         </w:tc>
       </w:tr>
       <w:tr>
@@ -1264,6 +1406,37 @@
               </w:rPr>
               <w:t xml:space="preserve"> Vessel:</w:t>
             </w:r>
+            <w:r>
+              <w:rPr>
+                <w:rFonts w:cstheme="minorHAnsi"/>
+                <w:spacing w:val="-1"/>
+              </w:rPr>
+              <w:br/>
+            </w:r>
+            <w:sdt>
+              <w:sdtPr>
+                <w:rPr>
+                  <w:rFonts w:eastAsia="Calibri" w:cstheme="minorHAnsi"/>
+                </w:rPr>
+                <w:alias w:val="ship_type"/>
+                <w:tag w:val="ship_type"/>
+                <w:id w:val="-522020665"/>
+                <w:placeholder>
+                  <w:docPart w:val="DefaultPlaceholder_-1854013440"/>
+                </w:placeholder>
+                <w:text/>
+              </w:sdtPr>
+              <w:sdtContent>
+                <w:proofErr w:type="spellStart"/>
+                <w:r>
+                  <w:rPr>
+                    <w:rFonts w:eastAsia="Calibri" w:cstheme="minorHAnsi"/>
+                  </w:rPr>
+                  <w:t>ship_type</w:t>
+                </w:r>
+                <w:proofErr w:type="spellEnd"/>
+              </w:sdtContent>
+            </w:sdt>
           </w:p>
         </w:tc>
         <w:tc>
@@ -2472,12 +2645,21 @@
                 <w:rFonts w:eastAsia="Calibri" w:cstheme="minorHAnsi"/>
               </w:rPr>
             </w:pPr>
-            <w:r>
-              <w:rPr>
-                <w:rFonts w:cstheme="minorHAnsi"/>
-                <w:spacing w:val="-1"/>
-              </w:rPr>
-              <w:t>Stbd:</w:t>
+            <w:proofErr w:type="spellStart"/>
+            <w:r>
+              <w:rPr>
+                <w:rFonts w:cstheme="minorHAnsi"/>
+                <w:spacing w:val="-1"/>
+              </w:rPr>
+              <w:t>Stbd</w:t>
+            </w:r>
+            <w:proofErr w:type="spellEnd"/>
+            <w:r>
+              <w:rPr>
+                <w:rFonts w:cstheme="minorHAnsi"/>
+                <w:spacing w:val="-1"/>
+              </w:rPr>
+              <w:t>:</w:t>
             </w:r>
           </w:p>
         </w:tc>
@@ -2977,13 +3159,12 @@
           <w:szCs w:val="2"/>
         </w:rPr>
         <w:pict w14:anchorId="3661CA64">
-          <v:group id="_x0000_s1212" style="width:144.75pt;height:.7pt;mso-position-horizontal-relative:char;mso-position-vertical-relative:line" coordsize="2895,14">
-            <v:group id="_x0000_s1213" style="position:absolute;left:7;top:7;width:2881;height:2" coordorigin="7,7" coordsize="2881,2">
-              <v:shape id="_x0000_s1214" style="position:absolute;left:7;top:7;width:2881;height:2" coordorigin="7,7" coordsize="2881,0" path="m7,7r2880,e" filled="f" strokeweight=".7pt">
+          <v:group id="_x0000_s2236" style="width:144.75pt;height:.7pt;mso-position-horizontal-relative:char;mso-position-vertical-relative:line" coordsize="2895,14">
+            <v:group id="_x0000_s2237" style="position:absolute;left:7;top:7;width:2881;height:2" coordorigin="7,7" coordsize="2881,2">
+              <v:shape id="_x0000_s2238" style="position:absolute;left:7;top:7;width:2881;height:2" coordorigin="7,7" coordsize="2881,0" path="m7,7r2880,e" filled="f" strokeweight=".7pt">
                 <v:path arrowok="t"/>
               </v:shape>
             </v:group>
-            <w10:wrap type="none"/>
             <w10:anchorlock/>
           </v:group>
         </w:pict>
@@ -3004,24 +3185,24 @@
           <w:rFonts w:cstheme="minorHAnsi"/>
         </w:rPr>
         <w:pict w14:anchorId="609E3FCF">
-          <v:group id="_x0000_s1203" style="position:absolute;left:0;text-align:left;margin-left:233.15pt;margin-top:-83.5pt;width:44.55pt;height:16.2pt;z-index:-41392;mso-position-horizontal-relative:page" coordorigin="4663,-1670" coordsize="891,324">
-            <v:group id="_x0000_s1210" style="position:absolute;left:4671;top:-1662;width:874;height:2" coordorigin="4671,-1662" coordsize="874,2">
-              <v:shape id="_x0000_s1211" style="position:absolute;left:4671;top:-1662;width:874;height:2" coordorigin="4671,-1662" coordsize="874,0" path="m4671,-1662r874,e" filled="f" strokeweight=".82pt">
+          <v:group id="_x0000_s2227" style="position:absolute;left:0;text-align:left;margin-left:233.15pt;margin-top:-83.5pt;width:44.55pt;height:16.2pt;z-index:-41392;mso-position-horizontal-relative:page" coordorigin="4663,-1670" coordsize="891,324">
+            <v:group id="_x0000_s2234" style="position:absolute;left:4671;top:-1662;width:874;height:2" coordorigin="4671,-1662" coordsize="874,2">
+              <v:shape id="_x0000_s2235" style="position:absolute;left:4671;top:-1662;width:874;height:2" coordorigin="4671,-1662" coordsize="874,0" path="m4671,-1662r874,e" filled="f" strokeweight=".82pt">
                 <v:path arrowok="t"/>
               </v:shape>
             </v:group>
-            <v:group id="_x0000_s1208" style="position:absolute;left:4679;top:-1655;width:2;height:293" coordorigin="4679,-1655" coordsize="2,293">
-              <v:shape id="_x0000_s1209" style="position:absolute;left:4679;top:-1655;width:2;height:293" coordorigin="4679,-1655" coordsize="0,293" path="m4679,-1655r,293e" filled="f" strokeweight=".82pt">
+            <v:group id="_x0000_s2232" style="position:absolute;left:4679;top:-1655;width:2;height:293" coordorigin="4679,-1655" coordsize="2,293">
+              <v:shape id="_x0000_s2233" style="position:absolute;left:4679;top:-1655;width:2;height:293" coordorigin="4679,-1655" coordsize="0,293" path="m4679,-1655r,293e" filled="f" strokeweight=".82pt">
                 <v:path arrowok="t"/>
               </v:shape>
             </v:group>
-            <v:group id="_x0000_s1206" style="position:absolute;left:5538;top:-1655;width:2;height:293" coordorigin="5538,-1655" coordsize="2,293">
-              <v:shape id="_x0000_s1207" style="position:absolute;left:5538;top:-1655;width:2;height:293" coordorigin="5538,-1655" coordsize="0,293" path="m5538,-1655r,293e" filled="f" strokeweight=".82pt">
+            <v:group id="_x0000_s2230" style="position:absolute;left:5538;top:-1655;width:2;height:293" coordorigin="5538,-1655" coordsize="2,293">
+              <v:shape id="_x0000_s2231" style="position:absolute;left:5538;top:-1655;width:2;height:293" coordorigin="5538,-1655" coordsize="0,293" path="m5538,-1655r,293e" filled="f" strokeweight=".82pt">
                 <v:path arrowok="t"/>
               </v:shape>
             </v:group>
-            <v:group id="_x0000_s1204" style="position:absolute;left:4671;top:-1355;width:874;height:2" coordorigin="4671,-1355" coordsize="874,2">
-              <v:shape id="_x0000_s1205" style="position:absolute;left:4671;top:-1355;width:874;height:2" coordorigin="4671,-1355" coordsize="874,0" path="m4671,-1355r874,e" filled="f" strokeweight=".82pt">
+            <v:group id="_x0000_s2228" style="position:absolute;left:4671;top:-1355;width:874;height:2" coordorigin="4671,-1355" coordsize="874,2">
+              <v:shape id="_x0000_s2229" style="position:absolute;left:4671;top:-1355;width:874;height:2" coordorigin="4671,-1355" coordsize="874,0" path="m4671,-1355r874,e" filled="f" strokeweight=".82pt">
                 <v:path arrowok="t"/>
               </v:shape>
             </v:group>
@@ -3034,24 +3215,24 @@
           <w:rFonts w:cstheme="minorHAnsi"/>
         </w:rPr>
         <w:pict w14:anchorId="3202CE1A">
-          <v:group id="_x0000_s1194" style="position:absolute;left:0;text-align:left;margin-left:481.4pt;margin-top:-83.5pt;width:47.65pt;height:16.2pt;z-index:-41368;mso-position-horizontal-relative:page" coordorigin="9628,-1670" coordsize="953,324">
-            <v:group id="_x0000_s1201" style="position:absolute;left:9636;top:-1662;width:936;height:2" coordorigin="9636,-1662" coordsize="936,2">
-              <v:shape id="_x0000_s1202" style="position:absolute;left:9636;top:-1662;width:936;height:2" coordorigin="9636,-1662" coordsize="936,0" path="m9636,-1662r936,e" filled="f" strokeweight=".82pt">
+          <v:group id="_x0000_s2218" style="position:absolute;left:0;text-align:left;margin-left:481.4pt;margin-top:-83.5pt;width:47.65pt;height:16.2pt;z-index:-41368;mso-position-horizontal-relative:page" coordorigin="9628,-1670" coordsize="953,324">
+            <v:group id="_x0000_s2225" style="position:absolute;left:9636;top:-1662;width:936;height:2" coordorigin="9636,-1662" coordsize="936,2">
+              <v:shape id="_x0000_s2226" style="position:absolute;left:9636;top:-1662;width:936;height:2" coordorigin="9636,-1662" coordsize="936,0" path="m9636,-1662r936,e" filled="f" strokeweight=".82pt">
                 <v:path arrowok="t"/>
               </v:shape>
             </v:group>
-            <v:group id="_x0000_s1199" style="position:absolute;left:9643;top:-1655;width:2;height:293" coordorigin="9643,-1655" coordsize="2,293">
-              <v:shape id="_x0000_s1200" style="position:absolute;left:9643;top:-1655;width:2;height:293" coordorigin="9643,-1655" coordsize="0,293" path="m9643,-1655r,293e" filled="f" strokeweight=".82pt">
+            <v:group id="_x0000_s2223" style="position:absolute;left:9643;top:-1655;width:2;height:293" coordorigin="9643,-1655" coordsize="2,293">
+              <v:shape id="_x0000_s2224" style="position:absolute;left:9643;top:-1655;width:2;height:293" coordorigin="9643,-1655" coordsize="0,293" path="m9643,-1655r,293e" filled="f" strokeweight=".82pt">
                 <v:path arrowok="t"/>
               </v:shape>
             </v:group>
-            <v:group id="_x0000_s1197" style="position:absolute;left:10565;top:-1655;width:2;height:293" coordorigin="10565,-1655" coordsize="2,293">
-              <v:shape id="_x0000_s1198" style="position:absolute;left:10565;top:-1655;width:2;height:293" coordorigin="10565,-1655" coordsize="0,293" path="m10565,-1655r,293e" filled="f" strokeweight=".82pt">
+            <v:group id="_x0000_s2221" style="position:absolute;left:10565;top:-1655;width:2;height:293" coordorigin="10565,-1655" coordsize="2,293">
+              <v:shape id="_x0000_s2222" style="position:absolute;left:10565;top:-1655;width:2;height:293" coordorigin="10565,-1655" coordsize="0,293" path="m10565,-1655r,293e" filled="f" strokeweight=".82pt">
                 <v:path arrowok="t"/>
               </v:shape>
             </v:group>
-            <v:group id="_x0000_s1195" style="position:absolute;left:9636;top:-1355;width:936;height:2" coordorigin="9636,-1355" coordsize="936,2">
-              <v:shape id="_x0000_s1196" style="position:absolute;left:9636;top:-1355;width:936;height:2" coordorigin="9636,-1355" coordsize="936,0" path="m9636,-1355r936,e" filled="f" strokeweight=".82pt">
+            <v:group id="_x0000_s2219" style="position:absolute;left:9636;top:-1355;width:936;height:2" coordorigin="9636,-1355" coordsize="936,2">
+              <v:shape id="_x0000_s2220" style="position:absolute;left:9636;top:-1355;width:936;height:2" coordorigin="9636,-1355" coordsize="936,0" path="m9636,-1355r936,e" filled="f" strokeweight=".82pt">
                 <v:path arrowok="t"/>
               </v:shape>
             </v:group>
@@ -3268,6 +3449,7 @@
         </w:rPr>
         <w:t xml:space="preserve"> </w:t>
       </w:r>
+      <w:proofErr w:type="gramStart"/>
       <w:r>
         <w:rPr>
           <w:rFonts w:eastAsia="Times New Roman" w:cstheme="minorHAnsi"/>
@@ -3278,6 +3460,7 @@
         </w:rPr>
         <w:t>five year</w:t>
       </w:r>
+      <w:proofErr w:type="gramEnd"/>
       <w:r>
         <w:rPr>
           <w:rFonts w:eastAsia="Times New Roman" w:cstheme="minorHAnsi"/>
@@ -3635,6 +3818,7 @@
         </w:rPr>
         <w:t xml:space="preserve"> </w:t>
       </w:r>
+      <w:proofErr w:type="gramStart"/>
       <w:r>
         <w:rPr>
           <w:rFonts w:eastAsia="Times New Roman" w:cstheme="minorHAnsi"/>
@@ -3664,6 +3848,7 @@
         </w:rPr>
         <w:t>year</w:t>
       </w:r>
+      <w:proofErr w:type="gramEnd"/>
       <w:r>
         <w:rPr>
           <w:rFonts w:eastAsia="Times New Roman" w:cstheme="minorHAnsi"/>
@@ -3716,24 +3901,24 @@
         </w:rPr>
         <w:lastRenderedPageBreak/>
         <w:pict w14:anchorId="30A9967C">
-          <v:group id="_x0000_s1185" style="position:absolute;margin-left:294.6pt;margin-top:106.75pt;width:35.4pt;height:16.7pt;z-index:-41296;mso-position-horizontal-relative:page;mso-position-vertical-relative:page" coordorigin="5892,2135" coordsize="708,334">
-            <v:group id="_x0000_s1192" style="position:absolute;left:5898;top:2141;width:696;height:2" coordorigin="5898,2141" coordsize="696,2">
-              <v:shape id="_x0000_s1193" style="position:absolute;left:5898;top:2141;width:696;height:2" coordorigin="5898,2141" coordsize="696,0" path="m5898,2141r696,e" filled="f" strokeweight=".58pt">
+          <v:group id="_x0000_s2209" style="position:absolute;margin-left:294.6pt;margin-top:106.75pt;width:35.4pt;height:16.7pt;z-index:-41296;mso-position-horizontal-relative:page;mso-position-vertical-relative:page" coordorigin="5892,2135" coordsize="708,334">
+            <v:group id="_x0000_s2216" style="position:absolute;left:5898;top:2141;width:696;height:2" coordorigin="5898,2141" coordsize="696,2">
+              <v:shape id="_x0000_s2217" style="position:absolute;left:5898;top:2141;width:696;height:2" coordorigin="5898,2141" coordsize="696,0" path="m5898,2141r696,e" filled="f" strokeweight=".58pt">
                 <v:path arrowok="t"/>
               </v:shape>
             </v:group>
-            <v:group id="_x0000_s1190" style="position:absolute;left:5903;top:2146;width:2;height:312" coordorigin="5903,2146" coordsize="2,312">
-              <v:shape id="_x0000_s1191" style="position:absolute;left:5903;top:2146;width:2;height:312" coordorigin="5903,2146" coordsize="0,312" path="m5903,2146r,312e" filled="f" strokeweight=".58pt">
+            <v:group id="_x0000_s2214" style="position:absolute;left:5903;top:2146;width:2;height:312" coordorigin="5903,2146" coordsize="2,312">
+              <v:shape id="_x0000_s2215" style="position:absolute;left:5903;top:2146;width:2;height:312" coordorigin="5903,2146" coordsize="0,312" path="m5903,2146r,312e" filled="f" strokeweight=".58pt">
                 <v:path arrowok="t"/>
               </v:shape>
             </v:group>
-            <v:group id="_x0000_s1188" style="position:absolute;left:6589;top:2146;width:2;height:312" coordorigin="6589,2146" coordsize="2,312">
-              <v:shape id="_x0000_s1189" style="position:absolute;left:6589;top:2146;width:2;height:312" coordorigin="6589,2146" coordsize="0,312" path="m6589,2146r,312e" filled="f" strokeweight=".58pt">
+            <v:group id="_x0000_s2212" style="position:absolute;left:6589;top:2146;width:2;height:312" coordorigin="6589,2146" coordsize="2,312">
+              <v:shape id="_x0000_s2213" style="position:absolute;left:6589;top:2146;width:2;height:312" coordorigin="6589,2146" coordsize="0,312" path="m6589,2146r,312e" filled="f" strokeweight=".58pt">
                 <v:path arrowok="t"/>
               </v:shape>
             </v:group>
-            <v:group id="_x0000_s1186" style="position:absolute;left:5898;top:2463;width:696;height:2" coordorigin="5898,2463" coordsize="696,2">
-              <v:shape id="_x0000_s1187" style="position:absolute;left:5898;top:2463;width:696;height:2" coordorigin="5898,2463" coordsize="696,0" path="m5898,2463r696,e" filled="f" strokeweight=".58pt">
+            <v:group id="_x0000_s2210" style="position:absolute;left:5898;top:2463;width:696;height:2" coordorigin="5898,2463" coordsize="696,2">
+              <v:shape id="_x0000_s2211" style="position:absolute;left:5898;top:2463;width:696;height:2" coordorigin="5898,2463" coordsize="696,0" path="m5898,2463r696,e" filled="f" strokeweight=".58pt">
                 <v:path arrowok="t"/>
               </v:shape>
             </v:group>
@@ -3746,24 +3931,24 @@
           <w:rFonts w:cstheme="minorHAnsi"/>
         </w:rPr>
         <w:pict w14:anchorId="74FEE11F">
-          <v:group id="_x0000_s1176" style="position:absolute;margin-left:294.6pt;margin-top:136.75pt;width:35.4pt;height:18pt;z-index:-41272;mso-position-horizontal-relative:page;mso-position-vertical-relative:page" coordorigin="5892,2735" coordsize="708,360">
-            <v:group id="_x0000_s1183" style="position:absolute;left:5898;top:2741;width:696;height:2" coordorigin="5898,2741" coordsize="696,2">
-              <v:shape id="_x0000_s1184" style="position:absolute;left:5898;top:2741;width:696;height:2" coordorigin="5898,2741" coordsize="696,0" path="m5898,2741r696,e" filled="f" strokeweight=".58pt">
+          <v:group id="_x0000_s2200" style="position:absolute;margin-left:294.6pt;margin-top:136.75pt;width:35.4pt;height:18pt;z-index:-41272;mso-position-horizontal-relative:page;mso-position-vertical-relative:page" coordorigin="5892,2735" coordsize="708,360">
+            <v:group id="_x0000_s2207" style="position:absolute;left:5898;top:2741;width:696;height:2" coordorigin="5898,2741" coordsize="696,2">
+              <v:shape id="_x0000_s2208" style="position:absolute;left:5898;top:2741;width:696;height:2" coordorigin="5898,2741" coordsize="696,0" path="m5898,2741r696,e" filled="f" strokeweight=".58pt">
                 <v:path arrowok="t"/>
               </v:shape>
             </v:group>
-            <v:group id="_x0000_s1181" style="position:absolute;left:5903;top:2746;width:2;height:339" coordorigin="5903,2746" coordsize="2,339">
-              <v:shape id="_x0000_s1182" style="position:absolute;left:5903;top:2746;width:2;height:339" coordorigin="5903,2746" coordsize="0,339" path="m5903,2746r,338e" filled="f" strokeweight=".58pt">
+            <v:group id="_x0000_s2205" style="position:absolute;left:5903;top:2746;width:2;height:339" coordorigin="5903,2746" coordsize="2,339">
+              <v:shape id="_x0000_s2206" style="position:absolute;left:5903;top:2746;width:2;height:339" coordorigin="5903,2746" coordsize="0,339" path="m5903,2746r,338e" filled="f" strokeweight=".58pt">
                 <v:path arrowok="t"/>
               </v:shape>
             </v:group>
-            <v:group id="_x0000_s1179" style="position:absolute;left:6589;top:2746;width:2;height:339" coordorigin="6589,2746" coordsize="2,339">
-              <v:shape id="_x0000_s1180" style="position:absolute;left:6589;top:2746;width:2;height:339" coordorigin="6589,2746" coordsize="0,339" path="m6589,2746r,338e" filled="f" strokeweight=".58pt">
+            <v:group id="_x0000_s2203" style="position:absolute;left:6589;top:2746;width:2;height:339" coordorigin="6589,2746" coordsize="2,339">
+              <v:shape id="_x0000_s2204" style="position:absolute;left:6589;top:2746;width:2;height:339" coordorigin="6589,2746" coordsize="0,339" path="m6589,2746r,338e" filled="f" strokeweight=".58pt">
                 <v:path arrowok="t"/>
               </v:shape>
             </v:group>
-            <v:group id="_x0000_s1177" style="position:absolute;left:5898;top:3089;width:696;height:2" coordorigin="5898,3089" coordsize="696,2">
-              <v:shape id="_x0000_s1178" style="position:absolute;left:5898;top:3089;width:696;height:2" coordorigin="5898,3089" coordsize="696,0" path="m5898,3089r696,e" filled="f" strokeweight=".58pt">
+            <v:group id="_x0000_s2201" style="position:absolute;left:5898;top:3089;width:696;height:2" coordorigin="5898,3089" coordsize="696,2">
+              <v:shape id="_x0000_s2202" style="position:absolute;left:5898;top:3089;width:696;height:2" coordorigin="5898,3089" coordsize="696,0" path="m5898,3089r696,e" filled="f" strokeweight=".58pt">
                 <v:path arrowok="t"/>
               </v:shape>
             </v:group>
@@ -3776,24 +3961,24 @@
           <w:rFonts w:cstheme="minorHAnsi"/>
         </w:rPr>
         <w:pict w14:anchorId="710F4670">
-          <v:group id="_x0000_s1167" style="position:absolute;margin-left:294.6pt;margin-top:168.1pt;width:35.4pt;height:18pt;z-index:-41248;mso-position-horizontal-relative:page;mso-position-vertical-relative:page" coordorigin="5892,3362" coordsize="708,360">
-            <v:group id="_x0000_s1174" style="position:absolute;left:5898;top:3368;width:696;height:2" coordorigin="5898,3368" coordsize="696,2">
-              <v:shape id="_x0000_s1175" style="position:absolute;left:5898;top:3368;width:696;height:2" coordorigin="5898,3368" coordsize="696,0" path="m5898,3368r696,e" filled="f" strokeweight=".58pt">
+          <v:group id="_x0000_s2191" style="position:absolute;margin-left:294.6pt;margin-top:168.1pt;width:35.4pt;height:18pt;z-index:-41248;mso-position-horizontal-relative:page;mso-position-vertical-relative:page" coordorigin="5892,3362" coordsize="708,360">
+            <v:group id="_x0000_s2198" style="position:absolute;left:5898;top:3368;width:696;height:2" coordorigin="5898,3368" coordsize="696,2">
+              <v:shape id="_x0000_s2199" style="position:absolute;left:5898;top:3368;width:696;height:2" coordorigin="5898,3368" coordsize="696,0" path="m5898,3368r696,e" filled="f" strokeweight=".58pt">
                 <v:path arrowok="t"/>
               </v:shape>
             </v:group>
-            <v:group id="_x0000_s1172" style="position:absolute;left:5903;top:3372;width:2;height:339" coordorigin="5903,3372" coordsize="2,339">
-              <v:shape id="_x0000_s1173" style="position:absolute;left:5903;top:3372;width:2;height:339" coordorigin="5903,3372" coordsize="0,339" path="m5903,3372r,339e" filled="f" strokeweight=".58pt">
+            <v:group id="_x0000_s2196" style="position:absolute;left:5903;top:3372;width:2;height:339" coordorigin="5903,3372" coordsize="2,339">
+              <v:shape id="_x0000_s2197" style="position:absolute;left:5903;top:3372;width:2;height:339" coordorigin="5903,3372" coordsize="0,339" path="m5903,3372r,339e" filled="f" strokeweight=".58pt">
                 <v:path arrowok="t"/>
               </v:shape>
             </v:group>
-            <v:group id="_x0000_s1170" style="position:absolute;left:6589;top:3372;width:2;height:339" coordorigin="6589,3372" coordsize="2,339">
-              <v:shape id="_x0000_s1171" style="position:absolute;left:6589;top:3372;width:2;height:339" coordorigin="6589,3372" coordsize="0,339" path="m6589,3372r,339e" filled="f" strokeweight=".58pt">
+            <v:group id="_x0000_s2194" style="position:absolute;left:6589;top:3372;width:2;height:339" coordorigin="6589,3372" coordsize="2,339">
+              <v:shape id="_x0000_s2195" style="position:absolute;left:6589;top:3372;width:2;height:339" coordorigin="6589,3372" coordsize="0,339" path="m6589,3372r,339e" filled="f" strokeweight=".58pt">
                 <v:path arrowok="t"/>
               </v:shape>
             </v:group>
-            <v:group id="_x0000_s1168" style="position:absolute;left:5898;top:3716;width:696;height:2" coordorigin="5898,3716" coordsize="696,2">
-              <v:shape id="_x0000_s1169" style="position:absolute;left:5898;top:3716;width:696;height:2" coordorigin="5898,3716" coordsize="696,0" path="m5898,3716r696,e" filled="f" strokeweight=".58pt">
+            <v:group id="_x0000_s2192" style="position:absolute;left:5898;top:3716;width:696;height:2" coordorigin="5898,3716" coordsize="696,2">
+              <v:shape id="_x0000_s2193" style="position:absolute;left:5898;top:3716;width:696;height:2" coordorigin="5898,3716" coordsize="696,0" path="m5898,3716r696,e" filled="f" strokeweight=".58pt">
                 <v:path arrowok="t"/>
               </v:shape>
             </v:group>
@@ -4243,15 +4428,32 @@
                 <w:rFonts w:cstheme="minorHAnsi"/>
                 <w:position w:val="12"/>
               </w:rPr>
-              <w:t xml:space="preserve">3=  </w:t>
-            </w:r>
-            <w:r>
-              <w:rPr>
-                <w:rFonts w:cstheme="minorHAnsi"/>
-                <w:spacing w:val="-1"/>
+              <w:t>3</w:t>
+            </w:r>
+            <w:proofErr w:type="gramStart"/>
+            <w:r>
+              <w:rPr>
+                <w:rFonts w:cstheme="minorHAnsi"/>
                 <w:position w:val="12"/>
               </w:rPr>
-              <w:t>Satisfactory*</w:t>
+              <w:t xml:space="preserve">=  </w:t>
+            </w:r>
+            <w:r>
+              <w:rPr>
+                <w:rFonts w:cstheme="minorHAnsi"/>
+                <w:spacing w:val="-1"/>
+                <w:position w:val="12"/>
+              </w:rPr>
+              <w:t>Satisfactory</w:t>
+            </w:r>
+            <w:proofErr w:type="gramEnd"/>
+            <w:r>
+              <w:rPr>
+                <w:rFonts w:cstheme="minorHAnsi"/>
+                <w:spacing w:val="-1"/>
+                <w:position w:val="12"/>
+              </w:rPr>
+              <w:t>*</w:t>
             </w:r>
             <w:r>
               <w:rPr>
@@ -4309,7 +4511,14 @@
               <w:rPr>
                 <w:rFonts w:eastAsia="Calibri" w:cstheme="minorHAnsi"/>
               </w:rPr>
-              <w:t xml:space="preserve">4=  </w:t>
+              <w:t>4</w:t>
+            </w:r>
+            <w:proofErr w:type="gramStart"/>
+            <w:r>
+              <w:rPr>
+                <w:rFonts w:eastAsia="Calibri" w:cstheme="minorHAnsi"/>
+              </w:rPr>
+              <w:t xml:space="preserve">=  </w:t>
             </w:r>
             <w:r>
               <w:rPr>
@@ -4318,6 +4527,7 @@
               </w:rPr>
               <w:t>Not</w:t>
             </w:r>
+            <w:proofErr w:type="gramEnd"/>
             <w:r>
               <w:rPr>
                 <w:rFonts w:eastAsia="Calibri" w:cstheme="minorHAnsi"/>
@@ -6348,14 +6558,25 @@
               </w:rPr>
               <w:t xml:space="preserve"> </w:t>
             </w:r>
-            <w:r>
-              <w:rPr>
-                <w:rFonts w:eastAsia="Calibri" w:cstheme="minorHAnsi"/>
-                <w:spacing w:val="-1"/>
-                <w:sz w:val="24"/>
-                <w:szCs w:val="24"/>
-              </w:rPr>
-              <w:t xml:space="preserve">bootop </w:t>
+            <w:proofErr w:type="spellStart"/>
+            <w:r>
+              <w:rPr>
+                <w:rFonts w:eastAsia="Calibri" w:cstheme="minorHAnsi"/>
+                <w:spacing w:val="-1"/>
+                <w:sz w:val="24"/>
+                <w:szCs w:val="24"/>
+              </w:rPr>
+              <w:t>bootop</w:t>
+            </w:r>
+            <w:proofErr w:type="spellEnd"/>
+            <w:r>
+              <w:rPr>
+                <w:rFonts w:eastAsia="Calibri" w:cstheme="minorHAnsi"/>
+                <w:spacing w:val="-1"/>
+                <w:sz w:val="24"/>
+                <w:szCs w:val="24"/>
+              </w:rPr>
+              <w:t xml:space="preserve"> </w:t>
             </w:r>
             <w:r>
               <w:rPr>
@@ -6997,7 +7218,27 @@
                 <w:sz w:val="24"/>
                 <w:szCs w:val="24"/>
               </w:rPr>
-              <w:t xml:space="preserve"> used:….………………….</w:t>
+              <w:t xml:space="preserve"> </w:t>
+            </w:r>
+            <w:proofErr w:type="gramStart"/>
+            <w:r>
+              <w:rPr>
+                <w:rFonts w:eastAsia="Calibri" w:cstheme="minorHAnsi"/>
+                <w:spacing w:val="-1"/>
+                <w:sz w:val="24"/>
+                <w:szCs w:val="24"/>
+              </w:rPr>
+              <w:t>used:…</w:t>
+            </w:r>
+            <w:proofErr w:type="gramEnd"/>
+            <w:r>
+              <w:rPr>
+                <w:rFonts w:eastAsia="Calibri" w:cstheme="minorHAnsi"/>
+                <w:spacing w:val="-1"/>
+                <w:sz w:val="24"/>
+                <w:szCs w:val="24"/>
+              </w:rPr>
+              <w:t>.………………….</w:t>
             </w:r>
           </w:p>
           <w:p>
@@ -7158,8 +7399,19 @@
                 <w:sz w:val="24"/>
                 <w:szCs w:val="24"/>
               </w:rPr>
-              <w:t>…………………..</w:t>
-            </w:r>
+              <w:t>………………</w:t>
+            </w:r>
+            <w:proofErr w:type="gramStart"/>
+            <w:r>
+              <w:rPr>
+                <w:rFonts w:eastAsia="Calibri" w:cstheme="minorHAnsi"/>
+                <w:spacing w:val="-1"/>
+                <w:sz w:val="24"/>
+                <w:szCs w:val="24"/>
+              </w:rPr>
+              <w:t>…..</w:t>
+            </w:r>
+            <w:proofErr w:type="gramEnd"/>
           </w:p>
         </w:tc>
         <w:tc>
@@ -7474,8 +7726,18 @@
                 <w:sz w:val="24"/>
                 <w:szCs w:val="24"/>
               </w:rPr>
-              <w:t>…………………..</w:t>
-            </w:r>
+              <w:t>………………</w:t>
+            </w:r>
+            <w:proofErr w:type="gramStart"/>
+            <w:r>
+              <w:rPr>
+                <w:rFonts w:eastAsia="Calibri" w:cstheme="minorHAnsi"/>
+                <w:sz w:val="24"/>
+                <w:szCs w:val="24"/>
+              </w:rPr>
+              <w:t>…..</w:t>
+            </w:r>
+            <w:proofErr w:type="gramEnd"/>
           </w:p>
           <w:p>
             <w:pPr>
@@ -7521,6 +7783,7 @@
               </w:rPr>
               <w:t xml:space="preserve"> </w:t>
             </w:r>
+            <w:proofErr w:type="gramStart"/>
             <w:r>
               <w:rPr>
                 <w:rFonts w:eastAsia="Calibri" w:cstheme="minorHAnsi"/>
@@ -7536,7 +7799,17 @@
                 <w:sz w:val="24"/>
                 <w:szCs w:val="24"/>
               </w:rPr>
-              <w:t>……...</w:t>
+              <w:t>…</w:t>
+            </w:r>
+            <w:proofErr w:type="gramEnd"/>
+            <w:r>
+              <w:rPr>
+                <w:rFonts w:eastAsia="Calibri" w:cstheme="minorHAnsi"/>
+                <w:spacing w:val="-1"/>
+                <w:sz w:val="24"/>
+                <w:szCs w:val="24"/>
+              </w:rPr>
+              <w:t>…...</w:t>
             </w:r>
             <w:r>
               <w:rPr>
@@ -7572,14 +7845,25 @@
               </w:rPr>
               <w:t xml:space="preserve"> </w:t>
             </w:r>
-            <w:r>
-              <w:rPr>
-                <w:rFonts w:eastAsia="Calibri" w:cstheme="minorHAnsi"/>
-                <w:spacing w:val="-1"/>
-                <w:sz w:val="24"/>
-                <w:szCs w:val="24"/>
-              </w:rPr>
-              <w:t>…..….</w:t>
+            <w:proofErr w:type="gramStart"/>
+            <w:r>
+              <w:rPr>
+                <w:rFonts w:eastAsia="Calibri" w:cstheme="minorHAnsi"/>
+                <w:spacing w:val="-1"/>
+                <w:sz w:val="24"/>
+                <w:szCs w:val="24"/>
+              </w:rPr>
+              <w:t>…..</w:t>
+            </w:r>
+            <w:proofErr w:type="gramEnd"/>
+            <w:r>
+              <w:rPr>
+                <w:rFonts w:eastAsia="Calibri" w:cstheme="minorHAnsi"/>
+                <w:spacing w:val="-1"/>
+                <w:sz w:val="24"/>
+                <w:szCs w:val="24"/>
+              </w:rPr>
+              <w:t>….</w:t>
             </w:r>
           </w:p>
           <w:p>
@@ -7717,8 +8001,19 @@
                 <w:sz w:val="24"/>
                 <w:szCs w:val="24"/>
               </w:rPr>
-              <w:t>……………….months</w:t>
-            </w:r>
+              <w:t>……………</w:t>
+            </w:r>
+            <w:proofErr w:type="gramStart"/>
+            <w:r>
+              <w:rPr>
+                <w:rFonts w:eastAsia="Calibri" w:cstheme="minorHAnsi"/>
+                <w:spacing w:val="-1"/>
+                <w:sz w:val="24"/>
+                <w:szCs w:val="24"/>
+              </w:rPr>
+              <w:t>….months</w:t>
+            </w:r>
+            <w:proofErr w:type="gramEnd"/>
           </w:p>
         </w:tc>
         <w:tc>
@@ -8504,13 +8799,12 @@
           <w:szCs w:val="2"/>
         </w:rPr>
         <w:pict w14:anchorId="2587E426">
-          <v:group id="_x0000_s1164" style="width:144.75pt;height:.7pt;mso-position-horizontal-relative:char;mso-position-vertical-relative:line" coordsize="2895,14">
-            <v:group id="_x0000_s1165" style="position:absolute;left:7;top:7;width:2881;height:2" coordorigin="7,7" coordsize="2881,2">
-              <v:shape id="_x0000_s1166" style="position:absolute;left:7;top:7;width:2881;height:2" coordorigin="7,7" coordsize="2881,0" path="m7,7r2880,e" filled="f" strokeweight=".7pt">
+          <v:group id="_x0000_s2188" style="width:144.75pt;height:.7pt;mso-position-horizontal-relative:char;mso-position-vertical-relative:line" coordsize="2895,14">
+            <v:group id="_x0000_s2189" style="position:absolute;left:7;top:7;width:2881;height:2" coordorigin="7,7" coordsize="2881,2">
+              <v:shape id="_x0000_s2190" style="position:absolute;left:7;top:7;width:2881;height:2" coordorigin="7,7" coordsize="2881,0" path="m7,7r2880,e" filled="f" strokeweight=".7pt">
                 <v:path arrowok="t"/>
               </v:shape>
             </v:group>
-            <w10:wrap type="none"/>
             <w10:anchorlock/>
           </v:group>
         </w:pict>
@@ -8641,24 +8935,24 @@
         </w:rPr>
         <w:lastRenderedPageBreak/>
         <w:pict w14:anchorId="69483DEC">
-          <v:group id="_x0000_s1155" style="position:absolute;margin-left:297.5pt;margin-top:621.9pt;width:30.35pt;height:17.15pt;z-index:-41200;mso-position-horizontal-relative:page;mso-position-vertical-relative:page" coordorigin="5950,12438" coordsize="607,343">
-            <v:group id="_x0000_s1162" style="position:absolute;left:5956;top:12444;width:596;height:2" coordorigin="5956,12444" coordsize="596,2">
-              <v:shape id="_x0000_s1163" style="position:absolute;left:5956;top:12444;width:596;height:2" coordorigin="5956,12444" coordsize="596,0" path="m5956,12444r595,e" filled="f" strokeweight=".58pt">
+          <v:group id="_x0000_s2179" style="position:absolute;margin-left:297.5pt;margin-top:621.9pt;width:30.35pt;height:17.15pt;z-index:-41200;mso-position-horizontal-relative:page;mso-position-vertical-relative:page" coordorigin="5950,12438" coordsize="607,343">
+            <v:group id="_x0000_s2186" style="position:absolute;left:5956;top:12444;width:596;height:2" coordorigin="5956,12444" coordsize="596,2">
+              <v:shape id="_x0000_s2187" style="position:absolute;left:5956;top:12444;width:596;height:2" coordorigin="5956,12444" coordsize="596,0" path="m5956,12444r595,e" filled="f" strokeweight=".58pt">
                 <v:path arrowok="t"/>
               </v:shape>
             </v:group>
-            <v:group id="_x0000_s1160" style="position:absolute;left:5961;top:12448;width:2;height:322" coordorigin="5961,12448" coordsize="2,322">
-              <v:shape id="_x0000_s1161" style="position:absolute;left:5961;top:12448;width:2;height:322" coordorigin="5961,12448" coordsize="0,322" path="m5961,12448r,322e" filled="f" strokeweight=".58pt">
+            <v:group id="_x0000_s2184" style="position:absolute;left:5961;top:12448;width:2;height:322" coordorigin="5961,12448" coordsize="2,322">
+              <v:shape id="_x0000_s2185" style="position:absolute;left:5961;top:12448;width:2;height:322" coordorigin="5961,12448" coordsize="0,322" path="m5961,12448r,322e" filled="f" strokeweight=".58pt">
                 <v:path arrowok="t"/>
               </v:shape>
             </v:group>
-            <v:group id="_x0000_s1158" style="position:absolute;left:6546;top:12448;width:2;height:322" coordorigin="6546,12448" coordsize="2,322">
-              <v:shape id="_x0000_s1159" style="position:absolute;left:6546;top:12448;width:2;height:322" coordorigin="6546,12448" coordsize="0,322" path="m6546,12448r,322e" filled="f" strokeweight=".58pt">
+            <v:group id="_x0000_s2182" style="position:absolute;left:6546;top:12448;width:2;height:322" coordorigin="6546,12448" coordsize="2,322">
+              <v:shape id="_x0000_s2183" style="position:absolute;left:6546;top:12448;width:2;height:322" coordorigin="6546,12448" coordsize="0,322" path="m6546,12448r,322e" filled="f" strokeweight=".58pt">
                 <v:path arrowok="t"/>
               </v:shape>
             </v:group>
-            <v:group id="_x0000_s1156" style="position:absolute;left:5956;top:12775;width:596;height:2" coordorigin="5956,12775" coordsize="596,2">
-              <v:shape id="_x0000_s1157" style="position:absolute;left:5956;top:12775;width:596;height:2" coordorigin="5956,12775" coordsize="596,0" path="m5956,12775r595,e" filled="f" strokeweight=".58pt">
+            <v:group id="_x0000_s2180" style="position:absolute;left:5956;top:12775;width:596;height:2" coordorigin="5956,12775" coordsize="596,2">
+              <v:shape id="_x0000_s2181" style="position:absolute;left:5956;top:12775;width:596;height:2" coordorigin="5956,12775" coordsize="596,0" path="m5956,12775r595,e" filled="f" strokeweight=".58pt">
                 <v:path arrowok="t"/>
               </v:shape>
             </v:group>
@@ -8671,24 +8965,24 @@
           <w:rFonts w:cstheme="minorHAnsi"/>
         </w:rPr>
         <w:pict w14:anchorId="137C88D0">
-          <v:group id="_x0000_s1146" style="position:absolute;margin-left:334.7pt;margin-top:621.9pt;width:32.5pt;height:17.15pt;z-index:-41176;mso-position-horizontal-relative:page;mso-position-vertical-relative:page" coordorigin="6694,12438" coordsize="650,343">
-            <v:group id="_x0000_s1153" style="position:absolute;left:6700;top:12444;width:639;height:2" coordorigin="6700,12444" coordsize="639,2">
-              <v:shape id="_x0000_s1154" style="position:absolute;left:6700;top:12444;width:639;height:2" coordorigin="6700,12444" coordsize="639,0" path="m6700,12444r638,e" filled="f" strokeweight=".58pt">
+          <v:group id="_x0000_s2170" style="position:absolute;margin-left:334.7pt;margin-top:621.9pt;width:32.5pt;height:17.15pt;z-index:-41176;mso-position-horizontal-relative:page;mso-position-vertical-relative:page" coordorigin="6694,12438" coordsize="650,343">
+            <v:group id="_x0000_s2177" style="position:absolute;left:6700;top:12444;width:639;height:2" coordorigin="6700,12444" coordsize="639,2">
+              <v:shape id="_x0000_s2178" style="position:absolute;left:6700;top:12444;width:639;height:2" coordorigin="6700,12444" coordsize="639,0" path="m6700,12444r638,e" filled="f" strokeweight=".58pt">
                 <v:path arrowok="t"/>
               </v:shape>
             </v:group>
-            <v:group id="_x0000_s1151" style="position:absolute;left:6705;top:12448;width:2;height:322" coordorigin="6705,12448" coordsize="2,322">
-              <v:shape id="_x0000_s1152" style="position:absolute;left:6705;top:12448;width:2;height:322" coordorigin="6705,12448" coordsize="0,322" path="m6705,12448r,322e" filled="f" strokeweight=".58pt">
+            <v:group id="_x0000_s2175" style="position:absolute;left:6705;top:12448;width:2;height:322" coordorigin="6705,12448" coordsize="2,322">
+              <v:shape id="_x0000_s2176" style="position:absolute;left:6705;top:12448;width:2;height:322" coordorigin="6705,12448" coordsize="0,322" path="m6705,12448r,322e" filled="f" strokeweight=".58pt">
                 <v:path arrowok="t"/>
               </v:shape>
             </v:group>
-            <v:group id="_x0000_s1149" style="position:absolute;left:7333;top:12448;width:2;height:322" coordorigin="7333,12448" coordsize="2,322">
-              <v:shape id="_x0000_s1150" style="position:absolute;left:7333;top:12448;width:2;height:322" coordorigin="7333,12448" coordsize="0,322" path="m7333,12448r,322e" filled="f" strokeweight=".58pt">
+            <v:group id="_x0000_s2173" style="position:absolute;left:7333;top:12448;width:2;height:322" coordorigin="7333,12448" coordsize="2,322">
+              <v:shape id="_x0000_s2174" style="position:absolute;left:7333;top:12448;width:2;height:322" coordorigin="7333,12448" coordsize="0,322" path="m7333,12448r,322e" filled="f" strokeweight=".58pt">
                 <v:path arrowok="t"/>
               </v:shape>
             </v:group>
-            <v:group id="_x0000_s1147" style="position:absolute;left:6700;top:12775;width:639;height:2" coordorigin="6700,12775" coordsize="639,2">
-              <v:shape id="_x0000_s1148" style="position:absolute;left:6700;top:12775;width:639;height:2" coordorigin="6700,12775" coordsize="639,0" path="m6700,12775r638,e" filled="f" strokeweight=".58pt">
+            <v:group id="_x0000_s2171" style="position:absolute;left:6700;top:12775;width:639;height:2" coordorigin="6700,12775" coordsize="639,2">
+              <v:shape id="_x0000_s2172" style="position:absolute;left:6700;top:12775;width:639;height:2" coordorigin="6700,12775" coordsize="639,0" path="m6700,12775r638,e" filled="f" strokeweight=".58pt">
                 <v:path arrowok="t"/>
               </v:shape>
             </v:group>
@@ -9759,6 +10053,7 @@
               </w:rPr>
               <w:t xml:space="preserve"> </w:t>
             </w:r>
+            <w:proofErr w:type="spellStart"/>
             <w:r>
               <w:rPr>
                 <w:rFonts w:cstheme="minorHAnsi"/>
@@ -9767,6 +10062,7 @@
               </w:rPr>
               <w:t>Weardown</w:t>
             </w:r>
+            <w:proofErr w:type="spellEnd"/>
           </w:p>
           <w:p>
             <w:pPr>
@@ -12310,6 +12606,7 @@
               </w:rPr>
               <w:t xml:space="preserve"> </w:t>
             </w:r>
+            <w:proofErr w:type="spellStart"/>
             <w:r>
               <w:rPr>
                 <w:rFonts w:cstheme="minorHAnsi"/>
@@ -12318,6 +12615,7 @@
               </w:rPr>
               <w:t>tanktops</w:t>
             </w:r>
+            <w:proofErr w:type="spellEnd"/>
           </w:p>
           <w:p>
             <w:pPr>
@@ -13943,13 +14241,12 @@
           <w:szCs w:val="2"/>
         </w:rPr>
         <w:pict w14:anchorId="342A0694">
-          <v:group id="_x0000_s1143" style="width:144.75pt;height:.7pt;mso-position-horizontal-relative:char;mso-position-vertical-relative:line" coordsize="2895,14">
-            <v:group id="_x0000_s1144" style="position:absolute;left:7;top:7;width:2881;height:2" coordorigin="7,7" coordsize="2881,2">
-              <v:shape id="_x0000_s1145" style="position:absolute;left:7;top:7;width:2881;height:2" coordorigin="7,7" coordsize="2881,0" path="m7,7r2880,e" filled="f" strokeweight=".7pt">
+          <v:group id="_x0000_s2167" style="width:144.75pt;height:.7pt;mso-position-horizontal-relative:char;mso-position-vertical-relative:line" coordsize="2895,14">
+            <v:group id="_x0000_s2168" style="position:absolute;left:7;top:7;width:2881;height:2" coordorigin="7,7" coordsize="2881,2">
+              <v:shape id="_x0000_s2169" style="position:absolute;left:7;top:7;width:2881;height:2" coordorigin="7,7" coordsize="2881,0" path="m7,7r2880,e" filled="f" strokeweight=".7pt">
                 <v:path arrowok="t"/>
               </v:shape>
             </v:group>
-            <w10:wrap type="none"/>
             <w10:anchorlock/>
           </v:group>
         </w:pict>
@@ -13970,24 +14267,24 @@
           <w:rFonts w:cstheme="minorHAnsi"/>
         </w:rPr>
         <w:pict w14:anchorId="4B4B335B">
-          <v:group id="_x0000_s1134" style="position:absolute;left:0;text-align:left;margin-left:297.5pt;margin-top:-92.65pt;width:30.35pt;height:14.5pt;z-index:-41152;mso-position-horizontal-relative:page" coordorigin="5950,-1853" coordsize="607,290">
-            <v:group id="_x0000_s1141" style="position:absolute;left:5956;top:-1847;width:596;height:2" coordorigin="5956,-1847" coordsize="596,2">
-              <v:shape id="_x0000_s1142" style="position:absolute;left:5956;top:-1847;width:596;height:2" coordorigin="5956,-1847" coordsize="596,0" path="m5956,-1847r595,e" filled="f" strokeweight=".58pt">
+          <v:group id="_x0000_s2158" style="position:absolute;left:0;text-align:left;margin-left:297.5pt;margin-top:-92.65pt;width:30.35pt;height:14.5pt;z-index:-41152;mso-position-horizontal-relative:page" coordorigin="5950,-1853" coordsize="607,290">
+            <v:group id="_x0000_s2165" style="position:absolute;left:5956;top:-1847;width:596;height:2" coordorigin="5956,-1847" coordsize="596,2">
+              <v:shape id="_x0000_s2166" style="position:absolute;left:5956;top:-1847;width:596;height:2" coordorigin="5956,-1847" coordsize="596,0" path="m5956,-1847r595,e" filled="f" strokeweight=".58pt">
                 <v:path arrowok="t"/>
               </v:shape>
             </v:group>
-            <v:group id="_x0000_s1139" style="position:absolute;left:5961;top:-1842;width:2;height:269" coordorigin="5961,-1842" coordsize="2,269">
-              <v:shape id="_x0000_s1140" style="position:absolute;left:5961;top:-1842;width:2;height:269" coordorigin="5961,-1842" coordsize="0,269" path="m5961,-1842r,268e" filled="f" strokeweight=".58pt">
+            <v:group id="_x0000_s2163" style="position:absolute;left:5961;top:-1842;width:2;height:269" coordorigin="5961,-1842" coordsize="2,269">
+              <v:shape id="_x0000_s2164" style="position:absolute;left:5961;top:-1842;width:2;height:269" coordorigin="5961,-1842" coordsize="0,269" path="m5961,-1842r,268e" filled="f" strokeweight=".58pt">
                 <v:path arrowok="t"/>
               </v:shape>
             </v:group>
-            <v:group id="_x0000_s1137" style="position:absolute;left:6546;top:-1842;width:2;height:269" coordorigin="6546,-1842" coordsize="2,269">
-              <v:shape id="_x0000_s1138" style="position:absolute;left:6546;top:-1842;width:2;height:269" coordorigin="6546,-1842" coordsize="0,269" path="m6546,-1842r,268e" filled="f" strokeweight=".58pt">
+            <v:group id="_x0000_s2161" style="position:absolute;left:6546;top:-1842;width:2;height:269" coordorigin="6546,-1842" coordsize="2,269">
+              <v:shape id="_x0000_s2162" style="position:absolute;left:6546;top:-1842;width:2;height:269" coordorigin="6546,-1842" coordsize="0,269" path="m6546,-1842r,268e" filled="f" strokeweight=".58pt">
                 <v:path arrowok="t"/>
               </v:shape>
             </v:group>
-            <v:group id="_x0000_s1135" style="position:absolute;left:5956;top:-1569;width:596;height:2" coordorigin="5956,-1569" coordsize="596,2">
-              <v:shape id="_x0000_s1136" style="position:absolute;left:5956;top:-1569;width:596;height:2" coordorigin="5956,-1569" coordsize="596,0" path="m5956,-1569r595,e" filled="f" strokeweight=".58pt">
+            <v:group id="_x0000_s2159" style="position:absolute;left:5956;top:-1569;width:596;height:2" coordorigin="5956,-1569" coordsize="596,2">
+              <v:shape id="_x0000_s2160" style="position:absolute;left:5956;top:-1569;width:596;height:2" coordorigin="5956,-1569" coordsize="596,0" path="m5956,-1569r595,e" filled="f" strokeweight=".58pt">
                 <v:path arrowok="t"/>
               </v:shape>
             </v:group>
@@ -14000,24 +14297,24 @@
           <w:rFonts w:cstheme="minorHAnsi"/>
         </w:rPr>
         <w:pict w14:anchorId="1EFE10DD">
-          <v:group id="_x0000_s1125" style="position:absolute;left:0;text-align:left;margin-left:334.7pt;margin-top:-92.65pt;width:32.5pt;height:14.5pt;z-index:-41128;mso-position-horizontal-relative:page" coordorigin="6694,-1853" coordsize="650,290">
-            <v:group id="_x0000_s1132" style="position:absolute;left:6700;top:-1847;width:639;height:2" coordorigin="6700,-1847" coordsize="639,2">
-              <v:shape id="_x0000_s1133" style="position:absolute;left:6700;top:-1847;width:639;height:2" coordorigin="6700,-1847" coordsize="639,0" path="m6700,-1847r638,e" filled="f" strokeweight=".58pt">
+          <v:group id="_x0000_s2149" style="position:absolute;left:0;text-align:left;margin-left:334.7pt;margin-top:-92.65pt;width:32.5pt;height:14.5pt;z-index:-41128;mso-position-horizontal-relative:page" coordorigin="6694,-1853" coordsize="650,290">
+            <v:group id="_x0000_s2156" style="position:absolute;left:6700;top:-1847;width:639;height:2" coordorigin="6700,-1847" coordsize="639,2">
+              <v:shape id="_x0000_s2157" style="position:absolute;left:6700;top:-1847;width:639;height:2" coordorigin="6700,-1847" coordsize="639,0" path="m6700,-1847r638,e" filled="f" strokeweight=".58pt">
                 <v:path arrowok="t"/>
               </v:shape>
             </v:group>
-            <v:group id="_x0000_s1130" style="position:absolute;left:6705;top:-1842;width:2;height:269" coordorigin="6705,-1842" coordsize="2,269">
-              <v:shape id="_x0000_s1131" style="position:absolute;left:6705;top:-1842;width:2;height:269" coordorigin="6705,-1842" coordsize="0,269" path="m6705,-1842r,268e" filled="f" strokeweight=".58pt">
+            <v:group id="_x0000_s2154" style="position:absolute;left:6705;top:-1842;width:2;height:269" coordorigin="6705,-1842" coordsize="2,269">
+              <v:shape id="_x0000_s2155" style="position:absolute;left:6705;top:-1842;width:2;height:269" coordorigin="6705,-1842" coordsize="0,269" path="m6705,-1842r,268e" filled="f" strokeweight=".58pt">
                 <v:path arrowok="t"/>
               </v:shape>
             </v:group>
-            <v:group id="_x0000_s1128" style="position:absolute;left:7333;top:-1842;width:2;height:269" coordorigin="7333,-1842" coordsize="2,269">
-              <v:shape id="_x0000_s1129" style="position:absolute;left:7333;top:-1842;width:2;height:269" coordorigin="7333,-1842" coordsize="0,269" path="m7333,-1842r,268e" filled="f" strokeweight=".58pt">
+            <v:group id="_x0000_s2152" style="position:absolute;left:7333;top:-1842;width:2;height:269" coordorigin="7333,-1842" coordsize="2,269">
+              <v:shape id="_x0000_s2153" style="position:absolute;left:7333;top:-1842;width:2;height:269" coordorigin="7333,-1842" coordsize="0,269" path="m7333,-1842r,268e" filled="f" strokeweight=".58pt">
                 <v:path arrowok="t"/>
               </v:shape>
             </v:group>
-            <v:group id="_x0000_s1126" style="position:absolute;left:6700;top:-1569;width:639;height:2" coordorigin="6700,-1569" coordsize="639,2">
-              <v:shape id="_x0000_s1127" style="position:absolute;left:6700;top:-1569;width:639;height:2" coordorigin="6700,-1569" coordsize="639,0" path="m6700,-1569r638,e" filled="f" strokeweight=".58pt">
+            <v:group id="_x0000_s2150" style="position:absolute;left:6700;top:-1569;width:639;height:2" coordorigin="6700,-1569" coordsize="639,2">
+              <v:shape id="_x0000_s2151" style="position:absolute;left:6700;top:-1569;width:639;height:2" coordorigin="6700,-1569" coordsize="639,0" path="m6700,-1569r638,e" filled="f" strokeweight=".58pt">
                 <v:path arrowok="t"/>
               </v:shape>
             </v:group>
@@ -14236,24 +14533,24 @@
         </w:rPr>
         <w:lastRenderedPageBreak/>
         <w:pict w14:anchorId="13D9A9DB">
-          <v:group id="_x0000_s1116" style="position:absolute;margin-left:398.1pt;margin-top:288.35pt;width:40.1pt;height:16.1pt;z-index:-40888;mso-position-horizontal-relative:page;mso-position-vertical-relative:page" coordorigin="7962,5767" coordsize="802,322">
-            <v:group id="_x0000_s1123" style="position:absolute;left:7968;top:5773;width:790;height:2" coordorigin="7968,5773" coordsize="790,2">
-              <v:shape id="_x0000_s1124" style="position:absolute;left:7968;top:5773;width:790;height:2" coordorigin="7968,5773" coordsize="790,0" path="m7968,5773r789,e" filled="f" strokeweight=".58pt">
+          <v:group id="_x0000_s2140" style="position:absolute;margin-left:398.1pt;margin-top:288.35pt;width:40.1pt;height:16.1pt;z-index:-40888;mso-position-horizontal-relative:page;mso-position-vertical-relative:page" coordorigin="7962,5767" coordsize="802,322">
+            <v:group id="_x0000_s2147" style="position:absolute;left:7968;top:5773;width:790;height:2" coordorigin="7968,5773" coordsize="790,2">
+              <v:shape id="_x0000_s2148" style="position:absolute;left:7968;top:5773;width:790;height:2" coordorigin="7968,5773" coordsize="790,0" path="m7968,5773r789,e" filled="f" strokeweight=".58pt">
                 <v:path arrowok="t"/>
               </v:shape>
             </v:group>
-            <v:group id="_x0000_s1121" style="position:absolute;left:7972;top:5778;width:2;height:300" coordorigin="7972,5778" coordsize="2,300">
-              <v:shape id="_x0000_s1122" style="position:absolute;left:7972;top:5778;width:2;height:300" coordorigin="7972,5778" coordsize="0,300" path="m7972,5778r,300e" filled="f" strokeweight=".58pt">
+            <v:group id="_x0000_s2145" style="position:absolute;left:7972;top:5778;width:2;height:300" coordorigin="7972,5778" coordsize="2,300">
+              <v:shape id="_x0000_s2146" style="position:absolute;left:7972;top:5778;width:2;height:300" coordorigin="7972,5778" coordsize="0,300" path="m7972,5778r,300e" filled="f" strokeweight=".58pt">
                 <v:path arrowok="t"/>
               </v:shape>
             </v:group>
-            <v:group id="_x0000_s1119" style="position:absolute;left:8752;top:5778;width:2;height:300" coordorigin="8752,5778" coordsize="2,300">
-              <v:shape id="_x0000_s1120" style="position:absolute;left:8752;top:5778;width:2;height:300" coordorigin="8752,5778" coordsize="0,300" path="m8752,5778r,300e" filled="f" strokeweight=".58pt">
+            <v:group id="_x0000_s2143" style="position:absolute;left:8752;top:5778;width:2;height:300" coordorigin="8752,5778" coordsize="2,300">
+              <v:shape id="_x0000_s2144" style="position:absolute;left:8752;top:5778;width:2;height:300" coordorigin="8752,5778" coordsize="0,300" path="m8752,5778r,300e" filled="f" strokeweight=".58pt">
                 <v:path arrowok="t"/>
               </v:shape>
             </v:group>
-            <v:group id="_x0000_s1117" style="position:absolute;left:7968;top:6083;width:790;height:2" coordorigin="7968,6083" coordsize="790,2">
-              <v:shape id="_x0000_s1118" style="position:absolute;left:7968;top:6083;width:790;height:2" coordorigin="7968,6083" coordsize="790,0" path="m7968,6083r789,e" filled="f" strokeweight=".58pt">
+            <v:group id="_x0000_s2141" style="position:absolute;left:7968;top:6083;width:790;height:2" coordorigin="7968,6083" coordsize="790,2">
+              <v:shape id="_x0000_s2142" style="position:absolute;left:7968;top:6083;width:790;height:2" coordorigin="7968,6083" coordsize="790,0" path="m7968,6083r789,e" filled="f" strokeweight=".58pt">
                 <v:path arrowok="t"/>
               </v:shape>
             </v:group>
@@ -14266,24 +14563,24 @@
           <w:rFonts w:cstheme="minorHAnsi"/>
         </w:rPr>
         <w:pict w14:anchorId="2055F98C">
-          <v:group id="_x0000_s1107" style="position:absolute;margin-left:471.9pt;margin-top:288.35pt;width:39.4pt;height:16.1pt;z-index:-40864;mso-position-horizontal-relative:page;mso-position-vertical-relative:page" coordorigin="9438,5767" coordsize="788,322">
-            <v:group id="_x0000_s1114" style="position:absolute;left:9444;top:5773;width:776;height:2" coordorigin="9444,5773" coordsize="776,2">
-              <v:shape id="_x0000_s1115" style="position:absolute;left:9444;top:5773;width:776;height:2" coordorigin="9444,5773" coordsize="776,0" path="m9444,5773r775,e" filled="f" strokeweight=".58pt">
+          <v:group id="_x0000_s2131" style="position:absolute;margin-left:471.9pt;margin-top:288.35pt;width:39.4pt;height:16.1pt;z-index:-40864;mso-position-horizontal-relative:page;mso-position-vertical-relative:page" coordorigin="9438,5767" coordsize="788,322">
+            <v:group id="_x0000_s2138" style="position:absolute;left:9444;top:5773;width:776;height:2" coordorigin="9444,5773" coordsize="776,2">
+              <v:shape id="_x0000_s2139" style="position:absolute;left:9444;top:5773;width:776;height:2" coordorigin="9444,5773" coordsize="776,0" path="m9444,5773r775,e" filled="f" strokeweight=".58pt">
                 <v:path arrowok="t"/>
               </v:shape>
             </v:group>
-            <v:group id="_x0000_s1112" style="position:absolute;left:9448;top:5778;width:2;height:300" coordorigin="9448,5778" coordsize="2,300">
-              <v:shape id="_x0000_s1113" style="position:absolute;left:9448;top:5778;width:2;height:300" coordorigin="9448,5778" coordsize="0,300" path="m9448,5778r,300e" filled="f" strokeweight=".58pt">
+            <v:group id="_x0000_s2136" style="position:absolute;left:9448;top:5778;width:2;height:300" coordorigin="9448,5778" coordsize="2,300">
+              <v:shape id="_x0000_s2137" style="position:absolute;left:9448;top:5778;width:2;height:300" coordorigin="9448,5778" coordsize="0,300" path="m9448,5778r,300e" filled="f" strokeweight=".58pt">
                 <v:path arrowok="t"/>
               </v:shape>
             </v:group>
-            <v:group id="_x0000_s1110" style="position:absolute;left:10214;top:5778;width:2;height:300" coordorigin="10214,5778" coordsize="2,300">
-              <v:shape id="_x0000_s1111" style="position:absolute;left:10214;top:5778;width:2;height:300" coordorigin="10214,5778" coordsize="0,300" path="m10214,5778r,300e" filled="f" strokeweight=".58pt">
+            <v:group id="_x0000_s2134" style="position:absolute;left:10214;top:5778;width:2;height:300" coordorigin="10214,5778" coordsize="2,300">
+              <v:shape id="_x0000_s2135" style="position:absolute;left:10214;top:5778;width:2;height:300" coordorigin="10214,5778" coordsize="0,300" path="m10214,5778r,300e" filled="f" strokeweight=".58pt">
                 <v:path arrowok="t"/>
               </v:shape>
             </v:group>
-            <v:group id="_x0000_s1108" style="position:absolute;left:9444;top:6083;width:776;height:2" coordorigin="9444,6083" coordsize="776,2">
-              <v:shape id="_x0000_s1109" style="position:absolute;left:9444;top:6083;width:776;height:2" coordorigin="9444,6083" coordsize="776,0" path="m9444,6083r775,e" filled="f" strokeweight=".58pt">
+            <v:group id="_x0000_s2132" style="position:absolute;left:9444;top:6083;width:776;height:2" coordorigin="9444,6083" coordsize="776,2">
+              <v:shape id="_x0000_s2133" style="position:absolute;left:9444;top:6083;width:776;height:2" coordorigin="9444,6083" coordsize="776,0" path="m9444,6083r775,e" filled="f" strokeweight=".58pt">
                 <v:path arrowok="t"/>
               </v:shape>
             </v:group>
@@ -14296,24 +14593,24 @@
           <w:rFonts w:cstheme="minorHAnsi"/>
         </w:rPr>
         <w:pict w14:anchorId="1D53322C">
-          <v:group id="_x0000_s1098" style="position:absolute;margin-left:398.1pt;margin-top:322.3pt;width:40.1pt;height:19.2pt;z-index:-40840;mso-position-horizontal-relative:page;mso-position-vertical-relative:page" coordorigin="7962,6446" coordsize="802,384">
-            <v:group id="_x0000_s1105" style="position:absolute;left:7968;top:6452;width:790;height:2" coordorigin="7968,6452" coordsize="790,2">
-              <v:shape id="_x0000_s1106" style="position:absolute;left:7968;top:6452;width:790;height:2" coordorigin="7968,6452" coordsize="790,0" path="m7968,6452r789,e" filled="f" strokeweight=".58pt">
+          <v:group id="_x0000_s2122" style="position:absolute;margin-left:398.1pt;margin-top:322.3pt;width:40.1pt;height:19.2pt;z-index:-40840;mso-position-horizontal-relative:page;mso-position-vertical-relative:page" coordorigin="7962,6446" coordsize="802,384">
+            <v:group id="_x0000_s2129" style="position:absolute;left:7968;top:6452;width:790;height:2" coordorigin="7968,6452" coordsize="790,2">
+              <v:shape id="_x0000_s2130" style="position:absolute;left:7968;top:6452;width:790;height:2" coordorigin="7968,6452" coordsize="790,0" path="m7968,6452r789,e" filled="f" strokeweight=".58pt">
                 <v:path arrowok="t"/>
               </v:shape>
             </v:group>
-            <v:group id="_x0000_s1103" style="position:absolute;left:7972;top:6457;width:2;height:363" coordorigin="7972,6457" coordsize="2,363">
-              <v:shape id="_x0000_s1104" style="position:absolute;left:7972;top:6457;width:2;height:363" coordorigin="7972,6457" coordsize="0,363" path="m7972,6457r,362e" filled="f" strokeweight=".58pt">
+            <v:group id="_x0000_s2127" style="position:absolute;left:7972;top:6457;width:2;height:363" coordorigin="7972,6457" coordsize="2,363">
+              <v:shape id="_x0000_s2128" style="position:absolute;left:7972;top:6457;width:2;height:363" coordorigin="7972,6457" coordsize="0,363" path="m7972,6457r,362e" filled="f" strokeweight=".58pt">
                 <v:path arrowok="t"/>
               </v:shape>
             </v:group>
-            <v:group id="_x0000_s1101" style="position:absolute;left:8752;top:6457;width:2;height:363" coordorigin="8752,6457" coordsize="2,363">
-              <v:shape id="_x0000_s1102" style="position:absolute;left:8752;top:6457;width:2;height:363" coordorigin="8752,6457" coordsize="0,363" path="m8752,6457r,362e" filled="f" strokeweight=".58pt">
+            <v:group id="_x0000_s2125" style="position:absolute;left:8752;top:6457;width:2;height:363" coordorigin="8752,6457" coordsize="2,363">
+              <v:shape id="_x0000_s2126" style="position:absolute;left:8752;top:6457;width:2;height:363" coordorigin="8752,6457" coordsize="0,363" path="m8752,6457r,362e" filled="f" strokeweight=".58pt">
                 <v:path arrowok="t"/>
               </v:shape>
             </v:group>
-            <v:group id="_x0000_s1099" style="position:absolute;left:7968;top:6824;width:790;height:2" coordorigin="7968,6824" coordsize="790,2">
-              <v:shape id="_x0000_s1100" style="position:absolute;left:7968;top:6824;width:790;height:2" coordorigin="7968,6824" coordsize="790,0" path="m7968,6824r789,e" filled="f" strokeweight=".58pt">
+            <v:group id="_x0000_s2123" style="position:absolute;left:7968;top:6824;width:790;height:2" coordorigin="7968,6824" coordsize="790,2">
+              <v:shape id="_x0000_s2124" style="position:absolute;left:7968;top:6824;width:790;height:2" coordorigin="7968,6824" coordsize="790,0" path="m7968,6824r789,e" filled="f" strokeweight=".58pt">
                 <v:path arrowok="t"/>
               </v:shape>
             </v:group>
@@ -14326,24 +14623,24 @@
           <w:rFonts w:cstheme="minorHAnsi"/>
         </w:rPr>
         <w:pict w14:anchorId="1BB8924F">
-          <v:group id="_x0000_s1089" style="position:absolute;margin-left:471.9pt;margin-top:322.3pt;width:39.4pt;height:19.2pt;z-index:-40816;mso-position-horizontal-relative:page;mso-position-vertical-relative:page" coordorigin="9438,6446" coordsize="788,384">
-            <v:group id="_x0000_s1096" style="position:absolute;left:9444;top:6452;width:776;height:2" coordorigin="9444,6452" coordsize="776,2">
-              <v:shape id="_x0000_s1097" style="position:absolute;left:9444;top:6452;width:776;height:2" coordorigin="9444,6452" coordsize="776,0" path="m9444,6452r775,e" filled="f" strokeweight=".58pt">
+          <v:group id="_x0000_s2113" style="position:absolute;margin-left:471.9pt;margin-top:322.3pt;width:39.4pt;height:19.2pt;z-index:-40816;mso-position-horizontal-relative:page;mso-position-vertical-relative:page" coordorigin="9438,6446" coordsize="788,384">
+            <v:group id="_x0000_s2120" style="position:absolute;left:9444;top:6452;width:776;height:2" coordorigin="9444,6452" coordsize="776,2">
+              <v:shape id="_x0000_s2121" style="position:absolute;left:9444;top:6452;width:776;height:2" coordorigin="9444,6452" coordsize="776,0" path="m9444,6452r775,e" filled="f" strokeweight=".58pt">
                 <v:path arrowok="t"/>
               </v:shape>
             </v:group>
-            <v:group id="_x0000_s1094" style="position:absolute;left:9448;top:6457;width:2;height:363" coordorigin="9448,6457" coordsize="2,363">
-              <v:shape id="_x0000_s1095" style="position:absolute;left:9448;top:6457;width:2;height:363" coordorigin="9448,6457" coordsize="0,363" path="m9448,6457r,362e" filled="f" strokeweight=".58pt">
+            <v:group id="_x0000_s2118" style="position:absolute;left:9448;top:6457;width:2;height:363" coordorigin="9448,6457" coordsize="2,363">
+              <v:shape id="_x0000_s2119" style="position:absolute;left:9448;top:6457;width:2;height:363" coordorigin="9448,6457" coordsize="0,363" path="m9448,6457r,362e" filled="f" strokeweight=".58pt">
                 <v:path arrowok="t"/>
               </v:shape>
             </v:group>
-            <v:group id="_x0000_s1092" style="position:absolute;left:10214;top:6457;width:2;height:363" coordorigin="10214,6457" coordsize="2,363">
-              <v:shape id="_x0000_s1093" style="position:absolute;left:10214;top:6457;width:2;height:363" coordorigin="10214,6457" coordsize="0,363" path="m10214,6457r,362e" filled="f" strokeweight=".58pt">
+            <v:group id="_x0000_s2116" style="position:absolute;left:10214;top:6457;width:2;height:363" coordorigin="10214,6457" coordsize="2,363">
+              <v:shape id="_x0000_s2117" style="position:absolute;left:10214;top:6457;width:2;height:363" coordorigin="10214,6457" coordsize="0,363" path="m10214,6457r,362e" filled="f" strokeweight=".58pt">
                 <v:path arrowok="t"/>
               </v:shape>
             </v:group>
-            <v:group id="_x0000_s1090" style="position:absolute;left:9444;top:6824;width:776;height:2" coordorigin="9444,6824" coordsize="776,2">
-              <v:shape id="_x0000_s1091" style="position:absolute;left:9444;top:6824;width:776;height:2" coordorigin="9444,6824" coordsize="776,0" path="m9444,6824r775,e" filled="f" strokeweight=".58pt">
+            <v:group id="_x0000_s2114" style="position:absolute;left:9444;top:6824;width:776;height:2" coordorigin="9444,6824" coordsize="776,2">
+              <v:shape id="_x0000_s2115" style="position:absolute;left:9444;top:6824;width:776;height:2" coordorigin="9444,6824" coordsize="776,0" path="m9444,6824r775,e" filled="f" strokeweight=".58pt">
                 <v:path arrowok="t"/>
               </v:shape>
             </v:group>
@@ -14356,24 +14653,24 @@
           <w:rFonts w:cstheme="minorHAnsi"/>
         </w:rPr>
         <w:pict w14:anchorId="12D1AFC0">
-          <v:group id="_x0000_s1080" style="position:absolute;margin-left:398.1pt;margin-top:356.05pt;width:40.1pt;height:16.1pt;z-index:-40792;mso-position-horizontal-relative:page;mso-position-vertical-relative:page" coordorigin="7962,7121" coordsize="802,322">
-            <v:group id="_x0000_s1087" style="position:absolute;left:7968;top:7127;width:790;height:2" coordorigin="7968,7127" coordsize="790,2">
-              <v:shape id="_x0000_s1088" style="position:absolute;left:7968;top:7127;width:790;height:2" coordorigin="7968,7127" coordsize="790,0" path="m7968,7127r789,e" filled="f" strokeweight=".58pt">
+          <v:group id="_x0000_s2104" style="position:absolute;margin-left:398.1pt;margin-top:356.05pt;width:40.1pt;height:16.1pt;z-index:-40792;mso-position-horizontal-relative:page;mso-position-vertical-relative:page" coordorigin="7962,7121" coordsize="802,322">
+            <v:group id="_x0000_s2111" style="position:absolute;left:7968;top:7127;width:790;height:2" coordorigin="7968,7127" coordsize="790,2">
+              <v:shape id="_x0000_s2112" style="position:absolute;left:7968;top:7127;width:790;height:2" coordorigin="7968,7127" coordsize="790,0" path="m7968,7127r789,e" filled="f" strokeweight=".58pt">
                 <v:path arrowok="t"/>
               </v:shape>
             </v:group>
-            <v:group id="_x0000_s1085" style="position:absolute;left:7972;top:7131;width:2;height:300" coordorigin="7972,7131" coordsize="2,300">
-              <v:shape id="_x0000_s1086" style="position:absolute;left:7972;top:7131;width:2;height:300" coordorigin="7972,7131" coordsize="0,300" path="m7972,7131r,300e" filled="f" strokeweight=".58pt">
+            <v:group id="_x0000_s2109" style="position:absolute;left:7972;top:7131;width:2;height:300" coordorigin="7972,7131" coordsize="2,300">
+              <v:shape id="_x0000_s2110" style="position:absolute;left:7972;top:7131;width:2;height:300" coordorigin="7972,7131" coordsize="0,300" path="m7972,7131r,300e" filled="f" strokeweight=".58pt">
                 <v:path arrowok="t"/>
               </v:shape>
             </v:group>
-            <v:group id="_x0000_s1083" style="position:absolute;left:8752;top:7131;width:2;height:300" coordorigin="8752,7131" coordsize="2,300">
-              <v:shape id="_x0000_s1084" style="position:absolute;left:8752;top:7131;width:2;height:300" coordorigin="8752,7131" coordsize="0,300" path="m8752,7131r,300e" filled="f" strokeweight=".58pt">
+            <v:group id="_x0000_s2107" style="position:absolute;left:8752;top:7131;width:2;height:300" coordorigin="8752,7131" coordsize="2,300">
+              <v:shape id="_x0000_s2108" style="position:absolute;left:8752;top:7131;width:2;height:300" coordorigin="8752,7131" coordsize="0,300" path="m8752,7131r,300e" filled="f" strokeweight=".58pt">
                 <v:path arrowok="t"/>
               </v:shape>
             </v:group>
-            <v:group id="_x0000_s1081" style="position:absolute;left:7968;top:7436;width:790;height:2" coordorigin="7968,7436" coordsize="790,2">
-              <v:shape id="_x0000_s1082" style="position:absolute;left:7968;top:7436;width:790;height:2" coordorigin="7968,7436" coordsize="790,0" path="m7968,7436r789,e" filled="f" strokeweight=".58pt">
+            <v:group id="_x0000_s2105" style="position:absolute;left:7968;top:7436;width:790;height:2" coordorigin="7968,7436" coordsize="790,2">
+              <v:shape id="_x0000_s2106" style="position:absolute;left:7968;top:7436;width:790;height:2" coordorigin="7968,7436" coordsize="790,0" path="m7968,7436r789,e" filled="f" strokeweight=".58pt">
                 <v:path arrowok="t"/>
               </v:shape>
             </v:group>
@@ -14386,24 +14683,24 @@
           <w:rFonts w:cstheme="minorHAnsi"/>
         </w:rPr>
         <w:pict w14:anchorId="1150246E">
-          <v:group id="_x0000_s1071" style="position:absolute;margin-left:471.9pt;margin-top:356.05pt;width:39.4pt;height:16.1pt;z-index:-40768;mso-position-horizontal-relative:page;mso-position-vertical-relative:page" coordorigin="9438,7121" coordsize="788,322">
-            <v:group id="_x0000_s1078" style="position:absolute;left:9444;top:7127;width:776;height:2" coordorigin="9444,7127" coordsize="776,2">
-              <v:shape id="_x0000_s1079" style="position:absolute;left:9444;top:7127;width:776;height:2" coordorigin="9444,7127" coordsize="776,0" path="m9444,7127r775,e" filled="f" strokeweight=".58pt">
+          <v:group id="_x0000_s2095" style="position:absolute;margin-left:471.9pt;margin-top:356.05pt;width:39.4pt;height:16.1pt;z-index:-40768;mso-position-horizontal-relative:page;mso-position-vertical-relative:page" coordorigin="9438,7121" coordsize="788,322">
+            <v:group id="_x0000_s2102" style="position:absolute;left:9444;top:7127;width:776;height:2" coordorigin="9444,7127" coordsize="776,2">
+              <v:shape id="_x0000_s2103" style="position:absolute;left:9444;top:7127;width:776;height:2" coordorigin="9444,7127" coordsize="776,0" path="m9444,7127r775,e" filled="f" strokeweight=".58pt">
                 <v:path arrowok="t"/>
               </v:shape>
             </v:group>
-            <v:group id="_x0000_s1076" style="position:absolute;left:9448;top:7131;width:2;height:300" coordorigin="9448,7131" coordsize="2,300">
-              <v:shape id="_x0000_s1077" style="position:absolute;left:9448;top:7131;width:2;height:300" coordorigin="9448,7131" coordsize="0,300" path="m9448,7131r,300e" filled="f" strokeweight=".58pt">
+            <v:group id="_x0000_s2100" style="position:absolute;left:9448;top:7131;width:2;height:300" coordorigin="9448,7131" coordsize="2,300">
+              <v:shape id="_x0000_s2101" style="position:absolute;left:9448;top:7131;width:2;height:300" coordorigin="9448,7131" coordsize="0,300" path="m9448,7131r,300e" filled="f" strokeweight=".58pt">
                 <v:path arrowok="t"/>
               </v:shape>
             </v:group>
-            <v:group id="_x0000_s1074" style="position:absolute;left:10214;top:7131;width:2;height:300" coordorigin="10214,7131" coordsize="2,300">
-              <v:shape id="_x0000_s1075" style="position:absolute;left:10214;top:7131;width:2;height:300" coordorigin="10214,7131" coordsize="0,300" path="m10214,7131r,300e" filled="f" strokeweight=".58pt">
+            <v:group id="_x0000_s2098" style="position:absolute;left:10214;top:7131;width:2;height:300" coordorigin="10214,7131" coordsize="2,300">
+              <v:shape id="_x0000_s2099" style="position:absolute;left:10214;top:7131;width:2;height:300" coordorigin="10214,7131" coordsize="0,300" path="m10214,7131r,300e" filled="f" strokeweight=".58pt">
                 <v:path arrowok="t"/>
               </v:shape>
             </v:group>
-            <v:group id="_x0000_s1072" style="position:absolute;left:9444;top:7436;width:776;height:2" coordorigin="9444,7436" coordsize="776,2">
-              <v:shape id="_x0000_s1073" style="position:absolute;left:9444;top:7436;width:776;height:2" coordorigin="9444,7436" coordsize="776,0" path="m9444,7436r775,e" filled="f" strokeweight=".58pt">
+            <v:group id="_x0000_s2096" style="position:absolute;left:9444;top:7436;width:776;height:2" coordorigin="9444,7436" coordsize="776,2">
+              <v:shape id="_x0000_s2097" style="position:absolute;left:9444;top:7436;width:776;height:2" coordorigin="9444,7436" coordsize="776,0" path="m9444,7436r775,e" filled="f" strokeweight=".58pt">
                 <v:path arrowok="t"/>
               </v:shape>
             </v:group>
@@ -16574,6 +16871,7 @@
               </w:rPr>
               <w:t xml:space="preserve"> </w:t>
             </w:r>
+            <w:proofErr w:type="gramStart"/>
             <w:r>
               <w:rPr>
                 <w:rFonts w:cstheme="minorHAnsi"/>
@@ -16596,6 +16894,7 @@
               </w:rPr>
               <w:t>year</w:t>
             </w:r>
+            <w:proofErr w:type="gramEnd"/>
             <w:r>
               <w:rPr>
                 <w:rFonts w:cstheme="minorHAnsi"/>
@@ -17005,24 +17304,24 @@
           <w:rFonts w:cstheme="minorHAnsi"/>
         </w:rPr>
         <w:pict w14:anchorId="4A9254F8">
-          <v:group id="_x0000_s1062" style="position:absolute;left:0;text-align:left;margin-left:184.1pt;margin-top:-72.95pt;width:38.15pt;height:15.7pt;z-index:-40744;mso-position-horizontal-relative:page" coordorigin="3682,-1459" coordsize="763,314">
-            <v:group id="_x0000_s1069" style="position:absolute;left:3687;top:-1453;width:752;height:2" coordorigin="3687,-1453" coordsize="752,2">
-              <v:shape id="_x0000_s1070" style="position:absolute;left:3687;top:-1453;width:752;height:2" coordorigin="3687,-1453" coordsize="752,0" path="m3687,-1453r752,e" filled="f" strokeweight=".58pt">
+          <v:group id="_x0000_s2086" style="position:absolute;left:0;text-align:left;margin-left:184.1pt;margin-top:-72.95pt;width:38.15pt;height:15.7pt;z-index:-40744;mso-position-horizontal-relative:page" coordorigin="3682,-1459" coordsize="763,314">
+            <v:group id="_x0000_s2093" style="position:absolute;left:3687;top:-1453;width:752;height:2" coordorigin="3687,-1453" coordsize="752,2">
+              <v:shape id="_x0000_s2094" style="position:absolute;left:3687;top:-1453;width:752;height:2" coordorigin="3687,-1453" coordsize="752,0" path="m3687,-1453r752,e" filled="f" strokeweight=".58pt">
                 <v:path arrowok="t"/>
               </v:shape>
             </v:group>
-            <v:group id="_x0000_s1067" style="position:absolute;left:3692;top:-1449;width:2;height:293" coordorigin="3692,-1449" coordsize="2,293">
-              <v:shape id="_x0000_s1068" style="position:absolute;left:3692;top:-1449;width:2;height:293" coordorigin="3692,-1449" coordsize="0,293" path="m3692,-1449r,293e" filled="f" strokeweight=".58pt">
+            <v:group id="_x0000_s2091" style="position:absolute;left:3692;top:-1449;width:2;height:293" coordorigin="3692,-1449" coordsize="2,293">
+              <v:shape id="_x0000_s2092" style="position:absolute;left:3692;top:-1449;width:2;height:293" coordorigin="3692,-1449" coordsize="0,293" path="m3692,-1449r,293e" filled="f" strokeweight=".58pt">
                 <v:path arrowok="t"/>
               </v:shape>
             </v:group>
-            <v:group id="_x0000_s1065" style="position:absolute;left:4434;top:-1449;width:2;height:293" coordorigin="4434,-1449" coordsize="2,293">
-              <v:shape id="_x0000_s1066" style="position:absolute;left:4434;top:-1449;width:2;height:293" coordorigin="4434,-1449" coordsize="0,293" path="m4434,-1449r,293e" filled="f" strokeweight=".58pt">
+            <v:group id="_x0000_s2089" style="position:absolute;left:4434;top:-1449;width:2;height:293" coordorigin="4434,-1449" coordsize="2,293">
+              <v:shape id="_x0000_s2090" style="position:absolute;left:4434;top:-1449;width:2;height:293" coordorigin="4434,-1449" coordsize="0,293" path="m4434,-1449r,293e" filled="f" strokeweight=".58pt">
                 <v:path arrowok="t"/>
               </v:shape>
             </v:group>
-            <v:group id="_x0000_s1063" style="position:absolute;left:3687;top:-1151;width:752;height:2" coordorigin="3687,-1151" coordsize="752,2">
-              <v:shape id="_x0000_s1064" style="position:absolute;left:3687;top:-1151;width:752;height:2" coordorigin="3687,-1151" coordsize="752,0" path="m3687,-1151r752,e" filled="f" strokeweight=".58pt">
+            <v:group id="_x0000_s2087" style="position:absolute;left:3687;top:-1151;width:752;height:2" coordorigin="3687,-1151" coordsize="752,2">
+              <v:shape id="_x0000_s2088" style="position:absolute;left:3687;top:-1151;width:752;height:2" coordorigin="3687,-1151" coordsize="752,0" path="m3687,-1151r752,e" filled="f" strokeweight=".58pt">
                 <v:path arrowok="t"/>
               </v:shape>
             </v:group>
@@ -17035,24 +17334,24 @@
           <w:rFonts w:cstheme="minorHAnsi"/>
         </w:rPr>
         <w:pict w14:anchorId="6AD29318">
-          <v:group id="_x0000_s1053" style="position:absolute;left:0;text-align:left;margin-left:184.1pt;margin-top:-42.6pt;width:38.15pt;height:15.75pt;z-index:-40720;mso-position-horizontal-relative:page" coordorigin="3682,-852" coordsize="763,315">
-            <v:group id="_x0000_s1060" style="position:absolute;left:3687;top:-846;width:752;height:2" coordorigin="3687,-846" coordsize="752,2">
-              <v:shape id="_x0000_s1061" style="position:absolute;left:3687;top:-846;width:752;height:2" coordorigin="3687,-846" coordsize="752,0" path="m3687,-846r752,e" filled="f" strokeweight=".58pt">
+          <v:group id="_x0000_s2077" style="position:absolute;left:0;text-align:left;margin-left:184.1pt;margin-top:-42.6pt;width:38.15pt;height:15.75pt;z-index:-40720;mso-position-horizontal-relative:page" coordorigin="3682,-852" coordsize="763,315">
+            <v:group id="_x0000_s2084" style="position:absolute;left:3687;top:-846;width:752;height:2" coordorigin="3687,-846" coordsize="752,2">
+              <v:shape id="_x0000_s2085" style="position:absolute;left:3687;top:-846;width:752;height:2" coordorigin="3687,-846" coordsize="752,0" path="m3687,-846r752,e" filled="f" strokeweight=".58pt">
                 <v:path arrowok="t"/>
               </v:shape>
             </v:group>
-            <v:group id="_x0000_s1058" style="position:absolute;left:3692;top:-841;width:2;height:294" coordorigin="3692,-841" coordsize="2,294">
-              <v:shape id="_x0000_s1059" style="position:absolute;left:3692;top:-841;width:2;height:294" coordorigin="3692,-841" coordsize="0,294" path="m3692,-841r,293e" filled="f" strokeweight=".58pt">
+            <v:group id="_x0000_s2082" style="position:absolute;left:3692;top:-841;width:2;height:294" coordorigin="3692,-841" coordsize="2,294">
+              <v:shape id="_x0000_s2083" style="position:absolute;left:3692;top:-841;width:2;height:294" coordorigin="3692,-841" coordsize="0,294" path="m3692,-841r,293e" filled="f" strokeweight=".58pt">
                 <v:path arrowok="t"/>
               </v:shape>
             </v:group>
-            <v:group id="_x0000_s1056" style="position:absolute;left:4434;top:-841;width:2;height:294" coordorigin="4434,-841" coordsize="2,294">
-              <v:shape id="_x0000_s1057" style="position:absolute;left:4434;top:-841;width:2;height:294" coordorigin="4434,-841" coordsize="0,294" path="m4434,-841r,293e" filled="f" strokeweight=".58pt">
+            <v:group id="_x0000_s2080" style="position:absolute;left:4434;top:-841;width:2;height:294" coordorigin="4434,-841" coordsize="2,294">
+              <v:shape id="_x0000_s2081" style="position:absolute;left:4434;top:-841;width:2;height:294" coordorigin="4434,-841" coordsize="0,294" path="m4434,-841r,293e" filled="f" strokeweight=".58pt">
                 <v:path arrowok="t"/>
               </v:shape>
             </v:group>
-            <v:group id="_x0000_s1054" style="position:absolute;left:3687;top:-543;width:752;height:2" coordorigin="3687,-543" coordsize="752,2">
-              <v:shape id="_x0000_s1055" style="position:absolute;left:3687;top:-543;width:752;height:2" coordorigin="3687,-543" coordsize="752,0" path="m3687,-543r752,e" filled="f" strokeweight=".58pt">
+            <v:group id="_x0000_s2078" style="position:absolute;left:3687;top:-543;width:752;height:2" coordorigin="3687,-543" coordsize="752,2">
+              <v:shape id="_x0000_s2079" style="position:absolute;left:3687;top:-543;width:752;height:2" coordorigin="3687,-543" coordsize="752,0" path="m3687,-543r752,e" filled="f" strokeweight=".58pt">
                 <v:path arrowok="t"/>
               </v:shape>
             </v:group>
@@ -17342,13 +17641,12 @@
           <w:szCs w:val="2"/>
         </w:rPr>
         <w:pict w14:anchorId="68C95C4F">
-          <v:group id="_x0000_s1050" style="width:489pt;height:.6pt;mso-position-horizontal-relative:char;mso-position-vertical-relative:line" coordsize="9780,12">
-            <v:group id="_x0000_s1051" style="position:absolute;left:6;top:6;width:9768;height:2" coordorigin="6,6" coordsize="9768,2">
-              <v:shape id="_x0000_s1052" style="position:absolute;left:6;top:6;width:9768;height:2" coordorigin="6,6" coordsize="9768,0" path="m6,6r9767,e" filled="f" strokeweight=".58pt">
+          <v:group id="_x0000_s2074" style="width:489pt;height:.6pt;mso-position-horizontal-relative:char;mso-position-vertical-relative:line" coordsize="9780,12">
+            <v:group id="_x0000_s2075" style="position:absolute;left:6;top:6;width:9768;height:2" coordorigin="6,6" coordsize="9768,2">
+              <v:shape id="_x0000_s2076" style="position:absolute;left:6;top:6;width:9768;height:2" coordorigin="6,6" coordsize="9768,0" path="m6,6r9767,e" filled="f" strokeweight=".58pt">
                 <v:path arrowok="t"/>
               </v:shape>
             </v:group>
-            <w10:wrap type="none"/>
             <w10:anchorlock/>
           </v:group>
         </w:pict>
@@ -17388,13 +17686,12 @@
           <w:szCs w:val="2"/>
         </w:rPr>
         <w:pict w14:anchorId="322A35B1">
-          <v:group id="_x0000_s1047" style="width:489pt;height:.6pt;mso-position-horizontal-relative:char;mso-position-vertical-relative:line" coordsize="9780,12">
-            <v:group id="_x0000_s1048" style="position:absolute;left:6;top:6;width:9768;height:2" coordorigin="6,6" coordsize="9768,2">
-              <v:shape id="_x0000_s1049" style="position:absolute;left:6;top:6;width:9768;height:2" coordorigin="6,6" coordsize="9768,0" path="m6,6r9767,e" filled="f" strokeweight=".58pt">
+          <v:group id="_x0000_s2071" style="width:489pt;height:.6pt;mso-position-horizontal-relative:char;mso-position-vertical-relative:line" coordsize="9780,12">
+            <v:group id="_x0000_s2072" style="position:absolute;left:6;top:6;width:9768;height:2" coordorigin="6,6" coordsize="9768,2">
+              <v:shape id="_x0000_s2073" style="position:absolute;left:6;top:6;width:9768;height:2" coordorigin="6,6" coordsize="9768,0" path="m6,6r9767,e" filled="f" strokeweight=".58pt">
                 <v:path arrowok="t"/>
               </v:shape>
             </v:group>
-            <w10:wrap type="none"/>
             <w10:anchorlock/>
           </v:group>
         </w:pict>
@@ -17434,13 +17731,12 @@
           <w:szCs w:val="2"/>
         </w:rPr>
         <w:pict w14:anchorId="65B42CF7">
-          <v:group id="_x0000_s1044" style="width:489pt;height:.6pt;mso-position-horizontal-relative:char;mso-position-vertical-relative:line" coordsize="9780,12">
-            <v:group id="_x0000_s1045" style="position:absolute;left:6;top:6;width:9768;height:2" coordorigin="6,6" coordsize="9768,2">
-              <v:shape id="_x0000_s1046" style="position:absolute;left:6;top:6;width:9768;height:2" coordorigin="6,6" coordsize="9768,0" path="m6,6r9767,e" filled="f" strokeweight=".58pt">
+          <v:group id="_x0000_s2068" style="width:489pt;height:.6pt;mso-position-horizontal-relative:char;mso-position-vertical-relative:line" coordsize="9780,12">
+            <v:group id="_x0000_s2069" style="position:absolute;left:6;top:6;width:9768;height:2" coordorigin="6,6" coordsize="9768,2">
+              <v:shape id="_x0000_s2070" style="position:absolute;left:6;top:6;width:9768;height:2" coordorigin="6,6" coordsize="9768,0" path="m6,6r9767,e" filled="f" strokeweight=".58pt">
                 <v:path arrowok="t"/>
               </v:shape>
             </v:group>
-            <w10:wrap type="none"/>
             <w10:anchorlock/>
           </v:group>
         </w:pict>
@@ -17480,13 +17776,12 @@
           <w:szCs w:val="2"/>
         </w:rPr>
         <w:pict w14:anchorId="1B6169C4">
-          <v:group id="_x0000_s1041" style="width:489pt;height:.6pt;mso-position-horizontal-relative:char;mso-position-vertical-relative:line" coordsize="9780,12">
-            <v:group id="_x0000_s1042" style="position:absolute;left:6;top:6;width:9768;height:2" coordorigin="6,6" coordsize="9768,2">
-              <v:shape id="_x0000_s1043" style="position:absolute;left:6;top:6;width:9768;height:2" coordorigin="6,6" coordsize="9768,0" path="m6,6r9767,e" filled="f" strokeweight=".58pt">
+          <v:group id="_x0000_s2065" style="width:489pt;height:.6pt;mso-position-horizontal-relative:char;mso-position-vertical-relative:line" coordsize="9780,12">
+            <v:group id="_x0000_s2066" style="position:absolute;left:6;top:6;width:9768;height:2" coordorigin="6,6" coordsize="9768,2">
+              <v:shape id="_x0000_s2067" style="position:absolute;left:6;top:6;width:9768;height:2" coordorigin="6,6" coordsize="9768,0" path="m6,6r9767,e" filled="f" strokeweight=".58pt">
                 <v:path arrowok="t"/>
               </v:shape>
             </v:group>
-            <w10:wrap type="none"/>
             <w10:anchorlock/>
           </v:group>
         </w:pict>
@@ -17526,13 +17821,12 @@
           <w:szCs w:val="2"/>
         </w:rPr>
         <w:pict w14:anchorId="7C2C9C93">
-          <v:group id="_x0000_s1038" style="width:489pt;height:.6pt;mso-position-horizontal-relative:char;mso-position-vertical-relative:line" coordsize="9780,12">
-            <v:group id="_x0000_s1039" style="position:absolute;left:6;top:6;width:9768;height:2" coordorigin="6,6" coordsize="9768,2">
-              <v:shape id="_x0000_s1040" style="position:absolute;left:6;top:6;width:9768;height:2" coordorigin="6,6" coordsize="9768,0" path="m6,6r9767,e" filled="f" strokeweight=".58pt">
+          <v:group id="_x0000_s2062" style="width:489pt;height:.6pt;mso-position-horizontal-relative:char;mso-position-vertical-relative:line" coordsize="9780,12">
+            <v:group id="_x0000_s2063" style="position:absolute;left:6;top:6;width:9768;height:2" coordorigin="6,6" coordsize="9768,2">
+              <v:shape id="_x0000_s2064" style="position:absolute;left:6;top:6;width:9768;height:2" coordorigin="6,6" coordsize="9768,0" path="m6,6r9767,e" filled="f" strokeweight=".58pt">
                 <v:path arrowok="t"/>
               </v:shape>
             </v:group>
-            <w10:wrap type="none"/>
             <w10:anchorlock/>
           </v:group>
         </w:pict>
@@ -17572,13 +17866,12 @@
           <w:szCs w:val="2"/>
         </w:rPr>
         <w:pict w14:anchorId="7A28E06E">
-          <v:group id="_x0000_s1035" style="width:489pt;height:.6pt;mso-position-horizontal-relative:char;mso-position-vertical-relative:line" coordsize="9780,12">
-            <v:group id="_x0000_s1036" style="position:absolute;left:6;top:6;width:9768;height:2" coordorigin="6,6" coordsize="9768,2">
-              <v:shape id="_x0000_s1037" style="position:absolute;left:6;top:6;width:9768;height:2" coordorigin="6,6" coordsize="9768,0" path="m6,6r9767,e" filled="f" strokeweight=".58pt">
+          <v:group id="_x0000_s2059" style="width:489pt;height:.6pt;mso-position-horizontal-relative:char;mso-position-vertical-relative:line" coordsize="9780,12">
+            <v:group id="_x0000_s2060" style="position:absolute;left:6;top:6;width:9768;height:2" coordorigin="6,6" coordsize="9768,2">
+              <v:shape id="_x0000_s2061" style="position:absolute;left:6;top:6;width:9768;height:2" coordorigin="6,6" coordsize="9768,0" path="m6,6r9767,e" filled="f" strokeweight=".58pt">
                 <v:path arrowok="t"/>
               </v:shape>
             </v:group>
-            <w10:wrap type="none"/>
             <w10:anchorlock/>
           </v:group>
         </w:pict>
@@ -17822,13 +18115,12 @@
           <w:sz w:val="2"/>
         </w:rPr>
         <w:pict w14:anchorId="09E308E0">
-          <v:group id="_x0000_s1032" style="width:124.6pt;height:.6pt;mso-position-horizontal-relative:char;mso-position-vertical-relative:line" coordsize="2492,12">
-            <v:group id="_x0000_s1033" style="position:absolute;left:6;top:6;width:2480;height:2" coordorigin="6,6" coordsize="2480,2">
-              <v:shape id="_x0000_s1034" style="position:absolute;left:6;top:6;width:2480;height:2" coordorigin="6,6" coordsize="2480,0" path="m6,6r2479,e" filled="f" strokeweight=".58pt">
+          <v:group id="_x0000_s2056" style="width:124.6pt;height:.6pt;mso-position-horizontal-relative:char;mso-position-vertical-relative:line" coordsize="2492,12">
+            <v:group id="_x0000_s2057" style="position:absolute;left:6;top:6;width:2480;height:2" coordorigin="6,6" coordsize="2480,2">
+              <v:shape id="_x0000_s2058" style="position:absolute;left:6;top:6;width:2480;height:2" coordorigin="6,6" coordsize="2480,0" path="m6,6r2479,e" filled="f" strokeweight=".58pt">
                 <v:path arrowok="t"/>
               </v:shape>
             </v:group>
-            <w10:wrap type="none"/>
             <w10:anchorlock/>
           </v:group>
         </w:pict>
@@ -17852,13 +18144,12 @@
           <w:sz w:val="2"/>
         </w:rPr>
         <w:pict w14:anchorId="343CF657">
-          <v:group id="_x0000_s1029" style="width:142.45pt;height:.6pt;mso-position-horizontal-relative:char;mso-position-vertical-relative:line" coordsize="2849,12">
-            <v:group id="_x0000_s1030" style="position:absolute;left:6;top:6;width:2838;height:2" coordorigin="6,6" coordsize="2838,2">
-              <v:shape id="_x0000_s1031" style="position:absolute;left:6;top:6;width:2838;height:2" coordorigin="6,6" coordsize="2838,0" path="m6,6r2837,e" filled="f" strokeweight=".58pt">
+          <v:group id="_x0000_s2053" style="width:142.45pt;height:.6pt;mso-position-horizontal-relative:char;mso-position-vertical-relative:line" coordsize="2849,12">
+            <v:group id="_x0000_s2054" style="position:absolute;left:6;top:6;width:2838;height:2" coordorigin="6,6" coordsize="2838,2">
+              <v:shape id="_x0000_s2055" style="position:absolute;left:6;top:6;width:2838;height:2" coordorigin="6,6" coordsize="2838,0" path="m6,6r2837,e" filled="f" strokeweight=".58pt">
                 <v:path arrowok="t"/>
               </v:shape>
             </v:group>
-            <w10:wrap type="none"/>
             <w10:anchorlock/>
           </v:group>
         </w:pict>
@@ -17882,13 +18173,12 @@
           <w:sz w:val="2"/>
         </w:rPr>
         <w:pict w14:anchorId="56B611FF">
-          <v:group id="_x0000_s1026" style="width:164.05pt;height:.6pt;mso-position-horizontal-relative:char;mso-position-vertical-relative:line" coordsize="3281,12">
-            <v:group id="_x0000_s1027" style="position:absolute;left:6;top:6;width:3270;height:2" coordorigin="6,6" coordsize="3270,2">
-              <v:shape id="_x0000_s1028" style="position:absolute;left:6;top:6;width:3270;height:2" coordorigin="6,6" coordsize="3270,0" path="m6,6r3269,e" filled="f" strokeweight=".58pt">
+          <v:group id="_x0000_s2050" style="width:164.05pt;height:.6pt;mso-position-horizontal-relative:char;mso-position-vertical-relative:line" coordsize="3281,12">
+            <v:group id="_x0000_s2051" style="position:absolute;left:6;top:6;width:3270;height:2" coordorigin="6,6" coordsize="3270,2">
+              <v:shape id="_x0000_s2052" style="position:absolute;left:6;top:6;width:3270;height:2" coordorigin="6,6" coordsize="3270,0" path="m6,6r3269,e" filled="f" strokeweight=".58pt">
                 <v:path arrowok="t"/>
               </v:shape>
             </v:group>
-            <w10:wrap type="none"/>
             <w10:anchorlock/>
           </v:group>
         </w:pict>
@@ -18102,8 +18392,6 @@
         </w:rPr>
         <w:t>REPRESENTATIVE</w:t>
       </w:r>
-      <w:bookmarkStart w:id="0" w:name="_GoBack"/>
-      <w:bookmarkEnd w:id="0"/>
     </w:p>
     <w:sectPr>
       <w:pgSz w:w="11910" w:h="16840"/>
@@ -18115,7 +18403,7 @@
 </file>
 
 <file path=word/endnotes.xml><?xml version="1.0" encoding="utf-8"?>
-<w:endnotes xmlns:wpc="http://schemas.microsoft.com/office/word/2010/wordprocessingCanvas" xmlns:mc="http://schemas.openxmlformats.org/markup-compatibility/2006" xmlns:o="urn:schemas-microsoft-com:office:office" xmlns:r="http://schemas.openxmlformats.org/officeDocument/2006/relationships" xmlns:m="http://schemas.openxmlformats.org/officeDocument/2006/math" xmlns:v="urn:schemas-microsoft-com:vml" xmlns:wp14="http://schemas.microsoft.com/office/word/2010/wordprocessingDrawing" xmlns:wp="http://schemas.openxmlformats.org/drawingml/2006/wordprocessingDrawing" xmlns:w10="urn:schemas-microsoft-com:office:word" xmlns:w="http://schemas.openxmlformats.org/wordprocessingml/2006/main" xmlns:w14="http://schemas.microsoft.com/office/word/2010/wordml" xmlns:wpg="http://schemas.microsoft.com/office/word/2010/wordprocessingGroup" xmlns:wpi="http://schemas.microsoft.com/office/word/2010/wordprocessingInk" xmlns:wne="http://schemas.microsoft.com/office/word/2006/wordml" xmlns:wps="http://schemas.microsoft.com/office/word/2010/wordprocessingShape" mc:Ignorable="w14 wp14">
+<w:endnotes xmlns:wpc="http://schemas.microsoft.com/office/word/2010/wordprocessingCanvas" xmlns:cx="http://schemas.microsoft.com/office/drawing/2014/chartex" xmlns:cx1="http://schemas.microsoft.com/office/drawing/2015/9/8/chartex" xmlns:cx2="http://schemas.microsoft.com/office/drawing/2015/10/21/chartex" xmlns:cx3="http://schemas.microsoft.com/office/drawing/2016/5/9/chartex" xmlns:cx4="http://schemas.microsoft.com/office/drawing/2016/5/10/chartex" xmlns:cx5="http://schemas.microsoft.com/office/drawing/2016/5/11/chartex" xmlns:cx6="http://schemas.microsoft.com/office/drawing/2016/5/12/chartex" xmlns:cx7="http://schemas.microsoft.com/office/drawing/2016/5/13/chartex" xmlns:cx8="http://schemas.microsoft.com/office/drawing/2016/5/14/chartex" xmlns:mc="http://schemas.openxmlformats.org/markup-compatibility/2006" xmlns:aink="http://schemas.microsoft.com/office/drawing/2016/ink" xmlns:am3d="http://schemas.microsoft.com/office/drawing/2017/model3d" xmlns:o="urn:schemas-microsoft-com:office:office" xmlns:oel="http://schemas.microsoft.com/office/2019/extlst" xmlns:r="http://schemas.openxmlformats.org/officeDocument/2006/relationships" xmlns:m="http://schemas.openxmlformats.org/officeDocument/2006/math" xmlns:v="urn:schemas-microsoft-com:vml" xmlns:wp14="http://schemas.microsoft.com/office/word/2010/wordprocessingDrawing" xmlns:wp="http://schemas.openxmlformats.org/drawingml/2006/wordprocessingDrawing" xmlns:w10="urn:schemas-microsoft-com:office:word" xmlns:w="http://schemas.openxmlformats.org/wordprocessingml/2006/main" xmlns:w14="http://schemas.microsoft.com/office/word/2010/wordml" xmlns:w15="http://schemas.microsoft.com/office/word/2012/wordml" xmlns:w16cex="http://schemas.microsoft.com/office/word/2018/wordml/cex" xmlns:w16cid="http://schemas.microsoft.com/office/word/2016/wordml/cid" xmlns:w16="http://schemas.microsoft.com/office/word/2018/wordml" xmlns:w16du="http://schemas.microsoft.com/office/word/2023/wordml/word16du" xmlns:w16sdtdh="http://schemas.microsoft.com/office/word/2020/wordml/sdtdatahash" xmlns:w16sdtfl="http://schemas.microsoft.com/office/word/2024/wordml/sdtformatlock" xmlns:w16se="http://schemas.microsoft.com/office/word/2015/wordml/symex" xmlns:wpg="http://schemas.microsoft.com/office/word/2010/wordprocessingGroup" xmlns:wpi="http://schemas.microsoft.com/office/word/2010/wordprocessingInk" xmlns:wne="http://schemas.microsoft.com/office/word/2006/wordml" xmlns:wps="http://schemas.microsoft.com/office/word/2010/wordprocessingShape" mc:Ignorable="w14 w15 w16se w16cid w16 w16cex w16sdtdh w16sdtfl w16du wp14">
   <w:endnote w:type="separator" w:id="-1">
     <w:p>
       <w:r>
@@ -18134,7 +18422,7 @@
 </file>
 
 <file path=word/footer1.xml><?xml version="1.0" encoding="utf-8"?>
-<w:ftr xmlns:wpc="http://schemas.microsoft.com/office/word/2010/wordprocessingCanvas" xmlns:mc="http://schemas.openxmlformats.org/markup-compatibility/2006" xmlns:o="urn:schemas-microsoft-com:office:office" xmlns:r="http://schemas.openxmlformats.org/officeDocument/2006/relationships" xmlns:m="http://schemas.openxmlformats.org/officeDocument/2006/math" xmlns:v="urn:schemas-microsoft-com:vml" xmlns:wp14="http://schemas.microsoft.com/office/word/2010/wordprocessingDrawing" xmlns:wp="http://schemas.openxmlformats.org/drawingml/2006/wordprocessingDrawing" xmlns:w10="urn:schemas-microsoft-com:office:word" xmlns:w="http://schemas.openxmlformats.org/wordprocessingml/2006/main" xmlns:w14="http://schemas.microsoft.com/office/word/2010/wordml" xmlns:wpg="http://schemas.microsoft.com/office/word/2010/wordprocessingGroup" xmlns:wpi="http://schemas.microsoft.com/office/word/2010/wordprocessingInk" xmlns:wne="http://schemas.microsoft.com/office/word/2006/wordml" xmlns:wps="http://schemas.microsoft.com/office/word/2010/wordprocessingShape" mc:Ignorable="w14 wp14">
+<w:ftr xmlns:wpc="http://schemas.microsoft.com/office/word/2010/wordprocessingCanvas" xmlns:cx="http://schemas.microsoft.com/office/drawing/2014/chartex" xmlns:cx1="http://schemas.microsoft.com/office/drawing/2015/9/8/chartex" xmlns:cx2="http://schemas.microsoft.com/office/drawing/2015/10/21/chartex" xmlns:cx3="http://schemas.microsoft.com/office/drawing/2016/5/9/chartex" xmlns:cx4="http://schemas.microsoft.com/office/drawing/2016/5/10/chartex" xmlns:cx5="http://schemas.microsoft.com/office/drawing/2016/5/11/chartex" xmlns:cx6="http://schemas.microsoft.com/office/drawing/2016/5/12/chartex" xmlns:cx7="http://schemas.microsoft.com/office/drawing/2016/5/13/chartex" xmlns:cx8="http://schemas.microsoft.com/office/drawing/2016/5/14/chartex" xmlns:mc="http://schemas.openxmlformats.org/markup-compatibility/2006" xmlns:aink="http://schemas.microsoft.com/office/drawing/2016/ink" xmlns:am3d="http://schemas.microsoft.com/office/drawing/2017/model3d" xmlns:o="urn:schemas-microsoft-com:office:office" xmlns:oel="http://schemas.microsoft.com/office/2019/extlst" xmlns:r="http://schemas.openxmlformats.org/officeDocument/2006/relationships" xmlns:m="http://schemas.openxmlformats.org/officeDocument/2006/math" xmlns:v="urn:schemas-microsoft-com:vml" xmlns:wp14="http://schemas.microsoft.com/office/word/2010/wordprocessingDrawing" xmlns:wp="http://schemas.openxmlformats.org/drawingml/2006/wordprocessingDrawing" xmlns:w10="urn:schemas-microsoft-com:office:word" xmlns:w="http://schemas.openxmlformats.org/wordprocessingml/2006/main" xmlns:w14="http://schemas.microsoft.com/office/word/2010/wordml" xmlns:w15="http://schemas.microsoft.com/office/word/2012/wordml" xmlns:w16cex="http://schemas.microsoft.com/office/word/2018/wordml/cex" xmlns:w16cid="http://schemas.microsoft.com/office/word/2016/wordml/cid" xmlns:w16="http://schemas.microsoft.com/office/word/2018/wordml" xmlns:w16du="http://schemas.microsoft.com/office/word/2023/wordml/word16du" xmlns:w16sdtdh="http://schemas.microsoft.com/office/word/2020/wordml/sdtdatahash" xmlns:w16sdtfl="http://schemas.microsoft.com/office/word/2024/wordml/sdtformatlock" xmlns:w16se="http://schemas.microsoft.com/office/word/2015/wordml/symex" xmlns:wpg="http://schemas.microsoft.com/office/word/2010/wordprocessingGroup" xmlns:wpi="http://schemas.microsoft.com/office/word/2010/wordprocessingInk" xmlns:wne="http://schemas.microsoft.com/office/word/2006/wordml" xmlns:wps="http://schemas.microsoft.com/office/word/2010/wordprocessingShape" mc:Ignorable="w14 w15 w16se w16cid w16 w16cex w16sdtdh w16sdtfl w16du wp14">
   <w:p>
     <w:pPr>
       <w:pStyle w:val="Footer"/>
@@ -18144,7 +18432,7 @@
 </file>
 
 <file path=word/footer2.xml><?xml version="1.0" encoding="utf-8"?>
-<w:ftr xmlns:wpc="http://schemas.microsoft.com/office/word/2010/wordprocessingCanvas" xmlns:mc="http://schemas.openxmlformats.org/markup-compatibility/2006" xmlns:o="urn:schemas-microsoft-com:office:office" xmlns:r="http://schemas.openxmlformats.org/officeDocument/2006/relationships" xmlns:m="http://schemas.openxmlformats.org/officeDocument/2006/math" xmlns:v="urn:schemas-microsoft-com:vml" xmlns:wp14="http://schemas.microsoft.com/office/word/2010/wordprocessingDrawing" xmlns:wp="http://schemas.openxmlformats.org/drawingml/2006/wordprocessingDrawing" xmlns:w10="urn:schemas-microsoft-com:office:word" xmlns:w="http://schemas.openxmlformats.org/wordprocessingml/2006/main" xmlns:w14="http://schemas.microsoft.com/office/word/2010/wordml" xmlns:wpg="http://schemas.microsoft.com/office/word/2010/wordprocessingGroup" xmlns:wpi="http://schemas.microsoft.com/office/word/2010/wordprocessingInk" xmlns:wne="http://schemas.microsoft.com/office/word/2006/wordml" xmlns:wps="http://schemas.microsoft.com/office/word/2010/wordprocessingShape" mc:Ignorable="w14 wp14">
+<w:ftr xmlns:wpc="http://schemas.microsoft.com/office/word/2010/wordprocessingCanvas" xmlns:cx="http://schemas.microsoft.com/office/drawing/2014/chartex" xmlns:cx1="http://schemas.microsoft.com/office/drawing/2015/9/8/chartex" xmlns:cx2="http://schemas.microsoft.com/office/drawing/2015/10/21/chartex" xmlns:cx3="http://schemas.microsoft.com/office/drawing/2016/5/9/chartex" xmlns:cx4="http://schemas.microsoft.com/office/drawing/2016/5/10/chartex" xmlns:cx5="http://schemas.microsoft.com/office/drawing/2016/5/11/chartex" xmlns:cx6="http://schemas.microsoft.com/office/drawing/2016/5/12/chartex" xmlns:cx7="http://schemas.microsoft.com/office/drawing/2016/5/13/chartex" xmlns:cx8="http://schemas.microsoft.com/office/drawing/2016/5/14/chartex" xmlns:mc="http://schemas.openxmlformats.org/markup-compatibility/2006" xmlns:aink="http://schemas.microsoft.com/office/drawing/2016/ink" xmlns:am3d="http://schemas.microsoft.com/office/drawing/2017/model3d" xmlns:o="urn:schemas-microsoft-com:office:office" xmlns:oel="http://schemas.microsoft.com/office/2019/extlst" xmlns:r="http://schemas.openxmlformats.org/officeDocument/2006/relationships" xmlns:m="http://schemas.openxmlformats.org/officeDocument/2006/math" xmlns:v="urn:schemas-microsoft-com:vml" xmlns:wp14="http://schemas.microsoft.com/office/word/2010/wordprocessingDrawing" xmlns:wp="http://schemas.openxmlformats.org/drawingml/2006/wordprocessingDrawing" xmlns:w10="urn:schemas-microsoft-com:office:word" xmlns:w="http://schemas.openxmlformats.org/wordprocessingml/2006/main" xmlns:w14="http://schemas.microsoft.com/office/word/2010/wordml" xmlns:w15="http://schemas.microsoft.com/office/word/2012/wordml" xmlns:w16cex="http://schemas.microsoft.com/office/word/2018/wordml/cex" xmlns:w16cid="http://schemas.microsoft.com/office/word/2016/wordml/cid" xmlns:w16="http://schemas.microsoft.com/office/word/2018/wordml" xmlns:w16du="http://schemas.microsoft.com/office/word/2023/wordml/word16du" xmlns:w16sdtdh="http://schemas.microsoft.com/office/word/2020/wordml/sdtdatahash" xmlns:w16sdtfl="http://schemas.microsoft.com/office/word/2024/wordml/sdtformatlock" xmlns:w16se="http://schemas.microsoft.com/office/word/2015/wordml/symex" xmlns:wpg="http://schemas.microsoft.com/office/word/2010/wordprocessingGroup" xmlns:wpi="http://schemas.microsoft.com/office/word/2010/wordprocessingInk" xmlns:wne="http://schemas.microsoft.com/office/word/2006/wordml" xmlns:wps="http://schemas.microsoft.com/office/word/2010/wordprocessingShape" mc:Ignorable="w14 w15 w16se w16cid w16 w16cex w16sdtdh w16sdtfl w16du wp14">
   <w:p>
     <w:pPr>
       <w:spacing w:line="14" w:lineRule="auto"/>
@@ -18159,8 +18447,8 @@
           <v:stroke joinstyle="miter"/>
           <v:path gradientshapeok="t" o:connecttype="rect"/>
         </v:shapetype>
-        <v:shape id="_x0000_s2053" type="#_x0000_t202" style="position:absolute;margin-left:273pt;margin-top:814.6pt;width:82.5pt;height:8.5pt;z-index:-41488;mso-position-horizontal-relative:page;mso-position-vertical-relative:page" filled="f" stroked="f">
-          <v:textbox style="mso-next-textbox:#_x0000_s2053" inset="0,0,0,0">
+        <v:shape id="_x0000_s1029" type="#_x0000_t202" style="position:absolute;margin-left:273pt;margin-top:814.6pt;width:82.5pt;height:8.5pt;z-index:-41488;mso-position-horizontal-relative:page;mso-position-vertical-relative:page" filled="f" stroked="f">
+          <v:textbox style="mso-next-textbox:#_x0000_s1029" inset="0,0,0,0">
             <w:txbxContent>
               <w:p>
                 <w:pPr>
@@ -18225,8 +18513,8 @@
     </w:r>
     <w:r>
       <w:pict w14:anchorId="45B4ABEF">
-        <v:shape id="_x0000_s2055" type="#_x0000_t202" style="position:absolute;margin-left:222.15pt;margin-top:790.8pt;width:165.05pt;height:16.4pt;z-index:-41536;mso-position-horizontal-relative:page;mso-position-vertical-relative:page" filled="f" stroked="f">
-          <v:textbox style="mso-next-textbox:#_x0000_s2055" inset="0,0,0,0">
+        <v:shape id="_x0000_s1031" type="#_x0000_t202" style="position:absolute;margin-left:222.15pt;margin-top:790.8pt;width:165.05pt;height:16.4pt;z-index:-41536;mso-position-horizontal-relative:page;mso-position-vertical-relative:page" filled="f" stroked="f">
+          <v:textbox style="mso-next-textbox:#_x0000_s1031" inset="0,0,0,0">
             <w:txbxContent>
               <w:p>
                 <w:pPr>
@@ -18314,8 +18602,8 @@
     </w:r>
     <w:r>
       <w:pict w14:anchorId="3F34C29F">
-        <v:shape id="_x0000_s2054" type="#_x0000_t202" style="position:absolute;margin-left:84.1pt;margin-top:814.6pt;width:32.75pt;height:8.5pt;z-index:-41512;mso-position-horizontal-relative:page;mso-position-vertical-relative:page" filled="f" stroked="f">
-          <v:textbox style="mso-next-textbox:#_x0000_s2054" inset="0,0,0,0">
+        <v:shape id="_x0000_s1030" type="#_x0000_t202" style="position:absolute;margin-left:84.1pt;margin-top:814.6pt;width:32.75pt;height:8.5pt;z-index:-41512;mso-position-horizontal-relative:page;mso-position-vertical-relative:page" filled="f" stroked="f">
+          <v:textbox style="mso-next-textbox:#_x0000_s1030" inset="0,0,0,0">
             <w:txbxContent>
               <w:p>
                 <w:pPr>
@@ -18363,8 +18651,8 @@
     </w:r>
     <w:r>
       <w:pict w14:anchorId="392483A1">
-        <v:shape id="_x0000_s2052" type="#_x0000_t202" style="position:absolute;margin-left:238.7pt;margin-top:814.6pt;width:46pt;height:8.5pt;z-index:-41464;mso-position-horizontal-relative:page;mso-position-vertical-relative:page" filled="f" stroked="f">
-          <v:textbox style="mso-next-textbox:#_x0000_s2052" inset="0,0,0,0">
+        <v:shape id="_x0000_s1028" type="#_x0000_t202" style="position:absolute;margin-left:238.7pt;margin-top:814.6pt;width:46pt;height:8.5pt;z-index:-41464;mso-position-horizontal-relative:page;mso-position-vertical-relative:page" filled="f" stroked="f">
+          <v:textbox style="mso-next-textbox:#_x0000_s1028" inset="0,0,0,0">
             <w:txbxContent>
               <w:p>
                 <w:pPr>
@@ -18385,7 +18673,7 @@
     </w:r>
     <w:r>
       <w:pict w14:anchorId="48DA88DC">
-        <v:shape id="_x0000_s2051" type="#_x0000_t202" style="position:absolute;margin-left:322.6pt;margin-top:814.6pt;width:21.85pt;height:8.5pt;z-index:-41440;mso-position-horizontal-relative:page;mso-position-vertical-relative:page" filled="f" stroked="f">
+        <v:shape id="_x0000_s1027" type="#_x0000_t202" style="position:absolute;margin-left:322.6pt;margin-top:814.6pt;width:21.85pt;height:8.5pt;z-index:-41440;mso-position-horizontal-relative:page;mso-position-vertical-relative:page" filled="f" stroked="f">
           <v:textbox inset="0,0,0,0">
             <w:txbxContent>
               <w:p>
@@ -18407,7 +18695,7 @@
     </w:r>
     <w:r>
       <w:pict w14:anchorId="02C143CE">
-        <v:shape id="_x0000_s2050" type="#_x0000_t202" style="position:absolute;margin-left:376.15pt;margin-top:814.6pt;width:86.4pt;height:8.5pt;z-index:-41416;mso-position-horizontal-relative:page;mso-position-vertical-relative:page" filled="f" stroked="f">
+        <v:shape id="_x0000_s1026" type="#_x0000_t202" style="position:absolute;margin-left:376.15pt;margin-top:814.6pt;width:86.4pt;height:8.5pt;z-index:-41416;mso-position-horizontal-relative:page;mso-position-vertical-relative:page" filled="f" stroked="f">
           <v:textbox inset="0,0,0,0">
             <w:txbxContent>
               <w:p>
@@ -18429,7 +18717,7 @@
     </w:r>
     <w:r>
       <w:pict w14:anchorId="4B52EE2F">
-        <v:shape id="_x0000_s2049" type="#_x0000_t202" style="position:absolute;margin-left:495.8pt;margin-top:814.6pt;width:31.6pt;height:8.5pt;z-index:-41392;mso-position-horizontal-relative:page;mso-position-vertical-relative:page" filled="f" stroked="f">
+        <v:shape id="_x0000_s1025" type="#_x0000_t202" style="position:absolute;margin-left:495.8pt;margin-top:814.6pt;width:31.6pt;height:8.5pt;z-index:-41392;mso-position-horizontal-relative:page;mso-position-vertical-relative:page" filled="f" stroked="f">
           <v:textbox inset="0,0,0,0">
             <w:txbxContent>
               <w:p>
@@ -18532,7 +18820,7 @@
 </file>
 
 <file path=word/footer3.xml><?xml version="1.0" encoding="utf-8"?>
-<w:ftr xmlns:wpc="http://schemas.microsoft.com/office/word/2010/wordprocessingCanvas" xmlns:mc="http://schemas.openxmlformats.org/markup-compatibility/2006" xmlns:o="urn:schemas-microsoft-com:office:office" xmlns:r="http://schemas.openxmlformats.org/officeDocument/2006/relationships" xmlns:m="http://schemas.openxmlformats.org/officeDocument/2006/math" xmlns:v="urn:schemas-microsoft-com:vml" xmlns:wp14="http://schemas.microsoft.com/office/word/2010/wordprocessingDrawing" xmlns:wp="http://schemas.openxmlformats.org/drawingml/2006/wordprocessingDrawing" xmlns:w10="urn:schemas-microsoft-com:office:word" xmlns:w="http://schemas.openxmlformats.org/wordprocessingml/2006/main" xmlns:w14="http://schemas.microsoft.com/office/word/2010/wordml" xmlns:wpg="http://schemas.microsoft.com/office/word/2010/wordprocessingGroup" xmlns:wpi="http://schemas.microsoft.com/office/word/2010/wordprocessingInk" xmlns:wne="http://schemas.microsoft.com/office/word/2006/wordml" xmlns:wps="http://schemas.microsoft.com/office/word/2010/wordprocessingShape" mc:Ignorable="w14 wp14">
+<w:ftr xmlns:wpc="http://schemas.microsoft.com/office/word/2010/wordprocessingCanvas" xmlns:cx="http://schemas.microsoft.com/office/drawing/2014/chartex" xmlns:cx1="http://schemas.microsoft.com/office/drawing/2015/9/8/chartex" xmlns:cx2="http://schemas.microsoft.com/office/drawing/2015/10/21/chartex" xmlns:cx3="http://schemas.microsoft.com/office/drawing/2016/5/9/chartex" xmlns:cx4="http://schemas.microsoft.com/office/drawing/2016/5/10/chartex" xmlns:cx5="http://schemas.microsoft.com/office/drawing/2016/5/11/chartex" xmlns:cx6="http://schemas.microsoft.com/office/drawing/2016/5/12/chartex" xmlns:cx7="http://schemas.microsoft.com/office/drawing/2016/5/13/chartex" xmlns:cx8="http://schemas.microsoft.com/office/drawing/2016/5/14/chartex" xmlns:mc="http://schemas.openxmlformats.org/markup-compatibility/2006" xmlns:aink="http://schemas.microsoft.com/office/drawing/2016/ink" xmlns:am3d="http://schemas.microsoft.com/office/drawing/2017/model3d" xmlns:o="urn:schemas-microsoft-com:office:office" xmlns:oel="http://schemas.microsoft.com/office/2019/extlst" xmlns:r="http://schemas.openxmlformats.org/officeDocument/2006/relationships" xmlns:m="http://schemas.openxmlformats.org/officeDocument/2006/math" xmlns:v="urn:schemas-microsoft-com:vml" xmlns:wp14="http://schemas.microsoft.com/office/word/2010/wordprocessingDrawing" xmlns:wp="http://schemas.openxmlformats.org/drawingml/2006/wordprocessingDrawing" xmlns:w10="urn:schemas-microsoft-com:office:word" xmlns:w="http://schemas.openxmlformats.org/wordprocessingml/2006/main" xmlns:w14="http://schemas.microsoft.com/office/word/2010/wordml" xmlns:w15="http://schemas.microsoft.com/office/word/2012/wordml" xmlns:w16cex="http://schemas.microsoft.com/office/word/2018/wordml/cex" xmlns:w16cid="http://schemas.microsoft.com/office/word/2016/wordml/cid" xmlns:w16="http://schemas.microsoft.com/office/word/2018/wordml" xmlns:w16du="http://schemas.microsoft.com/office/word/2023/wordml/word16du" xmlns:w16sdtdh="http://schemas.microsoft.com/office/word/2020/wordml/sdtdatahash" xmlns:w16sdtfl="http://schemas.microsoft.com/office/word/2024/wordml/sdtformatlock" xmlns:w16se="http://schemas.microsoft.com/office/word/2015/wordml/symex" xmlns:wpg="http://schemas.microsoft.com/office/word/2010/wordprocessingGroup" xmlns:wpi="http://schemas.microsoft.com/office/word/2010/wordprocessingInk" xmlns:wne="http://schemas.microsoft.com/office/word/2006/wordml" xmlns:wps="http://schemas.microsoft.com/office/word/2010/wordprocessingShape" mc:Ignorable="w14 w15 w16se w16cid w16 w16cex w16sdtdh w16sdtfl w16du wp14">
   <w:p>
     <w:pPr>
       <w:pStyle w:val="Footer"/>
@@ -18542,7 +18830,7 @@
 </file>
 
 <file path=word/footnotes.xml><?xml version="1.0" encoding="utf-8"?>
-<w:footnotes xmlns:wpc="http://schemas.microsoft.com/office/word/2010/wordprocessingCanvas" xmlns:mc="http://schemas.openxmlformats.org/markup-compatibility/2006" xmlns:o="urn:schemas-microsoft-com:office:office" xmlns:r="http://schemas.openxmlformats.org/officeDocument/2006/relationships" xmlns:m="http://schemas.openxmlformats.org/officeDocument/2006/math" xmlns:v="urn:schemas-microsoft-com:vml" xmlns:wp14="http://schemas.microsoft.com/office/word/2010/wordprocessingDrawing" xmlns:wp="http://schemas.openxmlformats.org/drawingml/2006/wordprocessingDrawing" xmlns:w10="urn:schemas-microsoft-com:office:word" xmlns:w="http://schemas.openxmlformats.org/wordprocessingml/2006/main" xmlns:w14="http://schemas.microsoft.com/office/word/2010/wordml" xmlns:wpg="http://schemas.microsoft.com/office/word/2010/wordprocessingGroup" xmlns:wpi="http://schemas.microsoft.com/office/word/2010/wordprocessingInk" xmlns:wne="http://schemas.microsoft.com/office/word/2006/wordml" xmlns:wps="http://schemas.microsoft.com/office/word/2010/wordprocessingShape" mc:Ignorable="w14 wp14">
+<w:footnotes xmlns:wpc="http://schemas.microsoft.com/office/word/2010/wordprocessingCanvas" xmlns:cx="http://schemas.microsoft.com/office/drawing/2014/chartex" xmlns:cx1="http://schemas.microsoft.com/office/drawing/2015/9/8/chartex" xmlns:cx2="http://schemas.microsoft.com/office/drawing/2015/10/21/chartex" xmlns:cx3="http://schemas.microsoft.com/office/drawing/2016/5/9/chartex" xmlns:cx4="http://schemas.microsoft.com/office/drawing/2016/5/10/chartex" xmlns:cx5="http://schemas.microsoft.com/office/drawing/2016/5/11/chartex" xmlns:cx6="http://schemas.microsoft.com/office/drawing/2016/5/12/chartex" xmlns:cx7="http://schemas.microsoft.com/office/drawing/2016/5/13/chartex" xmlns:cx8="http://schemas.microsoft.com/office/drawing/2016/5/14/chartex" xmlns:mc="http://schemas.openxmlformats.org/markup-compatibility/2006" xmlns:aink="http://schemas.microsoft.com/office/drawing/2016/ink" xmlns:am3d="http://schemas.microsoft.com/office/drawing/2017/model3d" xmlns:o="urn:schemas-microsoft-com:office:office" xmlns:oel="http://schemas.microsoft.com/office/2019/extlst" xmlns:r="http://schemas.openxmlformats.org/officeDocument/2006/relationships" xmlns:m="http://schemas.openxmlformats.org/officeDocument/2006/math" xmlns:v="urn:schemas-microsoft-com:vml" xmlns:wp14="http://schemas.microsoft.com/office/word/2010/wordprocessingDrawing" xmlns:wp="http://schemas.openxmlformats.org/drawingml/2006/wordprocessingDrawing" xmlns:w10="urn:schemas-microsoft-com:office:word" xmlns:w="http://schemas.openxmlformats.org/wordprocessingml/2006/main" xmlns:w14="http://schemas.microsoft.com/office/word/2010/wordml" xmlns:w15="http://schemas.microsoft.com/office/word/2012/wordml" xmlns:w16cex="http://schemas.microsoft.com/office/word/2018/wordml/cex" xmlns:w16cid="http://schemas.microsoft.com/office/word/2016/wordml/cid" xmlns:w16="http://schemas.microsoft.com/office/word/2018/wordml" xmlns:w16du="http://schemas.microsoft.com/office/word/2023/wordml/word16du" xmlns:w16sdtdh="http://schemas.microsoft.com/office/word/2020/wordml/sdtdatahash" xmlns:w16sdtfl="http://schemas.microsoft.com/office/word/2024/wordml/sdtformatlock" xmlns:w16se="http://schemas.microsoft.com/office/word/2015/wordml/symex" xmlns:wpg="http://schemas.microsoft.com/office/word/2010/wordprocessingGroup" xmlns:wpi="http://schemas.microsoft.com/office/word/2010/wordprocessingInk" xmlns:wne="http://schemas.microsoft.com/office/word/2006/wordml" xmlns:wps="http://schemas.microsoft.com/office/word/2010/wordprocessingShape" mc:Ignorable="w14 w15 w16se w16cid w16 w16cex w16sdtdh w16sdtfl w16du wp14">
   <w:footnote w:type="separator" w:id="-1">
     <w:p>
       <w:r>
@@ -18561,7 +18849,7 @@
 </file>
 
 <file path=word/header1.xml><?xml version="1.0" encoding="utf-8"?>
-<w:hdr xmlns:wpc="http://schemas.microsoft.com/office/word/2010/wordprocessingCanvas" xmlns:mc="http://schemas.openxmlformats.org/markup-compatibility/2006" xmlns:o="urn:schemas-microsoft-com:office:office" xmlns:r="http://schemas.openxmlformats.org/officeDocument/2006/relationships" xmlns:m="http://schemas.openxmlformats.org/officeDocument/2006/math" xmlns:v="urn:schemas-microsoft-com:vml" xmlns:wp14="http://schemas.microsoft.com/office/word/2010/wordprocessingDrawing" xmlns:wp="http://schemas.openxmlformats.org/drawingml/2006/wordprocessingDrawing" xmlns:w10="urn:schemas-microsoft-com:office:word" xmlns:w="http://schemas.openxmlformats.org/wordprocessingml/2006/main" xmlns:w14="http://schemas.microsoft.com/office/word/2010/wordml" xmlns:wpg="http://schemas.microsoft.com/office/word/2010/wordprocessingGroup" xmlns:wpi="http://schemas.microsoft.com/office/word/2010/wordprocessingInk" xmlns:wne="http://schemas.microsoft.com/office/word/2006/wordml" xmlns:wps="http://schemas.microsoft.com/office/word/2010/wordprocessingShape" mc:Ignorable="w14 wp14">
+<w:hdr xmlns:wpc="http://schemas.microsoft.com/office/word/2010/wordprocessingCanvas" xmlns:cx="http://schemas.microsoft.com/office/drawing/2014/chartex" xmlns:cx1="http://schemas.microsoft.com/office/drawing/2015/9/8/chartex" xmlns:cx2="http://schemas.microsoft.com/office/drawing/2015/10/21/chartex" xmlns:cx3="http://schemas.microsoft.com/office/drawing/2016/5/9/chartex" xmlns:cx4="http://schemas.microsoft.com/office/drawing/2016/5/10/chartex" xmlns:cx5="http://schemas.microsoft.com/office/drawing/2016/5/11/chartex" xmlns:cx6="http://schemas.microsoft.com/office/drawing/2016/5/12/chartex" xmlns:cx7="http://schemas.microsoft.com/office/drawing/2016/5/13/chartex" xmlns:cx8="http://schemas.microsoft.com/office/drawing/2016/5/14/chartex" xmlns:mc="http://schemas.openxmlformats.org/markup-compatibility/2006" xmlns:aink="http://schemas.microsoft.com/office/drawing/2016/ink" xmlns:am3d="http://schemas.microsoft.com/office/drawing/2017/model3d" xmlns:o="urn:schemas-microsoft-com:office:office" xmlns:oel="http://schemas.microsoft.com/office/2019/extlst" xmlns:r="http://schemas.openxmlformats.org/officeDocument/2006/relationships" xmlns:m="http://schemas.openxmlformats.org/officeDocument/2006/math" xmlns:v="urn:schemas-microsoft-com:vml" xmlns:wp14="http://schemas.microsoft.com/office/word/2010/wordprocessingDrawing" xmlns:wp="http://schemas.openxmlformats.org/drawingml/2006/wordprocessingDrawing" xmlns:w10="urn:schemas-microsoft-com:office:word" xmlns:w="http://schemas.openxmlformats.org/wordprocessingml/2006/main" xmlns:w14="http://schemas.microsoft.com/office/word/2010/wordml" xmlns:w15="http://schemas.microsoft.com/office/word/2012/wordml" xmlns:w16cex="http://schemas.microsoft.com/office/word/2018/wordml/cex" xmlns:w16cid="http://schemas.microsoft.com/office/word/2016/wordml/cid" xmlns:w16="http://schemas.microsoft.com/office/word/2018/wordml" xmlns:w16du="http://schemas.microsoft.com/office/word/2023/wordml/word16du" xmlns:w16sdtdh="http://schemas.microsoft.com/office/word/2020/wordml/sdtdatahash" xmlns:w16sdtfl="http://schemas.microsoft.com/office/word/2024/wordml/sdtformatlock" xmlns:w16se="http://schemas.microsoft.com/office/word/2015/wordml/symex" xmlns:wpg="http://schemas.microsoft.com/office/word/2010/wordprocessingGroup" xmlns:wpi="http://schemas.microsoft.com/office/word/2010/wordprocessingInk" xmlns:wne="http://schemas.microsoft.com/office/word/2006/wordml" xmlns:wps="http://schemas.microsoft.com/office/word/2010/wordprocessingShape" mc:Ignorable="w14 w15 w16se w16cid w16 w16cex w16sdtdh w16sdtfl w16du wp14">
   <w:p>
     <w:pPr>
       <w:pStyle w:val="Header"/>
@@ -18571,7 +18859,7 @@
 </file>
 
 <file path=word/header2.xml><?xml version="1.0" encoding="utf-8"?>
-<w:hdr xmlns:wpc="http://schemas.microsoft.com/office/word/2010/wordprocessingCanvas" xmlns:mc="http://schemas.openxmlformats.org/markup-compatibility/2006" xmlns:o="urn:schemas-microsoft-com:office:office" xmlns:r="http://schemas.openxmlformats.org/officeDocument/2006/relationships" xmlns:m="http://schemas.openxmlformats.org/officeDocument/2006/math" xmlns:v="urn:schemas-microsoft-com:vml" xmlns:wp14="http://schemas.microsoft.com/office/word/2010/wordprocessingDrawing" xmlns:wp="http://schemas.openxmlformats.org/drawingml/2006/wordprocessingDrawing" xmlns:w10="urn:schemas-microsoft-com:office:word" xmlns:w="http://schemas.openxmlformats.org/wordprocessingml/2006/main" xmlns:w14="http://schemas.microsoft.com/office/word/2010/wordml" xmlns:wpg="http://schemas.microsoft.com/office/word/2010/wordprocessingGroup" xmlns:wpi="http://schemas.microsoft.com/office/word/2010/wordprocessingInk" xmlns:wne="http://schemas.microsoft.com/office/word/2006/wordml" xmlns:wps="http://schemas.microsoft.com/office/word/2010/wordprocessingShape" mc:Ignorable="w14 wp14">
+<w:hdr xmlns:wpc="http://schemas.microsoft.com/office/word/2010/wordprocessingCanvas" xmlns:cx="http://schemas.microsoft.com/office/drawing/2014/chartex" xmlns:cx1="http://schemas.microsoft.com/office/drawing/2015/9/8/chartex" xmlns:cx2="http://schemas.microsoft.com/office/drawing/2015/10/21/chartex" xmlns:cx3="http://schemas.microsoft.com/office/drawing/2016/5/9/chartex" xmlns:cx4="http://schemas.microsoft.com/office/drawing/2016/5/10/chartex" xmlns:cx5="http://schemas.microsoft.com/office/drawing/2016/5/11/chartex" xmlns:cx6="http://schemas.microsoft.com/office/drawing/2016/5/12/chartex" xmlns:cx7="http://schemas.microsoft.com/office/drawing/2016/5/13/chartex" xmlns:cx8="http://schemas.microsoft.com/office/drawing/2016/5/14/chartex" xmlns:mc="http://schemas.openxmlformats.org/markup-compatibility/2006" xmlns:aink="http://schemas.microsoft.com/office/drawing/2016/ink" xmlns:am3d="http://schemas.microsoft.com/office/drawing/2017/model3d" xmlns:o="urn:schemas-microsoft-com:office:office" xmlns:oel="http://schemas.microsoft.com/office/2019/extlst" xmlns:r="http://schemas.openxmlformats.org/officeDocument/2006/relationships" xmlns:m="http://schemas.openxmlformats.org/officeDocument/2006/math" xmlns:v="urn:schemas-microsoft-com:vml" xmlns:wp14="http://schemas.microsoft.com/office/word/2010/wordprocessingDrawing" xmlns:wp="http://schemas.openxmlformats.org/drawingml/2006/wordprocessingDrawing" xmlns:w10="urn:schemas-microsoft-com:office:word" xmlns:w="http://schemas.openxmlformats.org/wordprocessingml/2006/main" xmlns:w14="http://schemas.microsoft.com/office/word/2010/wordml" xmlns:w15="http://schemas.microsoft.com/office/word/2012/wordml" xmlns:w16cex="http://schemas.microsoft.com/office/word/2018/wordml/cex" xmlns:w16cid="http://schemas.microsoft.com/office/word/2016/wordml/cid" xmlns:w16="http://schemas.microsoft.com/office/word/2018/wordml" xmlns:w16du="http://schemas.microsoft.com/office/word/2023/wordml/word16du" xmlns:w16sdtdh="http://schemas.microsoft.com/office/word/2020/wordml/sdtdatahash" xmlns:w16sdtfl="http://schemas.microsoft.com/office/word/2024/wordml/sdtformatlock" xmlns:w16se="http://schemas.microsoft.com/office/word/2015/wordml/symex" xmlns:wpg="http://schemas.microsoft.com/office/word/2010/wordprocessingGroup" xmlns:wpi="http://schemas.microsoft.com/office/word/2010/wordprocessingInk" xmlns:wne="http://schemas.microsoft.com/office/word/2006/wordml" xmlns:wps="http://schemas.microsoft.com/office/word/2010/wordprocessingShape" mc:Ignorable="w14 w15 w16se w16cid w16 w16cex w16sdtdh w16sdtfl w16du wp14">
   <w:p>
     <w:pPr>
       <w:pStyle w:val="Header"/>
@@ -18581,7 +18869,7 @@
 </file>
 
 <file path=word/header3.xml><?xml version="1.0" encoding="utf-8"?>
-<w:hdr xmlns:wpc="http://schemas.microsoft.com/office/word/2010/wordprocessingCanvas" xmlns:mc="http://schemas.openxmlformats.org/markup-compatibility/2006" xmlns:o="urn:schemas-microsoft-com:office:office" xmlns:r="http://schemas.openxmlformats.org/officeDocument/2006/relationships" xmlns:m="http://schemas.openxmlformats.org/officeDocument/2006/math" xmlns:v="urn:schemas-microsoft-com:vml" xmlns:wp14="http://schemas.microsoft.com/office/word/2010/wordprocessingDrawing" xmlns:wp="http://schemas.openxmlformats.org/drawingml/2006/wordprocessingDrawing" xmlns:w10="urn:schemas-microsoft-com:office:word" xmlns:w="http://schemas.openxmlformats.org/wordprocessingml/2006/main" xmlns:w14="http://schemas.microsoft.com/office/word/2010/wordml" xmlns:wpg="http://schemas.microsoft.com/office/word/2010/wordprocessingGroup" xmlns:wpi="http://schemas.microsoft.com/office/word/2010/wordprocessingInk" xmlns:wne="http://schemas.microsoft.com/office/word/2006/wordml" xmlns:wps="http://schemas.microsoft.com/office/word/2010/wordprocessingShape" mc:Ignorable="w14 wp14">
+<w:hdr xmlns:wpc="http://schemas.microsoft.com/office/word/2010/wordprocessingCanvas" xmlns:cx="http://schemas.microsoft.com/office/drawing/2014/chartex" xmlns:cx1="http://schemas.microsoft.com/office/drawing/2015/9/8/chartex" xmlns:cx2="http://schemas.microsoft.com/office/drawing/2015/10/21/chartex" xmlns:cx3="http://schemas.microsoft.com/office/drawing/2016/5/9/chartex" xmlns:cx4="http://schemas.microsoft.com/office/drawing/2016/5/10/chartex" xmlns:cx5="http://schemas.microsoft.com/office/drawing/2016/5/11/chartex" xmlns:cx6="http://schemas.microsoft.com/office/drawing/2016/5/12/chartex" xmlns:cx7="http://schemas.microsoft.com/office/drawing/2016/5/13/chartex" xmlns:cx8="http://schemas.microsoft.com/office/drawing/2016/5/14/chartex" xmlns:mc="http://schemas.openxmlformats.org/markup-compatibility/2006" xmlns:aink="http://schemas.microsoft.com/office/drawing/2016/ink" xmlns:am3d="http://schemas.microsoft.com/office/drawing/2017/model3d" xmlns:o="urn:schemas-microsoft-com:office:office" xmlns:oel="http://schemas.microsoft.com/office/2019/extlst" xmlns:r="http://schemas.openxmlformats.org/officeDocument/2006/relationships" xmlns:m="http://schemas.openxmlformats.org/officeDocument/2006/math" xmlns:v="urn:schemas-microsoft-com:vml" xmlns:wp14="http://schemas.microsoft.com/office/word/2010/wordprocessingDrawing" xmlns:wp="http://schemas.openxmlformats.org/drawingml/2006/wordprocessingDrawing" xmlns:w10="urn:schemas-microsoft-com:office:word" xmlns:w="http://schemas.openxmlformats.org/wordprocessingml/2006/main" xmlns:w14="http://schemas.microsoft.com/office/word/2010/wordml" xmlns:w15="http://schemas.microsoft.com/office/word/2012/wordml" xmlns:w16cex="http://schemas.microsoft.com/office/word/2018/wordml/cex" xmlns:w16cid="http://schemas.microsoft.com/office/word/2016/wordml/cid" xmlns:w16="http://schemas.microsoft.com/office/word/2018/wordml" xmlns:w16du="http://schemas.microsoft.com/office/word/2023/wordml/word16du" xmlns:w16sdtdh="http://schemas.microsoft.com/office/word/2020/wordml/sdtdatahash" xmlns:w16sdtfl="http://schemas.microsoft.com/office/word/2024/wordml/sdtformatlock" xmlns:w16se="http://schemas.microsoft.com/office/word/2015/wordml/symex" xmlns:wpg="http://schemas.microsoft.com/office/word/2010/wordprocessingGroup" xmlns:wpi="http://schemas.microsoft.com/office/word/2010/wordprocessingInk" xmlns:wne="http://schemas.microsoft.com/office/word/2006/wordml" xmlns:wps="http://schemas.microsoft.com/office/word/2010/wordprocessingShape" mc:Ignorable="w14 w15 w16se w16cid w16 w16cex w16sdtdh w16sdtfl w16du wp14">
   <w:p>
     <w:pPr>
       <w:pStyle w:val="Header"/>
@@ -18591,8 +18879,8 @@
 </file>
 
 <file path=word/numbering.xml><?xml version="1.0" encoding="utf-8"?>
-<w:numbering xmlns:wpc="http://schemas.microsoft.com/office/word/2010/wordprocessingCanvas" xmlns:mc="http://schemas.openxmlformats.org/markup-compatibility/2006" xmlns:o="urn:schemas-microsoft-com:office:office" xmlns:r="http://schemas.openxmlformats.org/officeDocument/2006/relationships" xmlns:m="http://schemas.openxmlformats.org/officeDocument/2006/math" xmlns:v="urn:schemas-microsoft-com:vml" xmlns:wp14="http://schemas.microsoft.com/office/word/2010/wordprocessingDrawing" xmlns:wp="http://schemas.openxmlformats.org/drawingml/2006/wordprocessingDrawing" xmlns:w10="urn:schemas-microsoft-com:office:word" xmlns:w="http://schemas.openxmlformats.org/wordprocessingml/2006/main" xmlns:w14="http://schemas.microsoft.com/office/word/2010/wordml" xmlns:wpg="http://schemas.microsoft.com/office/word/2010/wordprocessingGroup" xmlns:wpi="http://schemas.microsoft.com/office/word/2010/wordprocessingInk" xmlns:wne="http://schemas.microsoft.com/office/word/2006/wordml" xmlns:wps="http://schemas.microsoft.com/office/word/2010/wordprocessingShape" mc:Ignorable="w14 wp14">
-  <w:abstractNum w:abstractNumId="0">
+<w:numbering xmlns:wpc="http://schemas.microsoft.com/office/word/2010/wordprocessingCanvas" xmlns:cx="http://schemas.microsoft.com/office/drawing/2014/chartex" xmlns:cx1="http://schemas.microsoft.com/office/drawing/2015/9/8/chartex" xmlns:cx2="http://schemas.microsoft.com/office/drawing/2015/10/21/chartex" xmlns:cx3="http://schemas.microsoft.com/office/drawing/2016/5/9/chartex" xmlns:cx4="http://schemas.microsoft.com/office/drawing/2016/5/10/chartex" xmlns:cx5="http://schemas.microsoft.com/office/drawing/2016/5/11/chartex" xmlns:cx6="http://schemas.microsoft.com/office/drawing/2016/5/12/chartex" xmlns:cx7="http://schemas.microsoft.com/office/drawing/2016/5/13/chartex" xmlns:cx8="http://schemas.microsoft.com/office/drawing/2016/5/14/chartex" xmlns:mc="http://schemas.openxmlformats.org/markup-compatibility/2006" xmlns:aink="http://schemas.microsoft.com/office/drawing/2016/ink" xmlns:am3d="http://schemas.microsoft.com/office/drawing/2017/model3d" xmlns:o="urn:schemas-microsoft-com:office:office" xmlns:oel="http://schemas.microsoft.com/office/2019/extlst" xmlns:r="http://schemas.openxmlformats.org/officeDocument/2006/relationships" xmlns:m="http://schemas.openxmlformats.org/officeDocument/2006/math" xmlns:v="urn:schemas-microsoft-com:vml" xmlns:wp14="http://schemas.microsoft.com/office/word/2010/wordprocessingDrawing" xmlns:wp="http://schemas.openxmlformats.org/drawingml/2006/wordprocessingDrawing" xmlns:w10="urn:schemas-microsoft-com:office:word" xmlns:w="http://schemas.openxmlformats.org/wordprocessingml/2006/main" xmlns:w14="http://schemas.microsoft.com/office/word/2010/wordml" xmlns:w15="http://schemas.microsoft.com/office/word/2012/wordml" xmlns:w16cex="http://schemas.microsoft.com/office/word/2018/wordml/cex" xmlns:w16cid="http://schemas.microsoft.com/office/word/2016/wordml/cid" xmlns:w16="http://schemas.microsoft.com/office/word/2018/wordml" xmlns:w16du="http://schemas.microsoft.com/office/word/2023/wordml/word16du" xmlns:w16sdtdh="http://schemas.microsoft.com/office/word/2020/wordml/sdtdatahash" xmlns:w16sdtfl="http://schemas.microsoft.com/office/word/2024/wordml/sdtformatlock" xmlns:w16se="http://schemas.microsoft.com/office/word/2015/wordml/symex" xmlns:wpg="http://schemas.microsoft.com/office/word/2010/wordprocessingGroup" xmlns:wpi="http://schemas.microsoft.com/office/word/2010/wordprocessingInk" xmlns:wne="http://schemas.microsoft.com/office/word/2006/wordml" xmlns:wps="http://schemas.microsoft.com/office/word/2010/wordprocessingShape" mc:Ignorable="w14 w15 w16se w16cid w16 w16cex w16sdtdh w16sdtfl w16du wp14">
+  <w:abstractNum w:abstractNumId="0" w15:restartNumberingAfterBreak="0">
     <w:nsid w:val="01B77D6D"/>
     <w:multiLevelType w:val="hybridMultilevel"/>
     <w:tmpl w:val="1D20AE52"/>
@@ -18707,7 +18995,7 @@
       </w:rPr>
     </w:lvl>
   </w:abstractNum>
-  <w:abstractNum w:abstractNumId="1">
+  <w:abstractNum w:abstractNumId="1" w15:restartNumberingAfterBreak="0">
     <w:nsid w:val="080A0699"/>
     <w:multiLevelType w:val="hybridMultilevel"/>
     <w:tmpl w:val="B8840D80"/>
@@ -18822,7 +19110,7 @@
       </w:rPr>
     </w:lvl>
   </w:abstractNum>
-  <w:abstractNum w:abstractNumId="2">
+  <w:abstractNum w:abstractNumId="2" w15:restartNumberingAfterBreak="0">
     <w:nsid w:val="09B475C9"/>
     <w:multiLevelType w:val="hybridMultilevel"/>
     <w:tmpl w:val="BD947144"/>
@@ -18937,7 +19225,7 @@
       </w:rPr>
     </w:lvl>
   </w:abstractNum>
-  <w:abstractNum w:abstractNumId="3">
+  <w:abstractNum w:abstractNumId="3" w15:restartNumberingAfterBreak="0">
     <w:nsid w:val="1AF43D61"/>
     <w:multiLevelType w:val="hybridMultilevel"/>
     <w:tmpl w:val="C3CAC85E"/>
@@ -19052,7 +19340,7 @@
       </w:rPr>
     </w:lvl>
   </w:abstractNum>
-  <w:abstractNum w:abstractNumId="4">
+  <w:abstractNum w:abstractNumId="4" w15:restartNumberingAfterBreak="0">
     <w:nsid w:val="1B3742FD"/>
     <w:multiLevelType w:val="hybridMultilevel"/>
     <w:tmpl w:val="4330FEAA"/>
@@ -19167,7 +19455,7 @@
       </w:rPr>
     </w:lvl>
   </w:abstractNum>
-  <w:abstractNum w:abstractNumId="5">
+  <w:abstractNum w:abstractNumId="5" w15:restartNumberingAfterBreak="0">
     <w:nsid w:val="27AD4D90"/>
     <w:multiLevelType w:val="hybridMultilevel"/>
     <w:tmpl w:val="C8DA073A"/>
@@ -19282,7 +19570,7 @@
       </w:rPr>
     </w:lvl>
   </w:abstractNum>
-  <w:abstractNum w:abstractNumId="6">
+  <w:abstractNum w:abstractNumId="6" w15:restartNumberingAfterBreak="0">
     <w:nsid w:val="290A1859"/>
     <w:multiLevelType w:val="hybridMultilevel"/>
     <w:tmpl w:val="833E74AC"/>
@@ -19397,7 +19685,7 @@
       </w:rPr>
     </w:lvl>
   </w:abstractNum>
-  <w:abstractNum w:abstractNumId="7">
+  <w:abstractNum w:abstractNumId="7" w15:restartNumberingAfterBreak="0">
     <w:nsid w:val="2BA46A0B"/>
     <w:multiLevelType w:val="hybridMultilevel"/>
     <w:tmpl w:val="D45C86E0"/>
@@ -19514,7 +19802,7 @@
       </w:rPr>
     </w:lvl>
   </w:abstractNum>
-  <w:abstractNum w:abstractNumId="8">
+  <w:abstractNum w:abstractNumId="8" w15:restartNumberingAfterBreak="0">
     <w:nsid w:val="2FE342F2"/>
     <w:multiLevelType w:val="hybridMultilevel"/>
     <w:tmpl w:val="FBA81218"/>
@@ -19629,7 +19917,7 @@
       </w:rPr>
     </w:lvl>
   </w:abstractNum>
-  <w:abstractNum w:abstractNumId="9">
+  <w:abstractNum w:abstractNumId="9" w15:restartNumberingAfterBreak="0">
     <w:nsid w:val="477A5147"/>
     <w:multiLevelType w:val="hybridMultilevel"/>
     <w:tmpl w:val="9D1242CC"/>
@@ -19744,7 +20032,7 @@
       </w:rPr>
     </w:lvl>
   </w:abstractNum>
-  <w:abstractNum w:abstractNumId="10">
+  <w:abstractNum w:abstractNumId="10" w15:restartNumberingAfterBreak="0">
     <w:nsid w:val="4EB2422E"/>
     <w:multiLevelType w:val="hybridMultilevel"/>
     <w:tmpl w:val="3062A85C"/>
@@ -19859,7 +20147,7 @@
       </w:rPr>
     </w:lvl>
   </w:abstractNum>
-  <w:abstractNum w:abstractNumId="11">
+  <w:abstractNum w:abstractNumId="11" w15:restartNumberingAfterBreak="0">
     <w:nsid w:val="52D4659F"/>
     <w:multiLevelType w:val="hybridMultilevel"/>
     <w:tmpl w:val="88382EF4"/>
@@ -19974,7 +20262,7 @@
       </w:rPr>
     </w:lvl>
   </w:abstractNum>
-  <w:abstractNum w:abstractNumId="12">
+  <w:abstractNum w:abstractNumId="12" w15:restartNumberingAfterBreak="0">
     <w:nsid w:val="57B753C7"/>
     <w:multiLevelType w:val="hybridMultilevel"/>
     <w:tmpl w:val="A5E02F48"/>
@@ -20091,7 +20379,7 @@
       </w:rPr>
     </w:lvl>
   </w:abstractNum>
-  <w:abstractNum w:abstractNumId="13">
+  <w:abstractNum w:abstractNumId="13" w15:restartNumberingAfterBreak="0">
     <w:nsid w:val="6FA01010"/>
     <w:multiLevelType w:val="hybridMultilevel"/>
     <w:tmpl w:val="BD388526"/>
@@ -20206,7 +20494,7 @@
       </w:rPr>
     </w:lvl>
   </w:abstractNum>
-  <w:abstractNum w:abstractNumId="14">
+  <w:abstractNum w:abstractNumId="14" w15:restartNumberingAfterBreak="0">
     <w:nsid w:val="6FB53464"/>
     <w:multiLevelType w:val="hybridMultilevel"/>
     <w:tmpl w:val="08F4DD4E"/>
@@ -20321,7 +20609,7 @@
       </w:rPr>
     </w:lvl>
   </w:abstractNum>
-  <w:abstractNum w:abstractNumId="15">
+  <w:abstractNum w:abstractNumId="15" w15:restartNumberingAfterBreak="0">
     <w:nsid w:val="797306B9"/>
     <w:multiLevelType w:val="hybridMultilevel"/>
     <w:tmpl w:val="4B80EB50"/>
@@ -20436,59 +20724,59 @@
       </w:rPr>
     </w:lvl>
   </w:abstractNum>
-  <w:num w:numId="1">
+  <w:num w:numId="1" w16cid:durableId="991249491">
     <w:abstractNumId w:val="14"/>
   </w:num>
-  <w:num w:numId="2">
+  <w:num w:numId="2" w16cid:durableId="275909870">
     <w:abstractNumId w:val="5"/>
   </w:num>
-  <w:num w:numId="3">
+  <w:num w:numId="3" w16cid:durableId="273634572">
     <w:abstractNumId w:val="11"/>
   </w:num>
-  <w:num w:numId="4">
+  <w:num w:numId="4" w16cid:durableId="285964598">
     <w:abstractNumId w:val="6"/>
   </w:num>
-  <w:num w:numId="5">
+  <w:num w:numId="5" w16cid:durableId="719397355">
     <w:abstractNumId w:val="4"/>
   </w:num>
-  <w:num w:numId="6">
+  <w:num w:numId="6" w16cid:durableId="1480000614">
     <w:abstractNumId w:val="7"/>
   </w:num>
-  <w:num w:numId="7">
+  <w:num w:numId="7" w16cid:durableId="949437996">
     <w:abstractNumId w:val="3"/>
   </w:num>
-  <w:num w:numId="8">
+  <w:num w:numId="8" w16cid:durableId="1216745973">
     <w:abstractNumId w:val="10"/>
   </w:num>
-  <w:num w:numId="9">
+  <w:num w:numId="9" w16cid:durableId="211580133">
     <w:abstractNumId w:val="0"/>
   </w:num>
-  <w:num w:numId="10">
+  <w:num w:numId="10" w16cid:durableId="1766224299">
     <w:abstractNumId w:val="15"/>
   </w:num>
-  <w:num w:numId="11">
+  <w:num w:numId="11" w16cid:durableId="1221285762">
     <w:abstractNumId w:val="12"/>
   </w:num>
-  <w:num w:numId="12">
+  <w:num w:numId="12" w16cid:durableId="1069771664">
     <w:abstractNumId w:val="13"/>
   </w:num>
-  <w:num w:numId="13">
+  <w:num w:numId="13" w16cid:durableId="350573180">
     <w:abstractNumId w:val="1"/>
   </w:num>
-  <w:num w:numId="14">
+  <w:num w:numId="14" w16cid:durableId="142236410">
     <w:abstractNumId w:val="8"/>
   </w:num>
-  <w:num w:numId="15">
+  <w:num w:numId="15" w16cid:durableId="446239237">
     <w:abstractNumId w:val="2"/>
   </w:num>
-  <w:num w:numId="16">
+  <w:num w:numId="16" w16cid:durableId="1059327988">
     <w:abstractNumId w:val="9"/>
   </w:num>
 </w:numbering>
 </file>
 
 <file path=word/styles.xml><?xml version="1.0" encoding="utf-8"?>
-<w:styles xmlns:mc="http://schemas.openxmlformats.org/markup-compatibility/2006" xmlns:r="http://schemas.openxmlformats.org/officeDocument/2006/relationships" xmlns:w="http://schemas.openxmlformats.org/wordprocessingml/2006/main" xmlns:w14="http://schemas.microsoft.com/office/word/2010/wordml" mc:Ignorable="w14">
+<w:styles xmlns:mc="http://schemas.openxmlformats.org/markup-compatibility/2006" xmlns:r="http://schemas.openxmlformats.org/officeDocument/2006/relationships" xmlns:w="http://schemas.openxmlformats.org/wordprocessingml/2006/main" xmlns:w14="http://schemas.microsoft.com/office/word/2010/wordml" xmlns:w15="http://schemas.microsoft.com/office/word/2012/wordml" xmlns:w16cex="http://schemas.microsoft.com/office/word/2018/wordml/cex" xmlns:w16cid="http://schemas.microsoft.com/office/word/2016/wordml/cid" xmlns:w16="http://schemas.microsoft.com/office/word/2018/wordml" xmlns:w16du="http://schemas.microsoft.com/office/word/2023/wordml/word16du" xmlns:w16sdtdh="http://schemas.microsoft.com/office/word/2020/wordml/sdtdatahash" xmlns:w16sdtfl="http://schemas.microsoft.com/office/word/2024/wordml/sdtformatlock" xmlns:w16se="http://schemas.microsoft.com/office/word/2015/wordml/symex" mc:Ignorable="w14 w15 w16se w16cid w16 w16cex w16sdtdh w16sdtfl w16du">
   <w:docDefaults>
     <w:rPrDefault>
       <w:rPr>
@@ -20504,144 +20792,383 @@
       </w:pPr>
     </w:pPrDefault>
   </w:docDefaults>
-  <w:latentStyles w:defLockedState="0" w:defUIPriority="99" w:defSemiHidden="1" w:defUnhideWhenUsed="1" w:defQFormat="0" w:count="267">
-    <w:lsdException w:name="Normal" w:semiHidden="0" w:uiPriority="0" w:unhideWhenUsed="0" w:qFormat="1"/>
-    <w:lsdException w:name="heading 1" w:semiHidden="0" w:uiPriority="9" w:unhideWhenUsed="0" w:qFormat="1"/>
-    <w:lsdException w:name="heading 2" w:uiPriority="9" w:qFormat="1"/>
-    <w:lsdException w:name="heading 3" w:uiPriority="9" w:qFormat="1"/>
-    <w:lsdException w:name="heading 4" w:uiPriority="9" w:qFormat="1"/>
-    <w:lsdException w:name="heading 5" w:uiPriority="9" w:qFormat="1"/>
-    <w:lsdException w:name="heading 6" w:uiPriority="9" w:qFormat="1"/>
-    <w:lsdException w:name="heading 7" w:uiPriority="9" w:qFormat="1"/>
-    <w:lsdException w:name="heading 8" w:uiPriority="9" w:qFormat="1"/>
-    <w:lsdException w:name="heading 9" w:uiPriority="9" w:qFormat="1"/>
-    <w:lsdException w:name="toc 1" w:uiPriority="39"/>
-    <w:lsdException w:name="toc 2" w:uiPriority="39"/>
-    <w:lsdException w:name="toc 3" w:uiPriority="39"/>
-    <w:lsdException w:name="toc 4" w:uiPriority="39"/>
-    <w:lsdException w:name="toc 5" w:uiPriority="39"/>
-    <w:lsdException w:name="toc 6" w:uiPriority="39"/>
-    <w:lsdException w:name="toc 7" w:uiPriority="39"/>
-    <w:lsdException w:name="toc 8" w:uiPriority="39"/>
-    <w:lsdException w:name="toc 9" w:uiPriority="39"/>
-    <w:lsdException w:name="caption" w:uiPriority="35" w:qFormat="1"/>
-    <w:lsdException w:name="Title" w:semiHidden="0" w:uiPriority="0" w:unhideWhenUsed="0" w:qFormat="1"/>
-    <w:lsdException w:name="Default Paragraph Font" w:uiPriority="1"/>
-    <w:lsdException w:name="Subtitle" w:semiHidden="0" w:uiPriority="11" w:unhideWhenUsed="0" w:qFormat="1"/>
-    <w:lsdException w:name="Strong" w:semiHidden="0" w:uiPriority="22" w:unhideWhenUsed="0" w:qFormat="1"/>
-    <w:lsdException w:name="Emphasis" w:semiHidden="0" w:uiPriority="20" w:unhideWhenUsed="0" w:qFormat="1"/>
-    <w:lsdException w:name="Table Grid" w:semiHidden="0" w:uiPriority="39" w:unhideWhenUsed="0"/>
-    <w:lsdException w:name="Placeholder Text" w:unhideWhenUsed="0"/>
-    <w:lsdException w:name="No Spacing" w:semiHidden="0" w:uiPriority="1" w:unhideWhenUsed="0" w:qFormat="1"/>
-    <w:lsdException w:name="Light Shading" w:semiHidden="0" w:uiPriority="60" w:unhideWhenUsed="0"/>
-    <w:lsdException w:name="Light List" w:semiHidden="0" w:uiPriority="61" w:unhideWhenUsed="0"/>
-    <w:lsdException w:name="Light Grid" w:semiHidden="0" w:uiPriority="62" w:unhideWhenUsed="0"/>
-    <w:lsdException w:name="Medium Shading 1" w:semiHidden="0" w:uiPriority="63" w:unhideWhenUsed="0"/>
-    <w:lsdException w:name="Medium Shading 2" w:semiHidden="0" w:uiPriority="64" w:unhideWhenUsed="0"/>
-    <w:lsdException w:name="Medium List 1" w:semiHidden="0" w:uiPriority="65" w:unhideWhenUsed="0"/>
-    <w:lsdException w:name="Medium List 2" w:semiHidden="0" w:uiPriority="66" w:unhideWhenUsed="0"/>
-    <w:lsdException w:name="Medium Grid 1" w:semiHidden="0" w:uiPriority="67" w:unhideWhenUsed="0"/>
-    <w:lsdException w:name="Medium Grid 2" w:semiHidden="0" w:uiPriority="68" w:unhideWhenUsed="0"/>
-    <w:lsdException w:name="Medium Grid 3" w:semiHidden="0" w:uiPriority="69" w:unhideWhenUsed="0"/>
-    <w:lsdException w:name="Dark List" w:semiHidden="0" w:uiPriority="70" w:unhideWhenUsed="0"/>
-    <w:lsdException w:name="Colorful Shading" w:semiHidden="0" w:uiPriority="71" w:unhideWhenUsed="0"/>
-    <w:lsdException w:name="Colorful List" w:semiHidden="0" w:uiPriority="72" w:unhideWhenUsed="0"/>
-    <w:lsdException w:name="Colorful Grid" w:semiHidden="0" w:uiPriority="73" w:unhideWhenUsed="0"/>
-    <w:lsdException w:name="Light Shading Accent 1" w:semiHidden="0" w:uiPriority="60" w:unhideWhenUsed="0"/>
-    <w:lsdException w:name="Light List Accent 1" w:semiHidden="0" w:uiPriority="61" w:unhideWhenUsed="0"/>
-    <w:lsdException w:name="Light Grid Accent 1" w:semiHidden="0" w:uiPriority="62" w:unhideWhenUsed="0"/>
-    <w:lsdException w:name="Medium Shading 1 Accent 1" w:semiHidden="0" w:uiPriority="63" w:unhideWhenUsed="0"/>
-    <w:lsdException w:name="Medium Shading 2 Accent 1" w:semiHidden="0" w:uiPriority="64" w:unhideWhenUsed="0"/>
-    <w:lsdException w:name="Medium List 1 Accent 1" w:semiHidden="0" w:uiPriority="65" w:unhideWhenUsed="0"/>
-    <w:lsdException w:name="Revision" w:unhideWhenUsed="0"/>
-    <w:lsdException w:name="List Paragraph" w:semiHidden="0" w:uiPriority="34" w:unhideWhenUsed="0" w:qFormat="1"/>
-    <w:lsdException w:name="Quote" w:semiHidden="0" w:uiPriority="29" w:unhideWhenUsed="0" w:qFormat="1"/>
-    <w:lsdException w:name="Intense Quote" w:semiHidden="0" w:uiPriority="30" w:unhideWhenUsed="0" w:qFormat="1"/>
-    <w:lsdException w:name="Medium List 2 Accent 1" w:semiHidden="0" w:uiPriority="66" w:unhideWhenUsed="0"/>
-    <w:lsdException w:name="Medium Grid 1 Accent 1" w:semiHidden="0" w:uiPriority="67" w:unhideWhenUsed="0"/>
-    <w:lsdException w:name="Medium Grid 2 Accent 1" w:semiHidden="0" w:uiPriority="68" w:unhideWhenUsed="0"/>
-    <w:lsdException w:name="Medium Grid 3 Accent 1" w:semiHidden="0" w:uiPriority="69" w:unhideWhenUsed="0"/>
-    <w:lsdException w:name="Dark List Accent 1" w:semiHidden="0" w:uiPriority="70" w:unhideWhenUsed="0"/>
-    <w:lsdException w:name="Colorful Shading Accent 1" w:semiHidden="0" w:uiPriority="71" w:unhideWhenUsed="0"/>
-    <w:lsdException w:name="Colorful List Accent 1" w:semiHidden="0" w:uiPriority="72" w:unhideWhenUsed="0"/>
-    <w:lsdException w:name="Colorful Grid Accent 1" w:semiHidden="0" w:uiPriority="73" w:unhideWhenUsed="0"/>
-    <w:lsdException w:name="Light Shading Accent 2" w:semiHidden="0" w:uiPriority="60" w:unhideWhenUsed="0"/>
-    <w:lsdException w:name="Light List Accent 2" w:semiHidden="0" w:uiPriority="61" w:unhideWhenUsed="0"/>
-    <w:lsdException w:name="Light Grid Accent 2" w:semiHidden="0" w:uiPriority="62" w:unhideWhenUsed="0"/>
-    <w:lsdException w:name="Medium Shading 1 Accent 2" w:semiHidden="0" w:uiPriority="63" w:unhideWhenUsed="0"/>
-    <w:lsdException w:name="Medium Shading 2 Accent 2" w:semiHidden="0" w:uiPriority="64" w:unhideWhenUsed="0"/>
-    <w:lsdException w:name="Medium List 1 Accent 2" w:semiHidden="0" w:uiPriority="65" w:unhideWhenUsed="0"/>
-    <w:lsdException w:name="Medium List 2 Accent 2" w:semiHidden="0" w:uiPriority="66" w:unhideWhenUsed="0"/>
-    <w:lsdException w:name="Medium Grid 1 Accent 2" w:semiHidden="0" w:uiPriority="67" w:unhideWhenUsed="0"/>
-    <w:lsdException w:name="Medium Grid 2 Accent 2" w:semiHidden="0" w:uiPriority="68" w:unhideWhenUsed="0"/>
-    <w:lsdException w:name="Medium Grid 3 Accent 2" w:semiHidden="0" w:uiPriority="69" w:unhideWhenUsed="0"/>
-    <w:lsdException w:name="Dark List Accent 2" w:semiHidden="0" w:uiPriority="70" w:unhideWhenUsed="0"/>
-    <w:lsdException w:name="Colorful Shading Accent 2" w:semiHidden="0" w:uiPriority="71" w:unhideWhenUsed="0"/>
-    <w:lsdException w:name="Colorful List Accent 2" w:semiHidden="0" w:uiPriority="72" w:unhideWhenUsed="0"/>
-    <w:lsdException w:name="Colorful Grid Accent 2" w:semiHidden="0" w:uiPriority="73" w:unhideWhenUsed="0"/>
-    <w:lsdException w:name="Light Shading Accent 3" w:semiHidden="0" w:uiPriority="60" w:unhideWhenUsed="0"/>
-    <w:lsdException w:name="Light List Accent 3" w:semiHidden="0" w:uiPriority="61" w:unhideWhenUsed="0"/>
-    <w:lsdException w:name="Light Grid Accent 3" w:semiHidden="0" w:uiPriority="62" w:unhideWhenUsed="0"/>
-    <w:lsdException w:name="Medium Shading 1 Accent 3" w:semiHidden="0" w:uiPriority="63" w:unhideWhenUsed="0"/>
-    <w:lsdException w:name="Medium Shading 2 Accent 3" w:semiHidden="0" w:uiPriority="64" w:unhideWhenUsed="0"/>
-    <w:lsdException w:name="Medium List 1 Accent 3" w:semiHidden="0" w:uiPriority="65" w:unhideWhenUsed="0"/>
-    <w:lsdException w:name="Medium List 2 Accent 3" w:semiHidden="0" w:uiPriority="66" w:unhideWhenUsed="0"/>
-    <w:lsdException w:name="Medium Grid 1 Accent 3" w:semiHidden="0" w:uiPriority="67" w:unhideWhenUsed="0"/>
-    <w:lsdException w:name="Medium Grid 2 Accent 3" w:semiHidden="0" w:uiPriority="68" w:unhideWhenUsed="0"/>
-    <w:lsdException w:name="Medium Grid 3 Accent 3" w:semiHidden="0" w:uiPriority="69" w:unhideWhenUsed="0"/>
-    <w:lsdException w:name="Dark List Accent 3" w:semiHidden="0" w:uiPriority="70" w:unhideWhenUsed="0"/>
-    <w:lsdException w:name="Colorful Shading Accent 3" w:semiHidden="0" w:uiPriority="71" w:unhideWhenUsed="0"/>
-    <w:lsdException w:name="Colorful List Accent 3" w:semiHidden="0" w:uiPriority="72" w:unhideWhenUsed="0"/>
-    <w:lsdException w:name="Colorful Grid Accent 3" w:semiHidden="0" w:uiPriority="73" w:unhideWhenUsed="0"/>
-    <w:lsdException w:name="Light Shading Accent 4" w:semiHidden="0" w:uiPriority="60" w:unhideWhenUsed="0"/>
-    <w:lsdException w:name="Light List Accent 4" w:semiHidden="0" w:uiPriority="61" w:unhideWhenUsed="0"/>
-    <w:lsdException w:name="Light Grid Accent 4" w:semiHidden="0" w:uiPriority="62" w:unhideWhenUsed="0"/>
-    <w:lsdException w:name="Medium Shading 1 Accent 4" w:semiHidden="0" w:uiPriority="63" w:unhideWhenUsed="0"/>
-    <w:lsdException w:name="Medium Shading 2 Accent 4" w:semiHidden="0" w:uiPriority="64" w:unhideWhenUsed="0"/>
-    <w:lsdException w:name="Medium List 1 Accent 4" w:semiHidden="0" w:uiPriority="65" w:unhideWhenUsed="0"/>
-    <w:lsdException w:name="Medium List 2 Accent 4" w:semiHidden="0" w:uiPriority="66" w:unhideWhenUsed="0"/>
-    <w:lsdException w:name="Medium Grid 1 Accent 4" w:semiHidden="0" w:uiPriority="67" w:unhideWhenUsed="0"/>
-    <w:lsdException w:name="Medium Grid 2 Accent 4" w:semiHidden="0" w:uiPriority="68" w:unhideWhenUsed="0"/>
-    <w:lsdException w:name="Medium Grid 3 Accent 4" w:semiHidden="0" w:uiPriority="69" w:unhideWhenUsed="0"/>
-    <w:lsdException w:name="Dark List Accent 4" w:semiHidden="0" w:uiPriority="70" w:unhideWhenUsed="0"/>
-    <w:lsdException w:name="Colorful Shading Accent 4" w:semiHidden="0" w:uiPriority="71" w:unhideWhenUsed="0"/>
-    <w:lsdException w:name="Colorful List Accent 4" w:semiHidden="0" w:uiPriority="72" w:unhideWhenUsed="0"/>
-    <w:lsdException w:name="Colorful Grid Accent 4" w:semiHidden="0" w:uiPriority="73" w:unhideWhenUsed="0"/>
-    <w:lsdException w:name="Light Shading Accent 5" w:semiHidden="0" w:uiPriority="60" w:unhideWhenUsed="0"/>
-    <w:lsdException w:name="Light List Accent 5" w:semiHidden="0" w:uiPriority="61" w:unhideWhenUsed="0"/>
-    <w:lsdException w:name="Light Grid Accent 5" w:semiHidden="0" w:uiPriority="62" w:unhideWhenUsed="0"/>
-    <w:lsdException w:name="Medium Shading 1 Accent 5" w:semiHidden="0" w:uiPriority="63" w:unhideWhenUsed="0"/>
-    <w:lsdException w:name="Medium Shading 2 Accent 5" w:semiHidden="0" w:uiPriority="64" w:unhideWhenUsed="0"/>
-    <w:lsdException w:name="Medium List 1 Accent 5" w:semiHidden="0" w:uiPriority="65" w:unhideWhenUsed="0"/>
-    <w:lsdException w:name="Medium List 2 Accent 5" w:semiHidden="0" w:uiPriority="66" w:unhideWhenUsed="0"/>
-    <w:lsdException w:name="Medium Grid 1 Accent 5" w:semiHidden="0" w:uiPriority="67" w:unhideWhenUsed="0"/>
-    <w:lsdException w:name="Medium Grid 2 Accent 5" w:semiHidden="0" w:uiPriority="68" w:unhideWhenUsed="0"/>
-    <w:lsdException w:name="Medium Grid 3 Accent 5" w:semiHidden="0" w:uiPriority="69" w:unhideWhenUsed="0"/>
-    <w:lsdException w:name="Dark List Accent 5" w:semiHidden="0" w:uiPriority="70" w:unhideWhenUsed="0"/>
-    <w:lsdException w:name="Colorful Shading Accent 5" w:semiHidden="0" w:uiPriority="71" w:unhideWhenUsed="0"/>
-    <w:lsdException w:name="Colorful List Accent 5" w:semiHidden="0" w:uiPriority="72" w:unhideWhenUsed="0"/>
-    <w:lsdException w:name="Colorful Grid Accent 5" w:semiHidden="0" w:uiPriority="73" w:unhideWhenUsed="0"/>
-    <w:lsdException w:name="Light Shading Accent 6" w:semiHidden="0" w:uiPriority="60" w:unhideWhenUsed="0"/>
-    <w:lsdException w:name="Light List Accent 6" w:semiHidden="0" w:uiPriority="61" w:unhideWhenUsed="0"/>
-    <w:lsdException w:name="Light Grid Accent 6" w:semiHidden="0" w:uiPriority="62" w:unhideWhenUsed="0"/>
-    <w:lsdException w:name="Medium Shading 1 Accent 6" w:semiHidden="0" w:uiPriority="63" w:unhideWhenUsed="0"/>
-    <w:lsdException w:name="Medium Shading 2 Accent 6" w:semiHidden="0" w:uiPriority="64" w:unhideWhenUsed="0"/>
-    <w:lsdException w:name="Medium List 1 Accent 6" w:semiHidden="0" w:uiPriority="65" w:unhideWhenUsed="0"/>
-    <w:lsdException w:name="Medium List 2 Accent 6" w:semiHidden="0" w:uiPriority="66" w:unhideWhenUsed="0"/>
-    <w:lsdException w:name="Medium Grid 1 Accent 6" w:semiHidden="0" w:uiPriority="67" w:unhideWhenUsed="0"/>
-    <w:lsdException w:name="Medium Grid 2 Accent 6" w:semiHidden="0" w:uiPriority="68" w:unhideWhenUsed="0"/>
-    <w:lsdException w:name="Medium Grid 3 Accent 6" w:semiHidden="0" w:uiPriority="69" w:unhideWhenUsed="0"/>
-    <w:lsdException w:name="Dark List Accent 6" w:semiHidden="0" w:uiPriority="70" w:unhideWhenUsed="0"/>
-    <w:lsdException w:name="Colorful Shading Accent 6" w:semiHidden="0" w:uiPriority="71" w:unhideWhenUsed="0"/>
-    <w:lsdException w:name="Colorful List Accent 6" w:semiHidden="0" w:uiPriority="72" w:unhideWhenUsed="0"/>
-    <w:lsdException w:name="Colorful Grid Accent 6" w:semiHidden="0" w:uiPriority="73" w:unhideWhenUsed="0"/>
-    <w:lsdException w:name="Subtle Emphasis" w:semiHidden="0" w:uiPriority="19" w:unhideWhenUsed="0" w:qFormat="1"/>
-    <w:lsdException w:name="Intense Emphasis" w:semiHidden="0" w:uiPriority="21" w:unhideWhenUsed="0" w:qFormat="1"/>
-    <w:lsdException w:name="Subtle Reference" w:semiHidden="0" w:uiPriority="31" w:unhideWhenUsed="0" w:qFormat="1"/>
-    <w:lsdException w:name="Intense Reference" w:semiHidden="0" w:uiPriority="32" w:unhideWhenUsed="0" w:qFormat="1"/>
-    <w:lsdException w:name="Book Title" w:semiHidden="0" w:uiPriority="33" w:unhideWhenUsed="0" w:qFormat="1"/>
-    <w:lsdException w:name="Bibliography" w:uiPriority="37"/>
-    <w:lsdException w:name="TOC Heading" w:uiPriority="39" w:qFormat="1"/>
+  <w:latentStyles w:defLockedState="0" w:defUIPriority="99" w:defSemiHidden="0" w:defUnhideWhenUsed="0" w:defQFormat="0" w:count="376">
+    <w:lsdException w:name="Normal" w:uiPriority="0" w:qFormat="1"/>
+    <w:lsdException w:name="heading 1" w:uiPriority="9" w:qFormat="1"/>
+    <w:lsdException w:name="heading 2" w:semiHidden="1" w:uiPriority="9" w:unhideWhenUsed="1" w:qFormat="1"/>
+    <w:lsdException w:name="heading 3" w:semiHidden="1" w:uiPriority="9" w:unhideWhenUsed="1" w:qFormat="1"/>
+    <w:lsdException w:name="heading 4" w:semiHidden="1" w:uiPriority="9" w:unhideWhenUsed="1" w:qFormat="1"/>
+    <w:lsdException w:name="heading 5" w:semiHidden="1" w:uiPriority="9" w:unhideWhenUsed="1" w:qFormat="1"/>
+    <w:lsdException w:name="heading 6" w:semiHidden="1" w:uiPriority="9" w:unhideWhenUsed="1" w:qFormat="1"/>
+    <w:lsdException w:name="heading 7" w:semiHidden="1" w:uiPriority="9" w:unhideWhenUsed="1" w:qFormat="1"/>
+    <w:lsdException w:name="heading 8" w:semiHidden="1" w:uiPriority="9" w:unhideWhenUsed="1" w:qFormat="1"/>
+    <w:lsdException w:name="heading 9" w:semiHidden="1" w:uiPriority="9" w:unhideWhenUsed="1" w:qFormat="1"/>
+    <w:lsdException w:name="index 1" w:semiHidden="1" w:unhideWhenUsed="1"/>
+    <w:lsdException w:name="index 2" w:semiHidden="1" w:unhideWhenUsed="1"/>
+    <w:lsdException w:name="index 3" w:semiHidden="1" w:unhideWhenUsed="1"/>
+    <w:lsdException w:name="index 4" w:semiHidden="1" w:unhideWhenUsed="1"/>
+    <w:lsdException w:name="index 5" w:semiHidden="1" w:unhideWhenUsed="1"/>
+    <w:lsdException w:name="index 6" w:semiHidden="1" w:unhideWhenUsed="1"/>
+    <w:lsdException w:name="index 7" w:semiHidden="1" w:unhideWhenUsed="1"/>
+    <w:lsdException w:name="index 8" w:semiHidden="1" w:unhideWhenUsed="1"/>
+    <w:lsdException w:name="index 9" w:semiHidden="1" w:unhideWhenUsed="1"/>
+    <w:lsdException w:name="toc 1" w:semiHidden="1" w:uiPriority="39" w:unhideWhenUsed="1"/>
+    <w:lsdException w:name="toc 2" w:semiHidden="1" w:uiPriority="39" w:unhideWhenUsed="1"/>
+    <w:lsdException w:name="toc 3" w:semiHidden="1" w:uiPriority="39" w:unhideWhenUsed="1"/>
+    <w:lsdException w:name="toc 4" w:semiHidden="1" w:uiPriority="39" w:unhideWhenUsed="1"/>
+    <w:lsdException w:name="toc 5" w:semiHidden="1" w:uiPriority="39" w:unhideWhenUsed="1"/>
+    <w:lsdException w:name="toc 6" w:semiHidden="1" w:uiPriority="39" w:unhideWhenUsed="1"/>
+    <w:lsdException w:name="toc 7" w:semiHidden="1" w:uiPriority="39" w:unhideWhenUsed="1"/>
+    <w:lsdException w:name="toc 8" w:semiHidden="1" w:uiPriority="39" w:unhideWhenUsed="1"/>
+    <w:lsdException w:name="toc 9" w:semiHidden="1" w:uiPriority="39" w:unhideWhenUsed="1"/>
+    <w:lsdException w:name="Normal Indent" w:semiHidden="1" w:unhideWhenUsed="1"/>
+    <w:lsdException w:name="footnote text" w:semiHidden="1" w:unhideWhenUsed="1"/>
+    <w:lsdException w:name="annotation text" w:semiHidden="1" w:unhideWhenUsed="1"/>
+    <w:lsdException w:name="header" w:semiHidden="1" w:unhideWhenUsed="1"/>
+    <w:lsdException w:name="footer" w:semiHidden="1" w:unhideWhenUsed="1"/>
+    <w:lsdException w:name="index heading" w:semiHidden="1" w:unhideWhenUsed="1"/>
+    <w:lsdException w:name="caption" w:semiHidden="1" w:uiPriority="35" w:unhideWhenUsed="1" w:qFormat="1"/>
+    <w:lsdException w:name="table of figures" w:semiHidden="1" w:unhideWhenUsed="1"/>
+    <w:lsdException w:name="envelope address" w:semiHidden="1" w:unhideWhenUsed="1"/>
+    <w:lsdException w:name="envelope return" w:semiHidden="1" w:unhideWhenUsed="1"/>
+    <w:lsdException w:name="footnote reference" w:semiHidden="1" w:unhideWhenUsed="1"/>
+    <w:lsdException w:name="annotation reference" w:semiHidden="1" w:unhideWhenUsed="1"/>
+    <w:lsdException w:name="line number" w:semiHidden="1" w:unhideWhenUsed="1"/>
+    <w:lsdException w:name="page number" w:semiHidden="1" w:unhideWhenUsed="1"/>
+    <w:lsdException w:name="endnote reference" w:semiHidden="1" w:unhideWhenUsed="1"/>
+    <w:lsdException w:name="endnote text" w:semiHidden="1" w:unhideWhenUsed="1"/>
+    <w:lsdException w:name="table of authorities" w:semiHidden="1" w:unhideWhenUsed="1"/>
+    <w:lsdException w:name="macro" w:semiHidden="1" w:unhideWhenUsed="1"/>
+    <w:lsdException w:name="toa heading" w:semiHidden="1" w:unhideWhenUsed="1"/>
+    <w:lsdException w:name="List" w:semiHidden="1" w:unhideWhenUsed="1"/>
+    <w:lsdException w:name="List Bullet" w:semiHidden="1" w:unhideWhenUsed="1"/>
+    <w:lsdException w:name="List Number" w:semiHidden="1" w:unhideWhenUsed="1"/>
+    <w:lsdException w:name="List 2" w:semiHidden="1" w:unhideWhenUsed="1"/>
+    <w:lsdException w:name="List 3" w:semiHidden="1" w:unhideWhenUsed="1"/>
+    <w:lsdException w:name="List 4" w:semiHidden="1" w:unhideWhenUsed="1"/>
+    <w:lsdException w:name="List 5" w:semiHidden="1" w:unhideWhenUsed="1"/>
+    <w:lsdException w:name="List Bullet 2" w:semiHidden="1" w:unhideWhenUsed="1"/>
+    <w:lsdException w:name="List Bullet 3" w:semiHidden="1" w:unhideWhenUsed="1"/>
+    <w:lsdException w:name="List Bullet 4" w:semiHidden="1" w:unhideWhenUsed="1"/>
+    <w:lsdException w:name="List Bullet 5" w:semiHidden="1" w:unhideWhenUsed="1"/>
+    <w:lsdException w:name="List Number 2" w:semiHidden="1" w:unhideWhenUsed="1"/>
+    <w:lsdException w:name="List Number 3" w:semiHidden="1" w:unhideWhenUsed="1"/>
+    <w:lsdException w:name="List Number 4" w:semiHidden="1" w:unhideWhenUsed="1"/>
+    <w:lsdException w:name="List Number 5" w:semiHidden="1" w:unhideWhenUsed="1"/>
+    <w:lsdException w:name="Title" w:uiPriority="0" w:qFormat="1"/>
+    <w:lsdException w:name="Closing" w:semiHidden="1" w:unhideWhenUsed="1"/>
+    <w:lsdException w:name="Signature" w:semiHidden="1" w:unhideWhenUsed="1"/>
+    <w:lsdException w:name="Default Paragraph Font" w:semiHidden="1" w:uiPriority="1" w:unhideWhenUsed="1"/>
+    <w:lsdException w:name="Body Text" w:semiHidden="1" w:unhideWhenUsed="1"/>
+    <w:lsdException w:name="Body Text Indent" w:semiHidden="1" w:unhideWhenUsed="1"/>
+    <w:lsdException w:name="List Continue" w:semiHidden="1" w:unhideWhenUsed="1"/>
+    <w:lsdException w:name="List Continue 2" w:semiHidden="1" w:unhideWhenUsed="1"/>
+    <w:lsdException w:name="List Continue 3" w:semiHidden="1" w:unhideWhenUsed="1"/>
+    <w:lsdException w:name="List Continue 4" w:semiHidden="1" w:unhideWhenUsed="1"/>
+    <w:lsdException w:name="List Continue 5" w:semiHidden="1" w:unhideWhenUsed="1"/>
+    <w:lsdException w:name="Message Header" w:semiHidden="1" w:unhideWhenUsed="1"/>
+    <w:lsdException w:name="Subtitle" w:uiPriority="11" w:qFormat="1"/>
+    <w:lsdException w:name="Salutation" w:semiHidden="1" w:unhideWhenUsed="1"/>
+    <w:lsdException w:name="Date" w:semiHidden="1" w:unhideWhenUsed="1"/>
+    <w:lsdException w:name="Body Text First Indent" w:semiHidden="1" w:unhideWhenUsed="1"/>
+    <w:lsdException w:name="Body Text First Indent 2" w:semiHidden="1" w:unhideWhenUsed="1"/>
+    <w:lsdException w:name="Note Heading" w:semiHidden="1" w:unhideWhenUsed="1"/>
+    <w:lsdException w:name="Body Text 2" w:semiHidden="1" w:unhideWhenUsed="1"/>
+    <w:lsdException w:name="Body Text 3" w:semiHidden="1" w:unhideWhenUsed="1"/>
+    <w:lsdException w:name="Body Text Indent 2" w:semiHidden="1" w:unhideWhenUsed="1"/>
+    <w:lsdException w:name="Body Text Indent 3" w:semiHidden="1" w:unhideWhenUsed="1"/>
+    <w:lsdException w:name="Block Text" w:semiHidden="1" w:unhideWhenUsed="1"/>
+    <w:lsdException w:name="Hyperlink" w:semiHidden="1" w:unhideWhenUsed="1"/>
+    <w:lsdException w:name="FollowedHyperlink" w:semiHidden="1" w:unhideWhenUsed="1"/>
+    <w:lsdException w:name="Strong" w:uiPriority="22" w:qFormat="1"/>
+    <w:lsdException w:name="Emphasis" w:uiPriority="20" w:qFormat="1"/>
+    <w:lsdException w:name="Document Map" w:semiHidden="1" w:unhideWhenUsed="1"/>
+    <w:lsdException w:name="Plain Text" w:semiHidden="1" w:unhideWhenUsed="1"/>
+    <w:lsdException w:name="E-mail Signature" w:semiHidden="1" w:unhideWhenUsed="1"/>
+    <w:lsdException w:name="HTML Top of Form" w:semiHidden="1" w:unhideWhenUsed="1"/>
+    <w:lsdException w:name="HTML Bottom of Form" w:semiHidden="1" w:unhideWhenUsed="1"/>
+    <w:lsdException w:name="Normal (Web)" w:semiHidden="1" w:unhideWhenUsed="1"/>
+    <w:lsdException w:name="HTML Acronym" w:semiHidden="1" w:unhideWhenUsed="1"/>
+    <w:lsdException w:name="HTML Address" w:semiHidden="1" w:unhideWhenUsed="1"/>
+    <w:lsdException w:name="HTML Cite" w:semiHidden="1" w:unhideWhenUsed="1"/>
+    <w:lsdException w:name="HTML Code" w:semiHidden="1" w:unhideWhenUsed="1"/>
+    <w:lsdException w:name="HTML Definition" w:semiHidden="1" w:unhideWhenUsed="1"/>
+    <w:lsdException w:name="HTML Keyboard" w:semiHidden="1" w:unhideWhenUsed="1"/>
+    <w:lsdException w:name="HTML Preformatted" w:semiHidden="1" w:unhideWhenUsed="1"/>
+    <w:lsdException w:name="HTML Sample" w:semiHidden="1" w:unhideWhenUsed="1"/>
+    <w:lsdException w:name="HTML Typewriter" w:semiHidden="1" w:unhideWhenUsed="1"/>
+    <w:lsdException w:name="HTML Variable" w:semiHidden="1" w:unhideWhenUsed="1"/>
+    <w:lsdException w:name="Normal Table" w:semiHidden="1" w:unhideWhenUsed="1"/>
+    <w:lsdException w:name="annotation subject" w:semiHidden="1" w:unhideWhenUsed="1"/>
+    <w:lsdException w:name="No List" w:semiHidden="1" w:unhideWhenUsed="1"/>
+    <w:lsdException w:name="Outline List 1" w:semiHidden="1" w:unhideWhenUsed="1"/>
+    <w:lsdException w:name="Outline List 2" w:semiHidden="1" w:unhideWhenUsed="1"/>
+    <w:lsdException w:name="Outline List 3" w:semiHidden="1" w:unhideWhenUsed="1"/>
+    <w:lsdException w:name="Table Simple 1" w:semiHidden="1" w:unhideWhenUsed="1"/>
+    <w:lsdException w:name="Table Simple 2" w:semiHidden="1" w:unhideWhenUsed="1"/>
+    <w:lsdException w:name="Table Simple 3" w:semiHidden="1" w:unhideWhenUsed="1"/>
+    <w:lsdException w:name="Table Classic 1" w:semiHidden="1" w:unhideWhenUsed="1"/>
+    <w:lsdException w:name="Table Classic 2" w:semiHidden="1" w:unhideWhenUsed="1"/>
+    <w:lsdException w:name="Table Classic 3" w:semiHidden="1" w:unhideWhenUsed="1"/>
+    <w:lsdException w:name="Table Classic 4" w:semiHidden="1" w:unhideWhenUsed="1"/>
+    <w:lsdException w:name="Table Colorful 1" w:semiHidden="1" w:unhideWhenUsed="1"/>
+    <w:lsdException w:name="Table Colorful 2" w:semiHidden="1" w:unhideWhenUsed="1"/>
+    <w:lsdException w:name="Table Colorful 3" w:semiHidden="1" w:unhideWhenUsed="1"/>
+    <w:lsdException w:name="Table Columns 1" w:semiHidden="1" w:unhideWhenUsed="1"/>
+    <w:lsdException w:name="Table Columns 2" w:semiHidden="1" w:unhideWhenUsed="1"/>
+    <w:lsdException w:name="Table Columns 3" w:semiHidden="1" w:unhideWhenUsed="1"/>
+    <w:lsdException w:name="Table Columns 4" w:semiHidden="1" w:unhideWhenUsed="1"/>
+    <w:lsdException w:name="Table Columns 5" w:semiHidden="1" w:unhideWhenUsed="1"/>
+    <w:lsdException w:name="Table Grid 1" w:semiHidden="1" w:unhideWhenUsed="1"/>
+    <w:lsdException w:name="Table Grid 2" w:semiHidden="1" w:unhideWhenUsed="1"/>
+    <w:lsdException w:name="Table Grid 3" w:semiHidden="1" w:unhideWhenUsed="1"/>
+    <w:lsdException w:name="Table Grid 4" w:semiHidden="1" w:unhideWhenUsed="1"/>
+    <w:lsdException w:name="Table Grid 5" w:semiHidden="1" w:unhideWhenUsed="1"/>
+    <w:lsdException w:name="Table Grid 6" w:semiHidden="1" w:unhideWhenUsed="1"/>
+    <w:lsdException w:name="Table Grid 7" w:semiHidden="1" w:unhideWhenUsed="1"/>
+    <w:lsdException w:name="Table Grid 8" w:semiHidden="1" w:unhideWhenUsed="1"/>
+    <w:lsdException w:name="Table List 1" w:semiHidden="1" w:unhideWhenUsed="1"/>
+    <w:lsdException w:name="Table List 2" w:semiHidden="1" w:unhideWhenUsed="1"/>
+    <w:lsdException w:name="Table List 3" w:semiHidden="1" w:unhideWhenUsed="1"/>
+    <w:lsdException w:name="Table List 4" w:semiHidden="1" w:unhideWhenUsed="1"/>
+    <w:lsdException w:name="Table List 5" w:semiHidden="1" w:unhideWhenUsed="1"/>
+    <w:lsdException w:name="Table List 6" w:semiHidden="1" w:unhideWhenUsed="1"/>
+    <w:lsdException w:name="Table List 7" w:semiHidden="1" w:unhideWhenUsed="1"/>
+    <w:lsdException w:name="Table List 8" w:semiHidden="1" w:unhideWhenUsed="1"/>
+    <w:lsdException w:name="Table 3D effects 1" w:semiHidden="1" w:unhideWhenUsed="1"/>
+    <w:lsdException w:name="Table 3D effects 2" w:semiHidden="1" w:unhideWhenUsed="1"/>
+    <w:lsdException w:name="Table 3D effects 3" w:semiHidden="1" w:unhideWhenUsed="1"/>
+    <w:lsdException w:name="Table Contemporary" w:semiHidden="1" w:unhideWhenUsed="1"/>
+    <w:lsdException w:name="Table Elegant" w:semiHidden="1" w:unhideWhenUsed="1"/>
+    <w:lsdException w:name="Table Professional" w:semiHidden="1" w:unhideWhenUsed="1"/>
+    <w:lsdException w:name="Table Subtle 1" w:semiHidden="1" w:unhideWhenUsed="1"/>
+    <w:lsdException w:name="Table Subtle 2" w:semiHidden="1" w:unhideWhenUsed="1"/>
+    <w:lsdException w:name="Table Web 1" w:semiHidden="1" w:unhideWhenUsed="1"/>
+    <w:lsdException w:name="Table Web 2" w:semiHidden="1" w:unhideWhenUsed="1"/>
+    <w:lsdException w:name="Table Web 3" w:semiHidden="1" w:unhideWhenUsed="1"/>
+    <w:lsdException w:name="Balloon Text" w:semiHidden="1" w:unhideWhenUsed="1"/>
+    <w:lsdException w:name="Table Grid" w:uiPriority="39"/>
+    <w:lsdException w:name="Table Theme" w:semiHidden="1" w:unhideWhenUsed="1"/>
+    <w:lsdException w:name="Placeholder Text" w:semiHidden="1"/>
+    <w:lsdException w:name="No Spacing" w:uiPriority="1" w:qFormat="1"/>
+    <w:lsdException w:name="Light Shading" w:uiPriority="60"/>
+    <w:lsdException w:name="Light List" w:uiPriority="61"/>
+    <w:lsdException w:name="Light Grid" w:uiPriority="62"/>
+    <w:lsdException w:name="Medium Shading 1" w:uiPriority="63"/>
+    <w:lsdException w:name="Medium Shading 2" w:uiPriority="64"/>
+    <w:lsdException w:name="Medium List 1" w:uiPriority="65"/>
+    <w:lsdException w:name="Medium List 2" w:uiPriority="66"/>
+    <w:lsdException w:name="Medium Grid 1" w:uiPriority="67"/>
+    <w:lsdException w:name="Medium Grid 2" w:uiPriority="68"/>
+    <w:lsdException w:name="Medium Grid 3" w:uiPriority="69"/>
+    <w:lsdException w:name="Dark List" w:uiPriority="70"/>
+    <w:lsdException w:name="Colorful Shading" w:uiPriority="71"/>
+    <w:lsdException w:name="Colorful List" w:uiPriority="72"/>
+    <w:lsdException w:name="Colorful Grid" w:uiPriority="73"/>
+    <w:lsdException w:name="Light Shading Accent 1" w:uiPriority="60"/>
+    <w:lsdException w:name="Light List Accent 1" w:uiPriority="61"/>
+    <w:lsdException w:name="Light Grid Accent 1" w:uiPriority="62"/>
+    <w:lsdException w:name="Medium Shading 1 Accent 1" w:uiPriority="63"/>
+    <w:lsdException w:name="Medium Shading 2 Accent 1" w:uiPriority="64"/>
+    <w:lsdException w:name="Medium List 1 Accent 1" w:uiPriority="65"/>
+    <w:lsdException w:name="Revision" w:semiHidden="1"/>
+    <w:lsdException w:name="List Paragraph" w:uiPriority="34" w:qFormat="1"/>
+    <w:lsdException w:name="Quote" w:uiPriority="29" w:qFormat="1"/>
+    <w:lsdException w:name="Intense Quote" w:uiPriority="30" w:qFormat="1"/>
+    <w:lsdException w:name="Medium List 2 Accent 1" w:uiPriority="66"/>
+    <w:lsdException w:name="Medium Grid 1 Accent 1" w:uiPriority="67"/>
+    <w:lsdException w:name="Medium Grid 2 Accent 1" w:uiPriority="68"/>
+    <w:lsdException w:name="Medium Grid 3 Accent 1" w:uiPriority="69"/>
+    <w:lsdException w:name="Dark List Accent 1" w:uiPriority="70"/>
+    <w:lsdException w:name="Colorful Shading Accent 1" w:uiPriority="71"/>
+    <w:lsdException w:name="Colorful List Accent 1" w:uiPriority="72"/>
+    <w:lsdException w:name="Colorful Grid Accent 1" w:uiPriority="73"/>
+    <w:lsdException w:name="Light Shading Accent 2" w:uiPriority="60"/>
+    <w:lsdException w:name="Light List Accent 2" w:uiPriority="61"/>
+    <w:lsdException w:name="Light Grid Accent 2" w:uiPriority="62"/>
+    <w:lsdException w:name="Medium Shading 1 Accent 2" w:uiPriority="63"/>
+    <w:lsdException w:name="Medium Shading 2 Accent 2" w:uiPriority="64"/>
+    <w:lsdException w:name="Medium List 1 Accent 2" w:uiPriority="65"/>
+    <w:lsdException w:name="Medium List 2 Accent 2" w:uiPriority="66"/>
+    <w:lsdException w:name="Medium Grid 1 Accent 2" w:uiPriority="67"/>
+    <w:lsdException w:name="Medium Grid 2 Accent 2" w:uiPriority="68"/>
+    <w:lsdException w:name="Medium Grid 3 Accent 2" w:uiPriority="69"/>
+    <w:lsdException w:name="Dark List Accent 2" w:uiPriority="70"/>
+    <w:lsdException w:name="Colorful Shading Accent 2" w:uiPriority="71"/>
+    <w:lsdException w:name="Colorful List Accent 2" w:uiPriority="72"/>
+    <w:lsdException w:name="Colorful Grid Accent 2" w:uiPriority="73"/>
+    <w:lsdException w:name="Light Shading Accent 3" w:uiPriority="60"/>
+    <w:lsdException w:name="Light List Accent 3" w:uiPriority="61"/>
+    <w:lsdException w:name="Light Grid Accent 3" w:uiPriority="62"/>
+    <w:lsdException w:name="Medium Shading 1 Accent 3" w:uiPriority="63"/>
+    <w:lsdException w:name="Medium Shading 2 Accent 3" w:uiPriority="64"/>
+    <w:lsdException w:name="Medium List 1 Accent 3" w:uiPriority="65"/>
+    <w:lsdException w:name="Medium List 2 Accent 3" w:uiPriority="66"/>
+    <w:lsdException w:name="Medium Grid 1 Accent 3" w:uiPriority="67"/>
+    <w:lsdException w:name="Medium Grid 2 Accent 3" w:uiPriority="68"/>
+    <w:lsdException w:name="Medium Grid 3 Accent 3" w:uiPriority="69"/>
+    <w:lsdException w:name="Dark List Accent 3" w:uiPriority="70"/>
+    <w:lsdException w:name="Colorful Shading Accent 3" w:uiPriority="71"/>
+    <w:lsdException w:name="Colorful List Accent 3" w:uiPriority="72"/>
+    <w:lsdException w:name="Colorful Grid Accent 3" w:uiPriority="73"/>
+    <w:lsdException w:name="Light Shading Accent 4" w:uiPriority="60"/>
+    <w:lsdException w:name="Light List Accent 4" w:uiPriority="61"/>
+    <w:lsdException w:name="Light Grid Accent 4" w:uiPriority="62"/>
+    <w:lsdException w:name="Medium Shading 1 Accent 4" w:uiPriority="63"/>
+    <w:lsdException w:name="Medium Shading 2 Accent 4" w:uiPriority="64"/>
+    <w:lsdException w:name="Medium List 1 Accent 4" w:uiPriority="65"/>
+    <w:lsdException w:name="Medium List 2 Accent 4" w:uiPriority="66"/>
+    <w:lsdException w:name="Medium Grid 1 Accent 4" w:uiPriority="67"/>
+    <w:lsdException w:name="Medium Grid 2 Accent 4" w:uiPriority="68"/>
+    <w:lsdException w:name="Medium Grid 3 Accent 4" w:uiPriority="69"/>
+    <w:lsdException w:name="Dark List Accent 4" w:uiPriority="70"/>
+    <w:lsdException w:name="Colorful Shading Accent 4" w:uiPriority="71"/>
+    <w:lsdException w:name="Colorful List Accent 4" w:uiPriority="72"/>
+    <w:lsdException w:name="Colorful Grid Accent 4" w:uiPriority="73"/>
+    <w:lsdException w:name="Light Shading Accent 5" w:uiPriority="60"/>
+    <w:lsdException w:name="Light List Accent 5" w:uiPriority="61"/>
+    <w:lsdException w:name="Light Grid Accent 5" w:uiPriority="62"/>
+    <w:lsdException w:name="Medium Shading 1 Accent 5" w:uiPriority="63"/>
+    <w:lsdException w:name="Medium Shading 2 Accent 5" w:uiPriority="64"/>
+    <w:lsdException w:name="Medium List 1 Accent 5" w:uiPriority="65"/>
+    <w:lsdException w:name="Medium List 2 Accent 5" w:uiPriority="66"/>
+    <w:lsdException w:name="Medium Grid 1 Accent 5" w:uiPriority="67"/>
+    <w:lsdException w:name="Medium Grid 2 Accent 5" w:uiPriority="68"/>
+    <w:lsdException w:name="Medium Grid 3 Accent 5" w:uiPriority="69"/>
+    <w:lsdException w:name="Dark List Accent 5" w:uiPriority="70"/>
+    <w:lsdException w:name="Colorful Shading Accent 5" w:uiPriority="71"/>
+    <w:lsdException w:name="Colorful List Accent 5" w:uiPriority="72"/>
+    <w:lsdException w:name="Colorful Grid Accent 5" w:uiPriority="73"/>
+    <w:lsdException w:name="Light Shading Accent 6" w:uiPriority="60"/>
+    <w:lsdException w:name="Light List Accent 6" w:uiPriority="61"/>
+    <w:lsdException w:name="Light Grid Accent 6" w:uiPriority="62"/>
+    <w:lsdException w:name="Medium Shading 1 Accent 6" w:uiPriority="63"/>
+    <w:lsdException w:name="Medium Shading 2 Accent 6" w:uiPriority="64"/>
+    <w:lsdException w:name="Medium List 1 Accent 6" w:uiPriority="65"/>
+    <w:lsdException w:name="Medium List 2 Accent 6" w:uiPriority="66"/>
+    <w:lsdException w:name="Medium Grid 1 Accent 6" w:uiPriority="67"/>
+    <w:lsdException w:name="Medium Grid 2 Accent 6" w:uiPriority="68"/>
+    <w:lsdException w:name="Medium Grid 3 Accent 6" w:uiPriority="69"/>
+    <w:lsdException w:name="Dark List Accent 6" w:uiPriority="70"/>
+    <w:lsdException w:name="Colorful Shading Accent 6" w:uiPriority="71"/>
+    <w:lsdException w:name="Colorful List Accent 6" w:uiPriority="72"/>
+    <w:lsdException w:name="Colorful Grid Accent 6" w:uiPriority="73"/>
+    <w:lsdException w:name="Subtle Emphasis" w:uiPriority="19" w:qFormat="1"/>
+    <w:lsdException w:name="Intense Emphasis" w:uiPriority="21" w:qFormat="1"/>
+    <w:lsdException w:name="Subtle Reference" w:uiPriority="31" w:qFormat="1"/>
+    <w:lsdException w:name="Intense Reference" w:uiPriority="32" w:qFormat="1"/>
+    <w:lsdException w:name="Book Title" w:uiPriority="33" w:qFormat="1"/>
+    <w:lsdException w:name="Bibliography" w:semiHidden="1" w:uiPriority="37" w:unhideWhenUsed="1"/>
+    <w:lsdException w:name="TOC Heading" w:semiHidden="1" w:uiPriority="39" w:unhideWhenUsed="1" w:qFormat="1"/>
+    <w:lsdException w:name="Plain Table 1" w:uiPriority="41"/>
+    <w:lsdException w:name="Plain Table 2" w:uiPriority="42"/>
+    <w:lsdException w:name="Plain Table 3" w:uiPriority="43"/>
+    <w:lsdException w:name="Plain Table 4" w:uiPriority="44"/>
+    <w:lsdException w:name="Plain Table 5" w:uiPriority="45"/>
+    <w:lsdException w:name="Grid Table Light" w:uiPriority="40"/>
+    <w:lsdException w:name="Grid Table 1 Light" w:uiPriority="46"/>
+    <w:lsdException w:name="Grid Table 2" w:uiPriority="47"/>
+    <w:lsdException w:name="Grid Table 3" w:uiPriority="48"/>
+    <w:lsdException w:name="Grid Table 4" w:uiPriority="49"/>
+    <w:lsdException w:name="Grid Table 5 Dark" w:uiPriority="50"/>
+    <w:lsdException w:name="Grid Table 6 Colorful" w:uiPriority="51"/>
+    <w:lsdException w:name="Grid Table 7 Colorful" w:uiPriority="52"/>
+    <w:lsdException w:name="Grid Table 1 Light Accent 1" w:uiPriority="46"/>
+    <w:lsdException w:name="Grid Table 2 Accent 1" w:uiPriority="47"/>
+    <w:lsdException w:name="Grid Table 3 Accent 1" w:uiPriority="48"/>
+    <w:lsdException w:name="Grid Table 4 Accent 1" w:uiPriority="49"/>
+    <w:lsdException w:name="Grid Table 5 Dark Accent 1" w:uiPriority="50"/>
+    <w:lsdException w:name="Grid Table 6 Colorful Accent 1" w:uiPriority="51"/>
+    <w:lsdException w:name="Grid Table 7 Colorful Accent 1" w:uiPriority="52"/>
+    <w:lsdException w:name="Grid Table 1 Light Accent 2" w:uiPriority="46"/>
+    <w:lsdException w:name="Grid Table 2 Accent 2" w:uiPriority="47"/>
+    <w:lsdException w:name="Grid Table 3 Accent 2" w:uiPriority="48"/>
+    <w:lsdException w:name="Grid Table 4 Accent 2" w:uiPriority="49"/>
+    <w:lsdException w:name="Grid Table 5 Dark Accent 2" w:uiPriority="50"/>
+    <w:lsdException w:name="Grid Table 6 Colorful Accent 2" w:uiPriority="51"/>
+    <w:lsdException w:name="Grid Table 7 Colorful Accent 2" w:uiPriority="52"/>
+    <w:lsdException w:name="Grid Table 1 Light Accent 3" w:uiPriority="46"/>
+    <w:lsdException w:name="Grid Table 2 Accent 3" w:uiPriority="47"/>
+    <w:lsdException w:name="Grid Table 3 Accent 3" w:uiPriority="48"/>
+    <w:lsdException w:name="Grid Table 4 Accent 3" w:uiPriority="49"/>
+    <w:lsdException w:name="Grid Table 5 Dark Accent 3" w:uiPriority="50"/>
+    <w:lsdException w:name="Grid Table 6 Colorful Accent 3" w:uiPriority="51"/>
+    <w:lsdException w:name="Grid Table 7 Colorful Accent 3" w:uiPriority="52"/>
+    <w:lsdException w:name="Grid Table 1 Light Accent 4" w:uiPriority="46"/>
+    <w:lsdException w:name="Grid Table 2 Accent 4" w:uiPriority="47"/>
+    <w:lsdException w:name="Grid Table 3 Accent 4" w:uiPriority="48"/>
+    <w:lsdException w:name="Grid Table 4 Accent 4" w:uiPriority="49"/>
+    <w:lsdException w:name="Grid Table 5 Dark Accent 4" w:uiPriority="50"/>
+    <w:lsdException w:name="Grid Table 6 Colorful Accent 4" w:uiPriority="51"/>
+    <w:lsdException w:name="Grid Table 7 Colorful Accent 4" w:uiPriority="52"/>
+    <w:lsdException w:name="Grid Table 1 Light Accent 5" w:uiPriority="46"/>
+    <w:lsdException w:name="Grid Table 2 Accent 5" w:uiPriority="47"/>
+    <w:lsdException w:name="Grid Table 3 Accent 5" w:uiPriority="48"/>
+    <w:lsdException w:name="Grid Table 4 Accent 5" w:uiPriority="49"/>
+    <w:lsdException w:name="Grid Table 5 Dark Accent 5" w:uiPriority="50"/>
+    <w:lsdException w:name="Grid Table 6 Colorful Accent 5" w:uiPriority="51"/>
+    <w:lsdException w:name="Grid Table 7 Colorful Accent 5" w:uiPriority="52"/>
+    <w:lsdException w:name="Grid Table 1 Light Accent 6" w:uiPriority="46"/>
+    <w:lsdException w:name="Grid Table 2 Accent 6" w:uiPriority="47"/>
+    <w:lsdException w:name="Grid Table 3 Accent 6" w:uiPriority="48"/>
+    <w:lsdException w:name="Grid Table 4 Accent 6" w:uiPriority="49"/>
+    <w:lsdException w:name="Grid Table 5 Dark Accent 6" w:uiPriority="50"/>
+    <w:lsdException w:name="Grid Table 6 Colorful Accent 6" w:uiPriority="51"/>
+    <w:lsdException w:name="Grid Table 7 Colorful Accent 6" w:uiPriority="52"/>
+    <w:lsdException w:name="List Table 1 Light" w:uiPriority="46"/>
+    <w:lsdException w:name="List Table 2" w:uiPriority="47"/>
+    <w:lsdException w:name="List Table 3" w:uiPriority="48"/>
+    <w:lsdException w:name="List Table 4" w:uiPriority="49"/>
+    <w:lsdException w:name="List Table 5 Dark" w:uiPriority="50"/>
+    <w:lsdException w:name="List Table 6 Colorful" w:uiPriority="51"/>
+    <w:lsdException w:name="List Table 7 Colorful" w:uiPriority="52"/>
+    <w:lsdException w:name="List Table 1 Light Accent 1" w:uiPriority="46"/>
+    <w:lsdException w:name="List Table 2 Accent 1" w:uiPriority="47"/>
+    <w:lsdException w:name="List Table 3 Accent 1" w:uiPriority="48"/>
+    <w:lsdException w:name="List Table 4 Accent 1" w:uiPriority="49"/>
+    <w:lsdException w:name="List Table 5 Dark Accent 1" w:uiPriority="50"/>
+    <w:lsdException w:name="List Table 6 Colorful Accent 1" w:uiPriority="51"/>
+    <w:lsdException w:name="List Table 7 Colorful Accent 1" w:uiPriority="52"/>
+    <w:lsdException w:name="List Table 1 Light Accent 2" w:uiPriority="46"/>
+    <w:lsdException w:name="List Table 2 Accent 2" w:uiPriority="47"/>
+    <w:lsdException w:name="List Table 3 Accent 2" w:uiPriority="48"/>
+    <w:lsdException w:name="List Table 4 Accent 2" w:uiPriority="49"/>
+    <w:lsdException w:name="List Table 5 Dark Accent 2" w:uiPriority="50"/>
+    <w:lsdException w:name="List Table 6 Colorful Accent 2" w:uiPriority="51"/>
+    <w:lsdException w:name="List Table 7 Colorful Accent 2" w:uiPriority="52"/>
+    <w:lsdException w:name="List Table 1 Light Accent 3" w:uiPriority="46"/>
+    <w:lsdException w:name="List Table 2 Accent 3" w:uiPriority="47"/>
+    <w:lsdException w:name="List Table 3 Accent 3" w:uiPriority="48"/>
+    <w:lsdException w:name="List Table 4 Accent 3" w:uiPriority="49"/>
+    <w:lsdException w:name="List Table 5 Dark Accent 3" w:uiPriority="50"/>
+    <w:lsdException w:name="List Table 6 Colorful Accent 3" w:uiPriority="51"/>
+    <w:lsdException w:name="List Table 7 Colorful Accent 3" w:uiPriority="52"/>
+    <w:lsdException w:name="List Table 1 Light Accent 4" w:uiPriority="46"/>
+    <w:lsdException w:name="List Table 2 Accent 4" w:uiPriority="47"/>
+    <w:lsdException w:name="List Table 3 Accent 4" w:uiPriority="48"/>
+    <w:lsdException w:name="List Table 4 Accent 4" w:uiPriority="49"/>
+    <w:lsdException w:name="List Table 5 Dark Accent 4" w:uiPriority="50"/>
+    <w:lsdException w:name="List Table 6 Colorful Accent 4" w:uiPriority="51"/>
+    <w:lsdException w:name="List Table 7 Colorful Accent 4" w:uiPriority="52"/>
+    <w:lsdException w:name="List Table 1 Light Accent 5" w:uiPriority="46"/>
+    <w:lsdException w:name="List Table 2 Accent 5" w:uiPriority="47"/>
+    <w:lsdException w:name="List Table 3 Accent 5" w:uiPriority="48"/>
+    <w:lsdException w:name="List Table 4 Accent 5" w:uiPriority="49"/>
+    <w:lsdException w:name="List Table 5 Dark Accent 5" w:uiPriority="50"/>
+    <w:lsdException w:name="List Table 6 Colorful Accent 5" w:uiPriority="51"/>
+    <w:lsdException w:name="List Table 7 Colorful Accent 5" w:uiPriority="52"/>
+    <w:lsdException w:name="List Table 1 Light Accent 6" w:uiPriority="46"/>
+    <w:lsdException w:name="List Table 2 Accent 6" w:uiPriority="47"/>
+    <w:lsdException w:name="List Table 3 Accent 6" w:uiPriority="48"/>
+    <w:lsdException w:name="List Table 4 Accent 6" w:uiPriority="49"/>
+    <w:lsdException w:name="List Table 5 Dark Accent 6" w:uiPriority="50"/>
+    <w:lsdException w:name="List Table 6 Colorful Accent 6" w:uiPriority="51"/>
+    <w:lsdException w:name="List Table 7 Colorful Accent 6" w:uiPriority="52"/>
+    <w:lsdException w:name="Mention" w:semiHidden="1" w:unhideWhenUsed="1"/>
+    <w:lsdException w:name="Smart Hyperlink" w:semiHidden="1" w:unhideWhenUsed="1"/>
+    <w:lsdException w:name="Hashtag" w:semiHidden="1" w:unhideWhenUsed="1"/>
+    <w:lsdException w:name="Unresolved Mention" w:semiHidden="1" w:unhideWhenUsed="1"/>
+    <w:lsdException w:name="Smart Link" w:semiHidden="1" w:unhideWhenUsed="1"/>
   </w:latentStyles>
   <w:style w:type="paragraph" w:default="1" w:styleId="Normal">
     <w:name w:val="Normal"/>
@@ -20808,164 +21335,522 @@
     <w:uiPriority w:val="99"/>
     <w:rsid w:val="00D3015A"/>
   </w:style>
+  <w:style w:type="character" w:styleId="PlaceholderText">
+    <w:name w:val="Placeholder Text"/>
+    <w:basedOn w:val="DefaultParagraphFont"/>
+    <w:uiPriority w:val="99"/>
+    <w:semiHidden/>
+    <w:rsid w:val="00BA1583"/>
+    <w:rPr>
+      <w:color w:val="666666"/>
+    </w:rPr>
+  </w:style>
 </w:styles>
 </file>
 
-<file path=word/stylesWithEffects.xml><?xml version="1.0" encoding="utf-8"?>
-<w:styles xmlns:wpc="http://schemas.microsoft.com/office/word/2010/wordprocessingCanvas" xmlns:mc="http://schemas.openxmlformats.org/markup-compatibility/2006" xmlns:o="urn:schemas-microsoft-com:office:office" xmlns:r="http://schemas.openxmlformats.org/officeDocument/2006/relationships" xmlns:m="http://schemas.openxmlformats.org/officeDocument/2006/math" xmlns:v="urn:schemas-microsoft-com:vml" xmlns:wp14="http://schemas.microsoft.com/office/word/2010/wordprocessingDrawing" xmlns:wp="http://schemas.openxmlformats.org/drawingml/2006/wordprocessingDrawing" xmlns:w10="urn:schemas-microsoft-com:office:word" xmlns:w="http://schemas.openxmlformats.org/wordprocessingml/2006/main" xmlns:w14="http://schemas.microsoft.com/office/word/2010/wordml" xmlns:wpg="http://schemas.microsoft.com/office/word/2010/wordprocessingGroup" xmlns:wpi="http://schemas.microsoft.com/office/word/2010/wordprocessingInk" xmlns:wne="http://schemas.microsoft.com/office/word/2006/wordml" xmlns:wps="http://schemas.microsoft.com/office/word/2010/wordprocessingShape" mc:Ignorable="w14 wp14">
+<file path=word/glossary/document.xml><?xml version="1.0" encoding="utf-8"?>
+<w:glossaryDocument xmlns:wpc="http://schemas.microsoft.com/office/word/2010/wordprocessingCanvas" xmlns:cx="http://schemas.microsoft.com/office/drawing/2014/chartex" xmlns:cx1="http://schemas.microsoft.com/office/drawing/2015/9/8/chartex" xmlns:cx2="http://schemas.microsoft.com/office/drawing/2015/10/21/chartex" xmlns:cx3="http://schemas.microsoft.com/office/drawing/2016/5/9/chartex" xmlns:cx4="http://schemas.microsoft.com/office/drawing/2016/5/10/chartex" xmlns:cx5="http://schemas.microsoft.com/office/drawing/2016/5/11/chartex" xmlns:cx6="http://schemas.microsoft.com/office/drawing/2016/5/12/chartex" xmlns:cx7="http://schemas.microsoft.com/office/drawing/2016/5/13/chartex" xmlns:cx8="http://schemas.microsoft.com/office/drawing/2016/5/14/chartex" xmlns:mc="http://schemas.openxmlformats.org/markup-compatibility/2006" xmlns:aink="http://schemas.microsoft.com/office/drawing/2016/ink" xmlns:am3d="http://schemas.microsoft.com/office/drawing/2017/model3d" xmlns:o="urn:schemas-microsoft-com:office:office" xmlns:oel="http://schemas.microsoft.com/office/2019/extlst" xmlns:r="http://schemas.openxmlformats.org/officeDocument/2006/relationships" xmlns:m="http://schemas.openxmlformats.org/officeDocument/2006/math" xmlns:v="urn:schemas-microsoft-com:vml" xmlns:wp14="http://schemas.microsoft.com/office/word/2010/wordprocessingDrawing" xmlns:wp="http://schemas.openxmlformats.org/drawingml/2006/wordprocessingDrawing" xmlns:w10="urn:schemas-microsoft-com:office:word" xmlns:w="http://schemas.openxmlformats.org/wordprocessingml/2006/main" xmlns:w14="http://schemas.microsoft.com/office/word/2010/wordml" xmlns:w15="http://schemas.microsoft.com/office/word/2012/wordml" xmlns:w16cex="http://schemas.microsoft.com/office/word/2018/wordml/cex" xmlns:w16cid="http://schemas.microsoft.com/office/word/2016/wordml/cid" xmlns:w16="http://schemas.microsoft.com/office/word/2018/wordml" xmlns:w16du="http://schemas.microsoft.com/office/word/2023/wordml/word16du" xmlns:w16sdtdh="http://schemas.microsoft.com/office/word/2020/wordml/sdtdatahash" xmlns:w16sdtfl="http://schemas.microsoft.com/office/word/2024/wordml/sdtformatlock" xmlns:w16se="http://schemas.microsoft.com/office/word/2015/wordml/symex" xmlns:wpg="http://schemas.microsoft.com/office/word/2010/wordprocessingGroup" xmlns:wpi="http://schemas.microsoft.com/office/word/2010/wordprocessingInk" xmlns:wne="http://schemas.microsoft.com/office/word/2006/wordml" xmlns:wps="http://schemas.microsoft.com/office/word/2010/wordprocessingShape" mc:Ignorable="w14 w15 w16se w16cid w16 w16cex w16sdtdh w16sdtfl w16du wp14">
+  <w:docParts>
+    <w:docPart>
+      <w:docPartPr>
+        <w:name w:val="DefaultPlaceholder_-1854013440"/>
+        <w:category>
+          <w:name w:val="General"/>
+          <w:gallery w:val="placeholder"/>
+        </w:category>
+        <w:types>
+          <w:type w:val="bbPlcHdr"/>
+        </w:types>
+        <w:behaviors>
+          <w:behavior w:val="content"/>
+        </w:behaviors>
+        <w:guid w:val="{319D5304-DFD3-4782-9AFE-E4E37A1E9A9C}"/>
+      </w:docPartPr>
+      <w:docPartBody>
+        <w:p>
+          <w:r>
+            <w:rPr>
+              <w:rStyle w:val="PlaceholderText"/>
+            </w:rPr>
+            <w:t>Click or tap here to enter text.</w:t>
+          </w:r>
+        </w:p>
+      </w:docPartBody>
+    </w:docPart>
+  </w:docParts>
+</w:glossaryDocument>
+</file>
+
+<file path=word/glossary/fontTable.xml><?xml version="1.0" encoding="utf-8"?>
+<w:fonts xmlns:mc="http://schemas.openxmlformats.org/markup-compatibility/2006" xmlns:r="http://schemas.openxmlformats.org/officeDocument/2006/relationships" xmlns:w="http://schemas.openxmlformats.org/wordprocessingml/2006/main" xmlns:w14="http://schemas.microsoft.com/office/word/2010/wordml" xmlns:w15="http://schemas.microsoft.com/office/word/2012/wordml" xmlns:w16cex="http://schemas.microsoft.com/office/word/2018/wordml/cex" xmlns:w16cid="http://schemas.microsoft.com/office/word/2016/wordml/cid" xmlns:w16="http://schemas.microsoft.com/office/word/2018/wordml" xmlns:w16du="http://schemas.microsoft.com/office/word/2023/wordml/word16du" xmlns:w16sdtdh="http://schemas.microsoft.com/office/word/2020/wordml/sdtdatahash" xmlns:w16sdtfl="http://schemas.microsoft.com/office/word/2024/wordml/sdtformatlock" xmlns:w16se="http://schemas.microsoft.com/office/word/2015/wordml/symex" mc:Ignorable="w14 w15 w16se w16cid w16 w16cex w16sdtdh w16sdtfl w16du">
+  <w:font w:name="Times New Roman">
+    <w:panose1 w:val="02020603050405020304"/>
+    <w:charset w:val="00"/>
+    <w:family w:val="roman"/>
+    <w:pitch w:val="variable"/>
+    <w:sig w:usb0="E0002EFF" w:usb1="C000785B" w:usb2="00000009" w:usb3="00000000" w:csb0="000001FF" w:csb1="00000000"/>
+  </w:font>
+  <w:font w:name="Calibri">
+    <w:panose1 w:val="020F0502020204030204"/>
+    <w:charset w:val="00"/>
+    <w:family w:val="swiss"/>
+    <w:pitch w:val="variable"/>
+    <w:sig w:usb0="E4002EFF" w:usb1="C200247B" w:usb2="00000009" w:usb3="00000000" w:csb0="000001FF" w:csb1="00000000"/>
+  </w:font>
+  <w:font w:name="Cambria">
+    <w:panose1 w:val="02040503050406030204"/>
+    <w:charset w:val="00"/>
+    <w:family w:val="roman"/>
+    <w:pitch w:val="variable"/>
+    <w:sig w:usb0="E00006FF" w:usb1="420024FF" w:usb2="02000000" w:usb3="00000000" w:csb0="0000019F" w:csb1="00000000"/>
+  </w:font>
+  <w:font w:name="Calibri Light">
+    <w:panose1 w:val="020F0302020204030204"/>
+    <w:charset w:val="00"/>
+    <w:family w:val="swiss"/>
+    <w:pitch w:val="variable"/>
+    <w:sig w:usb0="E4002EFF" w:usb1="C200247B" w:usb2="00000009" w:usb3="00000000" w:csb0="000001FF" w:csb1="00000000"/>
+  </w:font>
+</w:fonts>
+</file>
+
+<file path=word/glossary/settings.xml><?xml version="1.0" encoding="utf-8"?>
+<w:settings xmlns:mc="http://schemas.openxmlformats.org/markup-compatibility/2006" xmlns:o="urn:schemas-microsoft-com:office:office" xmlns:r="http://schemas.openxmlformats.org/officeDocument/2006/relationships" xmlns:m="http://schemas.openxmlformats.org/officeDocument/2006/math" xmlns:v="urn:schemas-microsoft-com:vml" xmlns:w10="urn:schemas-microsoft-com:office:word" xmlns:w="http://schemas.openxmlformats.org/wordprocessingml/2006/main" xmlns:w14="http://schemas.microsoft.com/office/word/2010/wordml" xmlns:w15="http://schemas.microsoft.com/office/word/2012/wordml" xmlns:w16cex="http://schemas.microsoft.com/office/word/2018/wordml/cex" xmlns:w16cid="http://schemas.microsoft.com/office/word/2016/wordml/cid" xmlns:w16="http://schemas.microsoft.com/office/word/2018/wordml" xmlns:w16du="http://schemas.microsoft.com/office/word/2023/wordml/word16du" xmlns:w16sdtdh="http://schemas.microsoft.com/office/word/2020/wordml/sdtdatahash" xmlns:w16sdtfl="http://schemas.microsoft.com/office/word/2024/wordml/sdtformatlock" xmlns:w16se="http://schemas.microsoft.com/office/word/2015/wordml/symex" xmlns:sl="http://schemas.openxmlformats.org/schemaLibrary/2006/main" mc:Ignorable="w14 w15 w16se w16cid w16 w16cex w16sdtdh w16sdtfl w16du">
+  <w:view w:val="normal"/>
+  <w:defaultTabStop w:val="720"/>
+  <w:characterSpacingControl w:val="doNotCompress"/>
+  <w:compat>
+    <w:useFELayout/>
+    <w:compatSetting w:name="compatibilityMode" w:uri="http://schemas.microsoft.com/office/word" w:val="15"/>
+    <w:compatSetting w:name="overrideTableStyleFontSizeAndJustification" w:uri="http://schemas.microsoft.com/office/word" w:val="1"/>
+    <w:compatSetting w:name="enableOpenTypeFeatures" w:uri="http://schemas.microsoft.com/office/word" w:val="1"/>
+    <w:compatSetting w:name="doNotFlipMirrorIndents" w:uri="http://schemas.microsoft.com/office/word" w:val="1"/>
+    <w:compatSetting w:name="differentiateMultirowTableHeaders" w:uri="http://schemas.microsoft.com/office/word" w:val="1"/>
+    <w:compatSetting w:name="useWord2013TrackBottomHyphenation" w:uri="http://schemas.microsoft.com/office/word" w:val="0"/>
+  </w:compat>
+  <w:rsids>
+    <w:rsidRoot w:val="00005087"/>
+    <w:rsid w:val="00005087"/>
+    <w:rsid w:val="00043473"/>
+    <w:rsid w:val="00CF5FD0"/>
+  </w:rsids>
+  <m:mathPr>
+    <m:mathFont m:val="Cambria Math"/>
+    <m:brkBin m:val="before"/>
+    <m:brkBinSub m:val="--"/>
+    <m:smallFrac m:val="0"/>
+    <m:dispDef/>
+    <m:lMargin m:val="0"/>
+    <m:rMargin m:val="0"/>
+    <m:defJc m:val="centerGroup"/>
+    <m:wrapIndent m:val="1440"/>
+    <m:intLim m:val="subSup"/>
+    <m:naryLim m:val="undOvr"/>
+  </m:mathPr>
+  <w:themeFontLang w:val="en-IN"/>
+  <w:clrSchemeMapping w:bg1="light1" w:t1="dark1" w:bg2="light2" w:t2="dark2" w:accent1="accent1" w:accent2="accent2" w:accent3="accent3" w:accent4="accent4" w:accent5="accent5" w:accent6="accent6" w:hyperlink="hyperlink" w:followedHyperlink="followedHyperlink"/>
+  <w:decimalSymbol w:val="."/>
+  <w:listSeparator w:val=","/>
+  <w15:chartTrackingRefBased/>
+</w:settings>
+</file>
+
+<file path=word/glossary/styles.xml><?xml version="1.0" encoding="utf-8"?>
+<w:styles xmlns:mc="http://schemas.openxmlformats.org/markup-compatibility/2006" xmlns:r="http://schemas.openxmlformats.org/officeDocument/2006/relationships" xmlns:w="http://schemas.openxmlformats.org/wordprocessingml/2006/main" xmlns:w14="http://schemas.microsoft.com/office/word/2010/wordml" xmlns:w15="http://schemas.microsoft.com/office/word/2012/wordml" xmlns:w16cex="http://schemas.microsoft.com/office/word/2018/wordml/cex" xmlns:w16cid="http://schemas.microsoft.com/office/word/2016/wordml/cid" xmlns:w16="http://schemas.microsoft.com/office/word/2018/wordml" xmlns:w16du="http://schemas.microsoft.com/office/word/2023/wordml/word16du" xmlns:w16sdtdh="http://schemas.microsoft.com/office/word/2020/wordml/sdtdatahash" xmlns:w16sdtfl="http://schemas.microsoft.com/office/word/2024/wordml/sdtformatlock" xmlns:w16se="http://schemas.microsoft.com/office/word/2015/wordml/symex" mc:Ignorable="w14 w15 w16se w16cid w16 w16cex w16sdtdh w16sdtfl w16du">
   <w:docDefaults>
     <w:rPrDefault>
       <w:rPr>
         <w:rFonts w:asciiTheme="minorHAnsi" w:eastAsiaTheme="minorEastAsia" w:hAnsiTheme="minorHAnsi" w:cstheme="minorBidi"/>
-        <w:sz w:val="22"/>
-        <w:szCs w:val="22"/>
-        <w:lang w:val="en-US" w:eastAsia="en-US" w:bidi="ar-SA"/>
+        <w:kern w:val="2"/>
+        <w:sz w:val="24"/>
+        <w:szCs w:val="24"/>
+        <w:lang w:val="en-IN" w:eastAsia="en-IN" w:bidi="ar-SA"/>
+        <w14:ligatures w14:val="standardContextual"/>
       </w:rPr>
     </w:rPrDefault>
     <w:pPrDefault>
       <w:pPr>
-        <w:spacing w:after="200" w:line="276" w:lineRule="auto"/>
+        <w:spacing w:after="160" w:line="278" w:lineRule="auto"/>
       </w:pPr>
     </w:pPrDefault>
   </w:docDefaults>
-  <w:latentStyles w:defLockedState="0" w:defUIPriority="99" w:defSemiHidden="1" w:defUnhideWhenUsed="1" w:defQFormat="0" w:count="267">
-    <w:lsdException w:name="Normal" w:semiHidden="0" w:uiPriority="0" w:unhideWhenUsed="0" w:qFormat="1"/>
-    <w:lsdException w:name="heading 1" w:semiHidden="0" w:uiPriority="9" w:unhideWhenUsed="0" w:qFormat="1"/>
-    <w:lsdException w:name="heading 2" w:uiPriority="9" w:qFormat="1"/>
-    <w:lsdException w:name="heading 3" w:uiPriority="9" w:qFormat="1"/>
-    <w:lsdException w:name="heading 4" w:uiPriority="9" w:qFormat="1"/>
-    <w:lsdException w:name="heading 5" w:uiPriority="9" w:qFormat="1"/>
-    <w:lsdException w:name="heading 6" w:uiPriority="9" w:qFormat="1"/>
-    <w:lsdException w:name="heading 7" w:uiPriority="9" w:qFormat="1"/>
-    <w:lsdException w:name="heading 8" w:uiPriority="9" w:qFormat="1"/>
-    <w:lsdException w:name="heading 9" w:uiPriority="9" w:qFormat="1"/>
-    <w:lsdException w:name="toc 1" w:uiPriority="39"/>
-    <w:lsdException w:name="toc 2" w:uiPriority="39"/>
-    <w:lsdException w:name="toc 3" w:uiPriority="39"/>
-    <w:lsdException w:name="toc 4" w:uiPriority="39"/>
-    <w:lsdException w:name="toc 5" w:uiPriority="39"/>
-    <w:lsdException w:name="toc 6" w:uiPriority="39"/>
-    <w:lsdException w:name="toc 7" w:uiPriority="39"/>
-    <w:lsdException w:name="toc 8" w:uiPriority="39"/>
-    <w:lsdException w:name="toc 9" w:uiPriority="39"/>
-    <w:lsdException w:name="caption" w:uiPriority="35" w:qFormat="1"/>
-    <w:lsdException w:name="Title" w:semiHidden="0" w:uiPriority="10" w:unhideWhenUsed="0" w:qFormat="1"/>
-    <w:lsdException w:name="Default Paragraph Font" w:uiPriority="1"/>
-    <w:lsdException w:name="Subtitle" w:semiHidden="0" w:uiPriority="11" w:unhideWhenUsed="0" w:qFormat="1"/>
-    <w:lsdException w:name="Strong" w:semiHidden="0" w:uiPriority="22" w:unhideWhenUsed="0" w:qFormat="1"/>
-    <w:lsdException w:name="Emphasis" w:semiHidden="0" w:uiPriority="20" w:unhideWhenUsed="0" w:qFormat="1"/>
-    <w:lsdException w:name="Table Grid" w:semiHidden="0" w:uiPriority="59" w:unhideWhenUsed="0"/>
-    <w:lsdException w:name="Placeholder Text" w:unhideWhenUsed="0"/>
-    <w:lsdException w:name="No Spacing" w:semiHidden="0" w:uiPriority="1" w:unhideWhenUsed="0" w:qFormat="1"/>
-    <w:lsdException w:name="Light Shading" w:semiHidden="0" w:uiPriority="60" w:unhideWhenUsed="0"/>
-    <w:lsdException w:name="Light List" w:semiHidden="0" w:uiPriority="61" w:unhideWhenUsed="0"/>
-    <w:lsdException w:name="Light Grid" w:semiHidden="0" w:uiPriority="62" w:unhideWhenUsed="0"/>
-    <w:lsdException w:name="Medium Shading 1" w:semiHidden="0" w:uiPriority="63" w:unhideWhenUsed="0"/>
-    <w:lsdException w:name="Medium Shading 2" w:semiHidden="0" w:uiPriority="64" w:unhideWhenUsed="0"/>
-    <w:lsdException w:name="Medium List 1" w:semiHidden="0" w:uiPriority="65" w:unhideWhenUsed="0"/>
-    <w:lsdException w:name="Medium List 2" w:semiHidden="0" w:uiPriority="66" w:unhideWhenUsed="0"/>
-    <w:lsdException w:name="Medium Grid 1" w:semiHidden="0" w:uiPriority="67" w:unhideWhenUsed="0"/>
-    <w:lsdException w:name="Medium Grid 2" w:semiHidden="0" w:uiPriority="68" w:unhideWhenUsed="0"/>
-    <w:lsdException w:name="Medium Grid 3" w:semiHidden="0" w:uiPriority="69" w:unhideWhenUsed="0"/>
-    <w:lsdException w:name="Dark List" w:semiHidden="0" w:uiPriority="70" w:unhideWhenUsed="0"/>
-    <w:lsdException w:name="Colorful Shading" w:semiHidden="0" w:uiPriority="71" w:unhideWhenUsed="0"/>
-    <w:lsdException w:name="Colorful List" w:semiHidden="0" w:uiPriority="72" w:unhideWhenUsed="0"/>
-    <w:lsdException w:name="Colorful Grid" w:semiHidden="0" w:uiPriority="73" w:unhideWhenUsed="0"/>
-    <w:lsdException w:name="Light Shading Accent 1" w:semiHidden="0" w:uiPriority="60" w:unhideWhenUsed="0"/>
-    <w:lsdException w:name="Light List Accent 1" w:semiHidden="0" w:uiPriority="61" w:unhideWhenUsed="0"/>
-    <w:lsdException w:name="Light Grid Accent 1" w:semiHidden="0" w:uiPriority="62" w:unhideWhenUsed="0"/>
-    <w:lsdException w:name="Medium Shading 1 Accent 1" w:semiHidden="0" w:uiPriority="63" w:unhideWhenUsed="0"/>
-    <w:lsdException w:name="Medium Shading 2 Accent 1" w:semiHidden="0" w:uiPriority="64" w:unhideWhenUsed="0"/>
-    <w:lsdException w:name="Medium List 1 Accent 1" w:semiHidden="0" w:uiPriority="65" w:unhideWhenUsed="0"/>
-    <w:lsdException w:name="Revision" w:unhideWhenUsed="0"/>
-    <w:lsdException w:name="List Paragraph" w:semiHidden="0" w:uiPriority="34" w:unhideWhenUsed="0" w:qFormat="1"/>
-    <w:lsdException w:name="Quote" w:semiHidden="0" w:uiPriority="29" w:unhideWhenUsed="0" w:qFormat="1"/>
-    <w:lsdException w:name="Intense Quote" w:semiHidden="0" w:uiPriority="30" w:unhideWhenUsed="0" w:qFormat="1"/>
-    <w:lsdException w:name="Medium List 2 Accent 1" w:semiHidden="0" w:uiPriority="66" w:unhideWhenUsed="0"/>
-    <w:lsdException w:name="Medium Grid 1 Accent 1" w:semiHidden="0" w:uiPriority="67" w:unhideWhenUsed="0"/>
-    <w:lsdException w:name="Medium Grid 2 Accent 1" w:semiHidden="0" w:uiPriority="68" w:unhideWhenUsed="0"/>
-    <w:lsdException w:name="Medium Grid 3 Accent 1" w:semiHidden="0" w:uiPriority="69" w:unhideWhenUsed="0"/>
-    <w:lsdException w:name="Dark List Accent 1" w:semiHidden="0" w:uiPriority="70" w:unhideWhenUsed="0"/>
-    <w:lsdException w:name="Colorful Shading Accent 1" w:semiHidden="0" w:uiPriority="71" w:unhideWhenUsed="0"/>
-    <w:lsdException w:name="Colorful List Accent 1" w:semiHidden="0" w:uiPriority="72" w:unhideWhenUsed="0"/>
-    <w:lsdException w:name="Colorful Grid Accent 1" w:semiHidden="0" w:uiPriority="73" w:unhideWhenUsed="0"/>
-    <w:lsdException w:name="Light Shading Accent 2" w:semiHidden="0" w:uiPriority="60" w:unhideWhenUsed="0"/>
-    <w:lsdException w:name="Light List Accent 2" w:semiHidden="0" w:uiPriority="61" w:unhideWhenUsed="0"/>
-    <w:lsdException w:name="Light Grid Accent 2" w:semiHidden="0" w:uiPriority="62" w:unhideWhenUsed="0"/>
-    <w:lsdException w:name="Medium Shading 1 Accent 2" w:semiHidden="0" w:uiPriority="63" w:unhideWhenUsed="0"/>
-    <w:lsdException w:name="Medium Shading 2 Accent 2" w:semiHidden="0" w:uiPriority="64" w:unhideWhenUsed="0"/>
-    <w:lsdException w:name="Medium List 1 Accent 2" w:semiHidden="0" w:uiPriority="65" w:unhideWhenUsed="0"/>
-    <w:lsdException w:name="Medium List 2 Accent 2" w:semiHidden="0" w:uiPriority="66" w:unhideWhenUsed="0"/>
-    <w:lsdException w:name="Medium Grid 1 Accent 2" w:semiHidden="0" w:uiPriority="67" w:unhideWhenUsed="0"/>
-    <w:lsdException w:name="Medium Grid 2 Accent 2" w:semiHidden="0" w:uiPriority="68" w:unhideWhenUsed="0"/>
-    <w:lsdException w:name="Medium Grid 3 Accent 2" w:semiHidden="0" w:uiPriority="69" w:unhideWhenUsed="0"/>
-    <w:lsdException w:name="Dark List Accent 2" w:semiHidden="0" w:uiPriority="70" w:unhideWhenUsed="0"/>
-    <w:lsdException w:name="Colorful Shading Accent 2" w:semiHidden="0" w:uiPriority="71" w:unhideWhenUsed="0"/>
-    <w:lsdException w:name="Colorful List Accent 2" w:semiHidden="0" w:uiPriority="72" w:unhideWhenUsed="0"/>
-    <w:lsdException w:name="Colorful Grid Accent 2" w:semiHidden="0" w:uiPriority="73" w:unhideWhenUsed="0"/>
-    <w:lsdException w:name="Light Shading Accent 3" w:semiHidden="0" w:uiPriority="60" w:unhideWhenUsed="0"/>
-    <w:lsdException w:name="Light List Accent 3" w:semiHidden="0" w:uiPriority="61" w:unhideWhenUsed="0"/>
-    <w:lsdException w:name="Light Grid Accent 3" w:semiHidden="0" w:uiPriority="62" w:unhideWhenUsed="0"/>
-    <w:lsdException w:name="Medium Shading 1 Accent 3" w:semiHidden="0" w:uiPriority="63" w:unhideWhenUsed="0"/>
-    <w:lsdException w:name="Medium Shading 2 Accent 3" w:semiHidden="0" w:uiPriority="64" w:unhideWhenUsed="0"/>
-    <w:lsdException w:name="Medium List 1 Accent 3" w:semiHidden="0" w:uiPriority="65" w:unhideWhenUsed="0"/>
-    <w:lsdException w:name="Medium List 2 Accent 3" w:semiHidden="0" w:uiPriority="66" w:unhideWhenUsed="0"/>
-    <w:lsdException w:name="Medium Grid 1 Accent 3" w:semiHidden="0" w:uiPriority="67" w:unhideWhenUsed="0"/>
-    <w:lsdException w:name="Medium Grid 2 Accent 3" w:semiHidden="0" w:uiPriority="68" w:unhideWhenUsed="0"/>
-    <w:lsdException w:name="Medium Grid 3 Accent 3" w:semiHidden="0" w:uiPriority="69" w:unhideWhenUsed="0"/>
-    <w:lsdException w:name="Dark List Accent 3" w:semiHidden="0" w:uiPriority="70" w:unhideWhenUsed="0"/>
-    <w:lsdException w:name="Colorful Shading Accent 3" w:semiHidden="0" w:uiPriority="71" w:unhideWhenUsed="0"/>
-    <w:lsdException w:name="Colorful List Accent 3" w:semiHidden="0" w:uiPriority="72" w:unhideWhenUsed="0"/>
-    <w:lsdException w:name="Colorful Grid Accent 3" w:semiHidden="0" w:uiPriority="73" w:unhideWhenUsed="0"/>
-    <w:lsdException w:name="Light Shading Accent 4" w:semiHidden="0" w:uiPriority="60" w:unhideWhenUsed="0"/>
-    <w:lsdException w:name="Light List Accent 4" w:semiHidden="0" w:uiPriority="61" w:unhideWhenUsed="0"/>
-    <w:lsdException w:name="Light Grid Accent 4" w:semiHidden="0" w:uiPriority="62" w:unhideWhenUsed="0"/>
-    <w:lsdException w:name="Medium Shading 1 Accent 4" w:semiHidden="0" w:uiPriority="63" w:unhideWhenUsed="0"/>
-    <w:lsdException w:name="Medium Shading 2 Accent 4" w:semiHidden="0" w:uiPriority="64" w:unhideWhenUsed="0"/>
-    <w:lsdException w:name="Medium List 1 Accent 4" w:semiHidden="0" w:uiPriority="65" w:unhideWhenUsed="0"/>
-    <w:lsdException w:name="Medium List 2 Accent 4" w:semiHidden="0" w:uiPriority="66" w:unhideWhenUsed="0"/>
-    <w:lsdException w:name="Medium Grid 1 Accent 4" w:semiHidden="0" w:uiPriority="67" w:unhideWhenUsed="0"/>
-    <w:lsdException w:name="Medium Grid 2 Accent 4" w:semiHidden="0" w:uiPriority="68" w:unhideWhenUsed="0"/>
-    <w:lsdException w:name="Medium Grid 3 Accent 4" w:semiHidden="0" w:uiPriority="69" w:unhideWhenUsed="0"/>
-    <w:lsdException w:name="Dark List Accent 4" w:semiHidden="0" w:uiPriority="70" w:unhideWhenUsed="0"/>
-    <w:lsdException w:name="Colorful Shading Accent 4" w:semiHidden="0" w:uiPriority="71" w:unhideWhenUsed="0"/>
-    <w:lsdException w:name="Colorful List Accent 4" w:semiHidden="0" w:uiPriority="72" w:unhideWhenUsed="0"/>
-    <w:lsdException w:name="Colorful Grid Accent 4" w:semiHidden="0" w:uiPriority="73" w:unhideWhenUsed="0"/>
-    <w:lsdException w:name="Light Shading Accent 5" w:semiHidden="0" w:uiPriority="60" w:unhideWhenUsed="0"/>
-    <w:lsdException w:name="Light List Accent 5" w:semiHidden="0" w:uiPriority="61" w:unhideWhenUsed="0"/>
-    <w:lsdException w:name="Light Grid Accent 5" w:semiHidden="0" w:uiPriority="62" w:unhideWhenUsed="0"/>
-    <w:lsdException w:name="Medium Shading 1 Accent 5" w:semiHidden="0" w:uiPriority="63" w:unhideWhenUsed="0"/>
-    <w:lsdException w:name="Medium Shading 2 Accent 5" w:semiHidden="0" w:uiPriority="64" w:unhideWhenUsed="0"/>
-    <w:lsdException w:name="Medium List 1 Accent 5" w:semiHidden="0" w:uiPriority="65" w:unhideWhenUsed="0"/>
-    <w:lsdException w:name="Medium List 2 Accent 5" w:semiHidden="0" w:uiPriority="66" w:unhideWhenUsed="0"/>
-    <w:lsdException w:name="Medium Grid 1 Accent 5" w:semiHidden="0" w:uiPriority="67" w:unhideWhenUsed="0"/>
-    <w:lsdException w:name="Medium Grid 2 Accent 5" w:semiHidden="0" w:uiPriority="68" w:unhideWhenUsed="0"/>
-    <w:lsdException w:name="Medium Grid 3 Accent 5" w:semiHidden="0" w:uiPriority="69" w:unhideWhenUsed="0"/>
-    <w:lsdException w:name="Dark List Accent 5" w:semiHidden="0" w:uiPriority="70" w:unhideWhenUsed="0"/>
-    <w:lsdException w:name="Colorful Shading Accent 5" w:semiHidden="0" w:uiPriority="71" w:unhideWhenUsed="0"/>
-    <w:lsdException w:name="Colorful List Accent 5" w:semiHidden="0" w:uiPriority="72" w:unhideWhenUsed="0"/>
-    <w:lsdException w:name="Colorful Grid Accent 5" w:semiHidden="0" w:uiPriority="73" w:unhideWhenUsed="0"/>
-    <w:lsdException w:name="Light Shading Accent 6" w:semiHidden="0" w:uiPriority="60" w:unhideWhenUsed="0"/>
-    <w:lsdException w:name="Light List Accent 6" w:semiHidden="0" w:uiPriority="61" w:unhideWhenUsed="0"/>
-    <w:lsdException w:name="Light Grid Accent 6" w:semiHidden="0" w:uiPriority="62" w:unhideWhenUsed="0"/>
-    <w:lsdException w:name="Medium Shading 1 Accent 6" w:semiHidden="0" w:uiPriority="63" w:unhideWhenUsed="0"/>
-    <w:lsdException w:name="Medium Shading 2 Accent 6" w:semiHidden="0" w:uiPriority="64" w:unhideWhenUsed="0"/>
-    <w:lsdException w:name="Medium List 1 Accent 6" w:semiHidden="0" w:uiPriority="65" w:unhideWhenUsed="0"/>
-    <w:lsdException w:name="Medium List 2 Accent 6" w:semiHidden="0" w:uiPriority="66" w:unhideWhenUsed="0"/>
-    <w:lsdException w:name="Medium Grid 1 Accent 6" w:semiHidden="0" w:uiPriority="67" w:unhideWhenUsed="0"/>
-    <w:lsdException w:name="Medium Grid 2 Accent 6" w:semiHidden="0" w:uiPriority="68" w:unhideWhenUsed="0"/>
-    <w:lsdException w:name="Medium Grid 3 Accent 6" w:semiHidden="0" w:uiPriority="69" w:unhideWhenUsed="0"/>
-    <w:lsdException w:name="Dark List Accent 6" w:semiHidden="0" w:uiPriority="70" w:unhideWhenUsed="0"/>
-    <w:lsdException w:name="Colorful Shading Accent 6" w:semiHidden="0" w:uiPriority="71" w:unhideWhenUsed="0"/>
-    <w:lsdException w:name="Colorful List Accent 6" w:semiHidden="0" w:uiPriority="72" w:unhideWhenUsed="0"/>
-    <w:lsdException w:name="Colorful Grid Accent 6" w:semiHidden="0" w:uiPriority="73" w:unhideWhenUsed="0"/>
-    <w:lsdException w:name="Subtle Emphasis" w:semiHidden="0" w:uiPriority="19" w:unhideWhenUsed="0" w:qFormat="1"/>
-    <w:lsdException w:name="Intense Emphasis" w:semiHidden="0" w:uiPriority="21" w:unhideWhenUsed="0" w:qFormat="1"/>
-    <w:lsdException w:name="Subtle Reference" w:semiHidden="0" w:uiPriority="31" w:unhideWhenUsed="0" w:qFormat="1"/>
-    <w:lsdException w:name="Intense Reference" w:semiHidden="0" w:uiPriority="32" w:unhideWhenUsed="0" w:qFormat="1"/>
-    <w:lsdException w:name="Book Title" w:semiHidden="0" w:uiPriority="33" w:unhideWhenUsed="0" w:qFormat="1"/>
-    <w:lsdException w:name="Bibliography" w:uiPriority="37"/>
-    <w:lsdException w:name="TOC Heading" w:uiPriority="39" w:qFormat="1"/>
+  <w:latentStyles w:defLockedState="0" w:defUIPriority="99" w:defSemiHidden="0" w:defUnhideWhenUsed="0" w:defQFormat="0" w:count="376">
+    <w:lsdException w:name="Normal" w:uiPriority="0" w:qFormat="1"/>
+    <w:lsdException w:name="heading 1" w:uiPriority="9" w:qFormat="1"/>
+    <w:lsdException w:name="heading 2" w:semiHidden="1" w:uiPriority="9" w:unhideWhenUsed="1" w:qFormat="1"/>
+    <w:lsdException w:name="heading 3" w:semiHidden="1" w:uiPriority="9" w:unhideWhenUsed="1" w:qFormat="1"/>
+    <w:lsdException w:name="heading 4" w:semiHidden="1" w:uiPriority="9" w:unhideWhenUsed="1" w:qFormat="1"/>
+    <w:lsdException w:name="heading 5" w:semiHidden="1" w:uiPriority="9" w:unhideWhenUsed="1" w:qFormat="1"/>
+    <w:lsdException w:name="heading 6" w:semiHidden="1" w:uiPriority="9" w:unhideWhenUsed="1" w:qFormat="1"/>
+    <w:lsdException w:name="heading 7" w:semiHidden="1" w:uiPriority="9" w:unhideWhenUsed="1" w:qFormat="1"/>
+    <w:lsdException w:name="heading 8" w:semiHidden="1" w:uiPriority="9" w:unhideWhenUsed="1" w:qFormat="1"/>
+    <w:lsdException w:name="heading 9" w:semiHidden="1" w:uiPriority="9" w:unhideWhenUsed="1" w:qFormat="1"/>
+    <w:lsdException w:name="index 1" w:semiHidden="1" w:unhideWhenUsed="1"/>
+    <w:lsdException w:name="index 2" w:semiHidden="1" w:unhideWhenUsed="1"/>
+    <w:lsdException w:name="index 3" w:semiHidden="1" w:unhideWhenUsed="1"/>
+    <w:lsdException w:name="index 4" w:semiHidden="1" w:unhideWhenUsed="1"/>
+    <w:lsdException w:name="index 5" w:semiHidden="1" w:unhideWhenUsed="1"/>
+    <w:lsdException w:name="index 6" w:semiHidden="1" w:unhideWhenUsed="1"/>
+    <w:lsdException w:name="index 7" w:semiHidden="1" w:unhideWhenUsed="1"/>
+    <w:lsdException w:name="index 8" w:semiHidden="1" w:unhideWhenUsed="1"/>
+    <w:lsdException w:name="index 9" w:semiHidden="1" w:unhideWhenUsed="1"/>
+    <w:lsdException w:name="toc 1" w:semiHidden="1" w:uiPriority="39" w:unhideWhenUsed="1"/>
+    <w:lsdException w:name="toc 2" w:semiHidden="1" w:uiPriority="39" w:unhideWhenUsed="1"/>
+    <w:lsdException w:name="toc 3" w:semiHidden="1" w:uiPriority="39" w:unhideWhenUsed="1"/>
+    <w:lsdException w:name="toc 4" w:semiHidden="1" w:uiPriority="39" w:unhideWhenUsed="1"/>
+    <w:lsdException w:name="toc 5" w:semiHidden="1" w:uiPriority="39" w:unhideWhenUsed="1"/>
+    <w:lsdException w:name="toc 6" w:semiHidden="1" w:uiPriority="39" w:unhideWhenUsed="1"/>
+    <w:lsdException w:name="toc 7" w:semiHidden="1" w:uiPriority="39" w:unhideWhenUsed="1"/>
+    <w:lsdException w:name="toc 8" w:semiHidden="1" w:uiPriority="39" w:unhideWhenUsed="1"/>
+    <w:lsdException w:name="toc 9" w:semiHidden="1" w:uiPriority="39" w:unhideWhenUsed="1"/>
+    <w:lsdException w:name="Normal Indent" w:semiHidden="1" w:unhideWhenUsed="1"/>
+    <w:lsdException w:name="footnote text" w:semiHidden="1" w:unhideWhenUsed="1"/>
+    <w:lsdException w:name="annotation text" w:semiHidden="1" w:unhideWhenUsed="1"/>
+    <w:lsdException w:name="header" w:semiHidden="1" w:unhideWhenUsed="1"/>
+    <w:lsdException w:name="footer" w:semiHidden="1" w:unhideWhenUsed="1"/>
+    <w:lsdException w:name="index heading" w:semiHidden="1" w:unhideWhenUsed="1"/>
+    <w:lsdException w:name="caption" w:semiHidden="1" w:uiPriority="35" w:unhideWhenUsed="1" w:qFormat="1"/>
+    <w:lsdException w:name="table of figures" w:semiHidden="1" w:unhideWhenUsed="1"/>
+    <w:lsdException w:name="envelope address" w:semiHidden="1" w:unhideWhenUsed="1"/>
+    <w:lsdException w:name="envelope return" w:semiHidden="1" w:unhideWhenUsed="1"/>
+    <w:lsdException w:name="footnote reference" w:semiHidden="1" w:unhideWhenUsed="1"/>
+    <w:lsdException w:name="annotation reference" w:semiHidden="1" w:unhideWhenUsed="1"/>
+    <w:lsdException w:name="line number" w:semiHidden="1" w:unhideWhenUsed="1"/>
+    <w:lsdException w:name="page number" w:semiHidden="1" w:unhideWhenUsed="1"/>
+    <w:lsdException w:name="endnote reference" w:semiHidden="1" w:unhideWhenUsed="1"/>
+    <w:lsdException w:name="endnote text" w:semiHidden="1" w:unhideWhenUsed="1"/>
+    <w:lsdException w:name="table of authorities" w:semiHidden="1" w:unhideWhenUsed="1"/>
+    <w:lsdException w:name="macro" w:semiHidden="1" w:unhideWhenUsed="1"/>
+    <w:lsdException w:name="toa heading" w:semiHidden="1" w:unhideWhenUsed="1"/>
+    <w:lsdException w:name="List" w:semiHidden="1" w:unhideWhenUsed="1"/>
+    <w:lsdException w:name="List Bullet" w:semiHidden="1" w:unhideWhenUsed="1"/>
+    <w:lsdException w:name="List Number" w:semiHidden="1" w:unhideWhenUsed="1"/>
+    <w:lsdException w:name="List 2" w:semiHidden="1" w:unhideWhenUsed="1"/>
+    <w:lsdException w:name="List 3" w:semiHidden="1" w:unhideWhenUsed="1"/>
+    <w:lsdException w:name="List 4" w:semiHidden="1" w:unhideWhenUsed="1"/>
+    <w:lsdException w:name="List 5" w:semiHidden="1" w:unhideWhenUsed="1"/>
+    <w:lsdException w:name="List Bullet 2" w:semiHidden="1" w:unhideWhenUsed="1"/>
+    <w:lsdException w:name="List Bullet 3" w:semiHidden="1" w:unhideWhenUsed="1"/>
+    <w:lsdException w:name="List Bullet 4" w:semiHidden="1" w:unhideWhenUsed="1"/>
+    <w:lsdException w:name="List Bullet 5" w:semiHidden="1" w:unhideWhenUsed="1"/>
+    <w:lsdException w:name="List Number 2" w:semiHidden="1" w:unhideWhenUsed="1"/>
+    <w:lsdException w:name="List Number 3" w:semiHidden="1" w:unhideWhenUsed="1"/>
+    <w:lsdException w:name="List Number 4" w:semiHidden="1" w:unhideWhenUsed="1"/>
+    <w:lsdException w:name="List Number 5" w:semiHidden="1" w:unhideWhenUsed="1"/>
+    <w:lsdException w:name="Title" w:uiPriority="10" w:qFormat="1"/>
+    <w:lsdException w:name="Closing" w:semiHidden="1" w:unhideWhenUsed="1"/>
+    <w:lsdException w:name="Signature" w:semiHidden="1" w:unhideWhenUsed="1"/>
+    <w:lsdException w:name="Default Paragraph Font" w:semiHidden="1" w:uiPriority="1" w:unhideWhenUsed="1"/>
+    <w:lsdException w:name="Body Text" w:semiHidden="1" w:unhideWhenUsed="1"/>
+    <w:lsdException w:name="Body Text Indent" w:semiHidden="1" w:unhideWhenUsed="1"/>
+    <w:lsdException w:name="List Continue" w:semiHidden="1" w:unhideWhenUsed="1"/>
+    <w:lsdException w:name="List Continue 2" w:semiHidden="1" w:unhideWhenUsed="1"/>
+    <w:lsdException w:name="List Continue 3" w:semiHidden="1" w:unhideWhenUsed="1"/>
+    <w:lsdException w:name="List Continue 4" w:semiHidden="1" w:unhideWhenUsed="1"/>
+    <w:lsdException w:name="List Continue 5" w:semiHidden="1" w:unhideWhenUsed="1"/>
+    <w:lsdException w:name="Message Header" w:semiHidden="1" w:unhideWhenUsed="1"/>
+    <w:lsdException w:name="Subtitle" w:uiPriority="11" w:qFormat="1"/>
+    <w:lsdException w:name="Salutation" w:semiHidden="1" w:unhideWhenUsed="1"/>
+    <w:lsdException w:name="Date" w:semiHidden="1" w:unhideWhenUsed="1"/>
+    <w:lsdException w:name="Body Text First Indent" w:semiHidden="1" w:unhideWhenUsed="1"/>
+    <w:lsdException w:name="Body Text First Indent 2" w:semiHidden="1" w:unhideWhenUsed="1"/>
+    <w:lsdException w:name="Note Heading" w:semiHidden="1" w:unhideWhenUsed="1"/>
+    <w:lsdException w:name="Body Text 2" w:semiHidden="1" w:unhideWhenUsed="1"/>
+    <w:lsdException w:name="Body Text 3" w:semiHidden="1" w:unhideWhenUsed="1"/>
+    <w:lsdException w:name="Body Text Indent 2" w:semiHidden="1" w:unhideWhenUsed="1"/>
+    <w:lsdException w:name="Body Text Indent 3" w:semiHidden="1" w:unhideWhenUsed="1"/>
+    <w:lsdException w:name="Block Text" w:semiHidden="1" w:unhideWhenUsed="1"/>
+    <w:lsdException w:name="Hyperlink" w:semiHidden="1" w:unhideWhenUsed="1"/>
+    <w:lsdException w:name="FollowedHyperlink" w:semiHidden="1" w:unhideWhenUsed="1"/>
+    <w:lsdException w:name="Strong" w:uiPriority="22" w:qFormat="1"/>
+    <w:lsdException w:name="Emphasis" w:uiPriority="20" w:qFormat="1"/>
+    <w:lsdException w:name="Document Map" w:semiHidden="1" w:unhideWhenUsed="1"/>
+    <w:lsdException w:name="Plain Text" w:semiHidden="1" w:unhideWhenUsed="1"/>
+    <w:lsdException w:name="E-mail Signature" w:semiHidden="1" w:unhideWhenUsed="1"/>
+    <w:lsdException w:name="HTML Top of Form" w:semiHidden="1" w:unhideWhenUsed="1"/>
+    <w:lsdException w:name="HTML Bottom of Form" w:semiHidden="1" w:unhideWhenUsed="1"/>
+    <w:lsdException w:name="Normal (Web)" w:semiHidden="1" w:unhideWhenUsed="1"/>
+    <w:lsdException w:name="HTML Acronym" w:semiHidden="1" w:unhideWhenUsed="1"/>
+    <w:lsdException w:name="HTML Address" w:semiHidden="1" w:unhideWhenUsed="1"/>
+    <w:lsdException w:name="HTML Cite" w:semiHidden="1" w:unhideWhenUsed="1"/>
+    <w:lsdException w:name="HTML Code" w:semiHidden="1" w:unhideWhenUsed="1"/>
+    <w:lsdException w:name="HTML Definition" w:semiHidden="1" w:unhideWhenUsed="1"/>
+    <w:lsdException w:name="HTML Keyboard" w:semiHidden="1" w:unhideWhenUsed="1"/>
+    <w:lsdException w:name="HTML Preformatted" w:semiHidden="1" w:unhideWhenUsed="1"/>
+    <w:lsdException w:name="HTML Sample" w:semiHidden="1" w:unhideWhenUsed="1"/>
+    <w:lsdException w:name="HTML Typewriter" w:semiHidden="1" w:unhideWhenUsed="1"/>
+    <w:lsdException w:name="HTML Variable" w:semiHidden="1" w:unhideWhenUsed="1"/>
+    <w:lsdException w:name="Normal Table" w:semiHidden="1" w:unhideWhenUsed="1"/>
+    <w:lsdException w:name="annotation subject" w:semiHidden="1" w:unhideWhenUsed="1"/>
+    <w:lsdException w:name="No List" w:semiHidden="1" w:unhideWhenUsed="1"/>
+    <w:lsdException w:name="Outline List 1" w:semiHidden="1" w:unhideWhenUsed="1"/>
+    <w:lsdException w:name="Outline List 2" w:semiHidden="1" w:unhideWhenUsed="1"/>
+    <w:lsdException w:name="Outline List 3" w:semiHidden="1" w:unhideWhenUsed="1"/>
+    <w:lsdException w:name="Table Simple 1" w:semiHidden="1" w:unhideWhenUsed="1"/>
+    <w:lsdException w:name="Table Simple 2" w:semiHidden="1" w:unhideWhenUsed="1"/>
+    <w:lsdException w:name="Table Simple 3" w:semiHidden="1" w:unhideWhenUsed="1"/>
+    <w:lsdException w:name="Table Classic 1" w:semiHidden="1" w:unhideWhenUsed="1"/>
+    <w:lsdException w:name="Table Classic 2" w:semiHidden="1" w:unhideWhenUsed="1"/>
+    <w:lsdException w:name="Table Classic 3" w:semiHidden="1" w:unhideWhenUsed="1"/>
+    <w:lsdException w:name="Table Classic 4" w:semiHidden="1" w:unhideWhenUsed="1"/>
+    <w:lsdException w:name="Table Colorful 1" w:semiHidden="1" w:unhideWhenUsed="1"/>
+    <w:lsdException w:name="Table Colorful 2" w:semiHidden="1" w:unhideWhenUsed="1"/>
+    <w:lsdException w:name="Table Colorful 3" w:semiHidden="1" w:unhideWhenUsed="1"/>
+    <w:lsdException w:name="Table Columns 1" w:semiHidden="1" w:unhideWhenUsed="1"/>
+    <w:lsdException w:name="Table Columns 2" w:semiHidden="1" w:unhideWhenUsed="1"/>
+    <w:lsdException w:name="Table Columns 3" w:semiHidden="1" w:unhideWhenUsed="1"/>
+    <w:lsdException w:name="Table Columns 4" w:semiHidden="1" w:unhideWhenUsed="1"/>
+    <w:lsdException w:name="Table Columns 5" w:semiHidden="1" w:unhideWhenUsed="1"/>
+    <w:lsdException w:name="Table Grid 1" w:semiHidden="1" w:unhideWhenUsed="1"/>
+    <w:lsdException w:name="Table Grid 2" w:semiHidden="1" w:unhideWhenUsed="1"/>
+    <w:lsdException w:name="Table Grid 3" w:semiHidden="1" w:unhideWhenUsed="1"/>
+    <w:lsdException w:name="Table Grid 4" w:semiHidden="1" w:unhideWhenUsed="1"/>
+    <w:lsdException w:name="Table Grid 5" w:semiHidden="1" w:unhideWhenUsed="1"/>
+    <w:lsdException w:name="Table Grid 6" w:semiHidden="1" w:unhideWhenUsed="1"/>
+    <w:lsdException w:name="Table Grid 7" w:semiHidden="1" w:unhideWhenUsed="1"/>
+    <w:lsdException w:name="Table Grid 8" w:semiHidden="1" w:unhideWhenUsed="1"/>
+    <w:lsdException w:name="Table List 1" w:semiHidden="1" w:unhideWhenUsed="1"/>
+    <w:lsdException w:name="Table List 2" w:semiHidden="1" w:unhideWhenUsed="1"/>
+    <w:lsdException w:name="Table List 3" w:semiHidden="1" w:unhideWhenUsed="1"/>
+    <w:lsdException w:name="Table List 4" w:semiHidden="1" w:unhideWhenUsed="1"/>
+    <w:lsdException w:name="Table List 5" w:semiHidden="1" w:unhideWhenUsed="1"/>
+    <w:lsdException w:name="Table List 6" w:semiHidden="1" w:unhideWhenUsed="1"/>
+    <w:lsdException w:name="Table List 7" w:semiHidden="1" w:unhideWhenUsed="1"/>
+    <w:lsdException w:name="Table List 8" w:semiHidden="1" w:unhideWhenUsed="1"/>
+    <w:lsdException w:name="Table 3D effects 1" w:semiHidden="1" w:unhideWhenUsed="1"/>
+    <w:lsdException w:name="Table 3D effects 2" w:semiHidden="1" w:unhideWhenUsed="1"/>
+    <w:lsdException w:name="Table 3D effects 3" w:semiHidden="1" w:unhideWhenUsed="1"/>
+    <w:lsdException w:name="Table Contemporary" w:semiHidden="1" w:unhideWhenUsed="1"/>
+    <w:lsdException w:name="Table Elegant" w:semiHidden="1" w:unhideWhenUsed="1"/>
+    <w:lsdException w:name="Table Professional" w:semiHidden="1" w:unhideWhenUsed="1"/>
+    <w:lsdException w:name="Table Subtle 1" w:semiHidden="1" w:unhideWhenUsed="1"/>
+    <w:lsdException w:name="Table Subtle 2" w:semiHidden="1" w:unhideWhenUsed="1"/>
+    <w:lsdException w:name="Table Web 1" w:semiHidden="1" w:unhideWhenUsed="1"/>
+    <w:lsdException w:name="Table Web 2" w:semiHidden="1" w:unhideWhenUsed="1"/>
+    <w:lsdException w:name="Table Web 3" w:semiHidden="1" w:unhideWhenUsed="1"/>
+    <w:lsdException w:name="Balloon Text" w:semiHidden="1" w:unhideWhenUsed="1"/>
+    <w:lsdException w:name="Table Grid" w:uiPriority="39"/>
+    <w:lsdException w:name="Table Theme" w:semiHidden="1" w:unhideWhenUsed="1"/>
+    <w:lsdException w:name="Placeholder Text" w:semiHidden="1"/>
+    <w:lsdException w:name="No Spacing" w:uiPriority="1" w:qFormat="1"/>
+    <w:lsdException w:name="Light Shading" w:uiPriority="60"/>
+    <w:lsdException w:name="Light List" w:uiPriority="61"/>
+    <w:lsdException w:name="Light Grid" w:uiPriority="62"/>
+    <w:lsdException w:name="Medium Shading 1" w:uiPriority="63"/>
+    <w:lsdException w:name="Medium Shading 2" w:uiPriority="64"/>
+    <w:lsdException w:name="Medium List 1" w:uiPriority="65"/>
+    <w:lsdException w:name="Medium List 2" w:uiPriority="66"/>
+    <w:lsdException w:name="Medium Grid 1" w:uiPriority="67"/>
+    <w:lsdException w:name="Medium Grid 2" w:uiPriority="68"/>
+    <w:lsdException w:name="Medium Grid 3" w:uiPriority="69"/>
+    <w:lsdException w:name="Dark List" w:uiPriority="70"/>
+    <w:lsdException w:name="Colorful Shading" w:uiPriority="71"/>
+    <w:lsdException w:name="Colorful List" w:uiPriority="72"/>
+    <w:lsdException w:name="Colorful Grid" w:uiPriority="73"/>
+    <w:lsdException w:name="Light Shading Accent 1" w:uiPriority="60"/>
+    <w:lsdException w:name="Light List Accent 1" w:uiPriority="61"/>
+    <w:lsdException w:name="Light Grid Accent 1" w:uiPriority="62"/>
+    <w:lsdException w:name="Medium Shading 1 Accent 1" w:uiPriority="63"/>
+    <w:lsdException w:name="Medium Shading 2 Accent 1" w:uiPriority="64"/>
+    <w:lsdException w:name="Medium List 1 Accent 1" w:uiPriority="65"/>
+    <w:lsdException w:name="Revision" w:semiHidden="1"/>
+    <w:lsdException w:name="List Paragraph" w:uiPriority="34" w:qFormat="1"/>
+    <w:lsdException w:name="Quote" w:uiPriority="29" w:qFormat="1"/>
+    <w:lsdException w:name="Intense Quote" w:uiPriority="30" w:qFormat="1"/>
+    <w:lsdException w:name="Medium List 2 Accent 1" w:uiPriority="66"/>
+    <w:lsdException w:name="Medium Grid 1 Accent 1" w:uiPriority="67"/>
+    <w:lsdException w:name="Medium Grid 2 Accent 1" w:uiPriority="68"/>
+    <w:lsdException w:name="Medium Grid 3 Accent 1" w:uiPriority="69"/>
+    <w:lsdException w:name="Dark List Accent 1" w:uiPriority="70"/>
+    <w:lsdException w:name="Colorful Shading Accent 1" w:uiPriority="71"/>
+    <w:lsdException w:name="Colorful List Accent 1" w:uiPriority="72"/>
+    <w:lsdException w:name="Colorful Grid Accent 1" w:uiPriority="73"/>
+    <w:lsdException w:name="Light Shading Accent 2" w:uiPriority="60"/>
+    <w:lsdException w:name="Light List Accent 2" w:uiPriority="61"/>
+    <w:lsdException w:name="Light Grid Accent 2" w:uiPriority="62"/>
+    <w:lsdException w:name="Medium Shading 1 Accent 2" w:uiPriority="63"/>
+    <w:lsdException w:name="Medium Shading 2 Accent 2" w:uiPriority="64"/>
+    <w:lsdException w:name="Medium List 1 Accent 2" w:uiPriority="65"/>
+    <w:lsdException w:name="Medium List 2 Accent 2" w:uiPriority="66"/>
+    <w:lsdException w:name="Medium Grid 1 Accent 2" w:uiPriority="67"/>
+    <w:lsdException w:name="Medium Grid 2 Accent 2" w:uiPriority="68"/>
+    <w:lsdException w:name="Medium Grid 3 Accent 2" w:uiPriority="69"/>
+    <w:lsdException w:name="Dark List Accent 2" w:uiPriority="70"/>
+    <w:lsdException w:name="Colorful Shading Accent 2" w:uiPriority="71"/>
+    <w:lsdException w:name="Colorful List Accent 2" w:uiPriority="72"/>
+    <w:lsdException w:name="Colorful Grid Accent 2" w:uiPriority="73"/>
+    <w:lsdException w:name="Light Shading Accent 3" w:uiPriority="60"/>
+    <w:lsdException w:name="Light List Accent 3" w:uiPriority="61"/>
+    <w:lsdException w:name="Light Grid Accent 3" w:uiPriority="62"/>
+    <w:lsdException w:name="Medium Shading 1 Accent 3" w:uiPriority="63"/>
+    <w:lsdException w:name="Medium Shading 2 Accent 3" w:uiPriority="64"/>
+    <w:lsdException w:name="Medium List 1 Accent 3" w:uiPriority="65"/>
+    <w:lsdException w:name="Medium List 2 Accent 3" w:uiPriority="66"/>
+    <w:lsdException w:name="Medium Grid 1 Accent 3" w:uiPriority="67"/>
+    <w:lsdException w:name="Medium Grid 2 Accent 3" w:uiPriority="68"/>
+    <w:lsdException w:name="Medium Grid 3 Accent 3" w:uiPriority="69"/>
+    <w:lsdException w:name="Dark List Accent 3" w:uiPriority="70"/>
+    <w:lsdException w:name="Colorful Shading Accent 3" w:uiPriority="71"/>
+    <w:lsdException w:name="Colorful List Accent 3" w:uiPriority="72"/>
+    <w:lsdException w:name="Colorful Grid Accent 3" w:uiPriority="73"/>
+    <w:lsdException w:name="Light Shading Accent 4" w:uiPriority="60"/>
+    <w:lsdException w:name="Light List Accent 4" w:uiPriority="61"/>
+    <w:lsdException w:name="Light Grid Accent 4" w:uiPriority="62"/>
+    <w:lsdException w:name="Medium Shading 1 Accent 4" w:uiPriority="63"/>
+    <w:lsdException w:name="Medium Shading 2 Accent 4" w:uiPriority="64"/>
+    <w:lsdException w:name="Medium List 1 Accent 4" w:uiPriority="65"/>
+    <w:lsdException w:name="Medium List 2 Accent 4" w:uiPriority="66"/>
+    <w:lsdException w:name="Medium Grid 1 Accent 4" w:uiPriority="67"/>
+    <w:lsdException w:name="Medium Grid 2 Accent 4" w:uiPriority="68"/>
+    <w:lsdException w:name="Medium Grid 3 Accent 4" w:uiPriority="69"/>
+    <w:lsdException w:name="Dark List Accent 4" w:uiPriority="70"/>
+    <w:lsdException w:name="Colorful Shading Accent 4" w:uiPriority="71"/>
+    <w:lsdException w:name="Colorful List Accent 4" w:uiPriority="72"/>
+    <w:lsdException w:name="Colorful Grid Accent 4" w:uiPriority="73"/>
+    <w:lsdException w:name="Light Shading Accent 5" w:uiPriority="60"/>
+    <w:lsdException w:name="Light List Accent 5" w:uiPriority="61"/>
+    <w:lsdException w:name="Light Grid Accent 5" w:uiPriority="62"/>
+    <w:lsdException w:name="Medium Shading 1 Accent 5" w:uiPriority="63"/>
+    <w:lsdException w:name="Medium Shading 2 Accent 5" w:uiPriority="64"/>
+    <w:lsdException w:name="Medium List 1 Accent 5" w:uiPriority="65"/>
+    <w:lsdException w:name="Medium List 2 Accent 5" w:uiPriority="66"/>
+    <w:lsdException w:name="Medium Grid 1 Accent 5" w:uiPriority="67"/>
+    <w:lsdException w:name="Medium Grid 2 Accent 5" w:uiPriority="68"/>
+    <w:lsdException w:name="Medium Grid 3 Accent 5" w:uiPriority="69"/>
+    <w:lsdException w:name="Dark List Accent 5" w:uiPriority="70"/>
+    <w:lsdException w:name="Colorful Shading Accent 5" w:uiPriority="71"/>
+    <w:lsdException w:name="Colorful List Accent 5" w:uiPriority="72"/>
+    <w:lsdException w:name="Colorful Grid Accent 5" w:uiPriority="73"/>
+    <w:lsdException w:name="Light Shading Accent 6" w:uiPriority="60"/>
+    <w:lsdException w:name="Light List Accent 6" w:uiPriority="61"/>
+    <w:lsdException w:name="Light Grid Accent 6" w:uiPriority="62"/>
+    <w:lsdException w:name="Medium Shading 1 Accent 6" w:uiPriority="63"/>
+    <w:lsdException w:name="Medium Shading 2 Accent 6" w:uiPriority="64"/>
+    <w:lsdException w:name="Medium List 1 Accent 6" w:uiPriority="65"/>
+    <w:lsdException w:name="Medium List 2 Accent 6" w:uiPriority="66"/>
+    <w:lsdException w:name="Medium Grid 1 Accent 6" w:uiPriority="67"/>
+    <w:lsdException w:name="Medium Grid 2 Accent 6" w:uiPriority="68"/>
+    <w:lsdException w:name="Medium Grid 3 Accent 6" w:uiPriority="69"/>
+    <w:lsdException w:name="Dark List Accent 6" w:uiPriority="70"/>
+    <w:lsdException w:name="Colorful Shading Accent 6" w:uiPriority="71"/>
+    <w:lsdException w:name="Colorful List Accent 6" w:uiPriority="72"/>
+    <w:lsdException w:name="Colorful Grid Accent 6" w:uiPriority="73"/>
+    <w:lsdException w:name="Subtle Emphasis" w:uiPriority="19" w:qFormat="1"/>
+    <w:lsdException w:name="Intense Emphasis" w:uiPriority="21" w:qFormat="1"/>
+    <w:lsdException w:name="Subtle Reference" w:uiPriority="31" w:qFormat="1"/>
+    <w:lsdException w:name="Intense Reference" w:uiPriority="32" w:qFormat="1"/>
+    <w:lsdException w:name="Book Title" w:uiPriority="33" w:qFormat="1"/>
+    <w:lsdException w:name="Bibliography" w:semiHidden="1" w:uiPriority="37" w:unhideWhenUsed="1"/>
+    <w:lsdException w:name="TOC Heading" w:semiHidden="1" w:uiPriority="39" w:unhideWhenUsed="1" w:qFormat="1"/>
+    <w:lsdException w:name="Plain Table 1" w:uiPriority="41"/>
+    <w:lsdException w:name="Plain Table 2" w:uiPriority="42"/>
+    <w:lsdException w:name="Plain Table 3" w:uiPriority="43"/>
+    <w:lsdException w:name="Plain Table 4" w:uiPriority="44"/>
+    <w:lsdException w:name="Plain Table 5" w:uiPriority="45"/>
+    <w:lsdException w:name="Grid Table Light" w:uiPriority="40"/>
+    <w:lsdException w:name="Grid Table 1 Light" w:uiPriority="46"/>
+    <w:lsdException w:name="Grid Table 2" w:uiPriority="47"/>
+    <w:lsdException w:name="Grid Table 3" w:uiPriority="48"/>
+    <w:lsdException w:name="Grid Table 4" w:uiPriority="49"/>
+    <w:lsdException w:name="Grid Table 5 Dark" w:uiPriority="50"/>
+    <w:lsdException w:name="Grid Table 6 Colorful" w:uiPriority="51"/>
+    <w:lsdException w:name="Grid Table 7 Colorful" w:uiPriority="52"/>
+    <w:lsdException w:name="Grid Table 1 Light Accent 1" w:uiPriority="46"/>
+    <w:lsdException w:name="Grid Table 2 Accent 1" w:uiPriority="47"/>
+    <w:lsdException w:name="Grid Table 3 Accent 1" w:uiPriority="48"/>
+    <w:lsdException w:name="Grid Table 4 Accent 1" w:uiPriority="49"/>
+    <w:lsdException w:name="Grid Table 5 Dark Accent 1" w:uiPriority="50"/>
+    <w:lsdException w:name="Grid Table 6 Colorful Accent 1" w:uiPriority="51"/>
+    <w:lsdException w:name="Grid Table 7 Colorful Accent 1" w:uiPriority="52"/>
+    <w:lsdException w:name="Grid Table 1 Light Accent 2" w:uiPriority="46"/>
+    <w:lsdException w:name="Grid Table 2 Accent 2" w:uiPriority="47"/>
+    <w:lsdException w:name="Grid Table 3 Accent 2" w:uiPriority="48"/>
+    <w:lsdException w:name="Grid Table 4 Accent 2" w:uiPriority="49"/>
+    <w:lsdException w:name="Grid Table 5 Dark Accent 2" w:uiPriority="50"/>
+    <w:lsdException w:name="Grid Table 6 Colorful Accent 2" w:uiPriority="51"/>
+    <w:lsdException w:name="Grid Table 7 Colorful Accent 2" w:uiPriority="52"/>
+    <w:lsdException w:name="Grid Table 1 Light Accent 3" w:uiPriority="46"/>
+    <w:lsdException w:name="Grid Table 2 Accent 3" w:uiPriority="47"/>
+    <w:lsdException w:name="Grid Table 3 Accent 3" w:uiPriority="48"/>
+    <w:lsdException w:name="Grid Table 4 Accent 3" w:uiPriority="49"/>
+    <w:lsdException w:name="Grid Table 5 Dark Accent 3" w:uiPriority="50"/>
+    <w:lsdException w:name="Grid Table 6 Colorful Accent 3" w:uiPriority="51"/>
+    <w:lsdException w:name="Grid Table 7 Colorful Accent 3" w:uiPriority="52"/>
+    <w:lsdException w:name="Grid Table 1 Light Accent 4" w:uiPriority="46"/>
+    <w:lsdException w:name="Grid Table 2 Accent 4" w:uiPriority="47"/>
+    <w:lsdException w:name="Grid Table 3 Accent 4" w:uiPriority="48"/>
+    <w:lsdException w:name="Grid Table 4 Accent 4" w:uiPriority="49"/>
+    <w:lsdException w:name="Grid Table 5 Dark Accent 4" w:uiPriority="50"/>
+    <w:lsdException w:name="Grid Table 6 Colorful Accent 4" w:uiPriority="51"/>
+    <w:lsdException w:name="Grid Table 7 Colorful Accent 4" w:uiPriority="52"/>
+    <w:lsdException w:name="Grid Table 1 Light Accent 5" w:uiPriority="46"/>
+    <w:lsdException w:name="Grid Table 2 Accent 5" w:uiPriority="47"/>
+    <w:lsdException w:name="Grid Table 3 Accent 5" w:uiPriority="48"/>
+    <w:lsdException w:name="Grid Table 4 Accent 5" w:uiPriority="49"/>
+    <w:lsdException w:name="Grid Table 5 Dark Accent 5" w:uiPriority="50"/>
+    <w:lsdException w:name="Grid Table 6 Colorful Accent 5" w:uiPriority="51"/>
+    <w:lsdException w:name="Grid Table 7 Colorful Accent 5" w:uiPriority="52"/>
+    <w:lsdException w:name="Grid Table 1 Light Accent 6" w:uiPriority="46"/>
+    <w:lsdException w:name="Grid Table 2 Accent 6" w:uiPriority="47"/>
+    <w:lsdException w:name="Grid Table 3 Accent 6" w:uiPriority="48"/>
+    <w:lsdException w:name="Grid Table 4 Accent 6" w:uiPriority="49"/>
+    <w:lsdException w:name="Grid Table 5 Dark Accent 6" w:uiPriority="50"/>
+    <w:lsdException w:name="Grid Table 6 Colorful Accent 6" w:uiPriority="51"/>
+    <w:lsdException w:name="Grid Table 7 Colorful Accent 6" w:uiPriority="52"/>
+    <w:lsdException w:name="List Table 1 Light" w:uiPriority="46"/>
+    <w:lsdException w:name="List Table 2" w:uiPriority="47"/>
+    <w:lsdException w:name="List Table 3" w:uiPriority="48"/>
+    <w:lsdException w:name="List Table 4" w:uiPriority="49"/>
+    <w:lsdException w:name="List Table 5 Dark" w:uiPriority="50"/>
+    <w:lsdException w:name="List Table 6 Colorful" w:uiPriority="51"/>
+    <w:lsdException w:name="List Table 7 Colorful" w:uiPriority="52"/>
+    <w:lsdException w:name="List Table 1 Light Accent 1" w:uiPriority="46"/>
+    <w:lsdException w:name="List Table 2 Accent 1" w:uiPriority="47"/>
+    <w:lsdException w:name="List Table 3 Accent 1" w:uiPriority="48"/>
+    <w:lsdException w:name="List Table 4 Accent 1" w:uiPriority="49"/>
+    <w:lsdException w:name="List Table 5 Dark Accent 1" w:uiPriority="50"/>
+    <w:lsdException w:name="List Table 6 Colorful Accent 1" w:uiPriority="51"/>
+    <w:lsdException w:name="List Table 7 Colorful Accent 1" w:uiPriority="52"/>
+    <w:lsdException w:name="List Table 1 Light Accent 2" w:uiPriority="46"/>
+    <w:lsdException w:name="List Table 2 Accent 2" w:uiPriority="47"/>
+    <w:lsdException w:name="List Table 3 Accent 2" w:uiPriority="48"/>
+    <w:lsdException w:name="List Table 4 Accent 2" w:uiPriority="49"/>
+    <w:lsdException w:name="List Table 5 Dark Accent 2" w:uiPriority="50"/>
+    <w:lsdException w:name="List Table 6 Colorful Accent 2" w:uiPriority="51"/>
+    <w:lsdException w:name="List Table 7 Colorful Accent 2" w:uiPriority="52"/>
+    <w:lsdException w:name="List Table 1 Light Accent 3" w:uiPriority="46"/>
+    <w:lsdException w:name="List Table 2 Accent 3" w:uiPriority="47"/>
+    <w:lsdException w:name="List Table 3 Accent 3" w:uiPriority="48"/>
+    <w:lsdException w:name="List Table 4 Accent 3" w:uiPriority="49"/>
+    <w:lsdException w:name="List Table 5 Dark Accent 3" w:uiPriority="50"/>
+    <w:lsdException w:name="List Table 6 Colorful Accent 3" w:uiPriority="51"/>
+    <w:lsdException w:name="List Table 7 Colorful Accent 3" w:uiPriority="52"/>
+    <w:lsdException w:name="List Table 1 Light Accent 4" w:uiPriority="46"/>
+    <w:lsdException w:name="List Table 2 Accent 4" w:uiPriority="47"/>
+    <w:lsdException w:name="List Table 3 Accent 4" w:uiPriority="48"/>
+    <w:lsdException w:name="List Table 4 Accent 4" w:uiPriority="49"/>
+    <w:lsdException w:name="List Table 5 Dark Accent 4" w:uiPriority="50"/>
+    <w:lsdException w:name="List Table 6 Colorful Accent 4" w:uiPriority="51"/>
+    <w:lsdException w:name="List Table 7 Colorful Accent 4" w:uiPriority="52"/>
+    <w:lsdException w:name="List Table 1 Light Accent 5" w:uiPriority="46"/>
+    <w:lsdException w:name="List Table 2 Accent 5" w:uiPriority="47"/>
+    <w:lsdException w:name="List Table 3 Accent 5" w:uiPriority="48"/>
+    <w:lsdException w:name="List Table 4 Accent 5" w:uiPriority="49"/>
+    <w:lsdException w:name="List Table 5 Dark Accent 5" w:uiPriority="50"/>
+    <w:lsdException w:name="List Table 6 Colorful Accent 5" w:uiPriority="51"/>
+    <w:lsdException w:name="List Table 7 Colorful Accent 5" w:uiPriority="52"/>
+    <w:lsdException w:name="List Table 1 Light Accent 6" w:uiPriority="46"/>
+    <w:lsdException w:name="List Table 2 Accent 6" w:uiPriority="47"/>
+    <w:lsdException w:name="List Table 3 Accent 6" w:uiPriority="48"/>
+    <w:lsdException w:name="List Table 4 Accent 6" w:uiPriority="49"/>
+    <w:lsdException w:name="List Table 5 Dark Accent 6" w:uiPriority="50"/>
+    <w:lsdException w:name="List Table 6 Colorful Accent 6" w:uiPriority="51"/>
+    <w:lsdException w:name="List Table 7 Colorful Accent 6" w:uiPriority="52"/>
+    <w:lsdException w:name="Mention" w:semiHidden="1" w:unhideWhenUsed="1"/>
+    <w:lsdException w:name="Smart Hyperlink" w:semiHidden="1" w:unhideWhenUsed="1"/>
+    <w:lsdException w:name="Hashtag" w:semiHidden="1" w:unhideWhenUsed="1"/>
+    <w:lsdException w:name="Unresolved Mention" w:semiHidden="1" w:unhideWhenUsed="1"/>
+    <w:lsdException w:name="Smart Link" w:semiHidden="1" w:unhideWhenUsed="1"/>
   </w:latentStyles>
   <w:style w:type="paragraph" w:default="1" w:styleId="Normal">
     <w:name w:val="Normal"/>
@@ -20998,7 +21883,24 @@
     <w:semiHidden/>
     <w:unhideWhenUsed/>
   </w:style>
+  <w:style w:type="character" w:styleId="PlaceholderText">
+    <w:name w:val="Placeholder Text"/>
+    <w:basedOn w:val="DefaultParagraphFont"/>
+    <w:uiPriority w:val="99"/>
+    <w:semiHidden/>
+    <w:rsid w:val="00005087"/>
+    <w:rPr>
+      <w:color w:val="666666"/>
+    </w:rPr>
+  </w:style>
 </w:styles>
+</file>
+
+<file path=word/glossary/webSettings.xml><?xml version="1.0" encoding="utf-8"?>
+<w:webSettings xmlns:mc="http://schemas.openxmlformats.org/markup-compatibility/2006" xmlns:r="http://schemas.openxmlformats.org/officeDocument/2006/relationships" xmlns:w="http://schemas.openxmlformats.org/wordprocessingml/2006/main" xmlns:w14="http://schemas.microsoft.com/office/word/2010/wordml" xmlns:w15="http://schemas.microsoft.com/office/word/2012/wordml" xmlns:w16cex="http://schemas.microsoft.com/office/word/2018/wordml/cex" xmlns:w16cid="http://schemas.microsoft.com/office/word/2016/wordml/cid" xmlns:w16="http://schemas.microsoft.com/office/word/2018/wordml" xmlns:w16du="http://schemas.microsoft.com/office/word/2023/wordml/word16du" xmlns:w16sdtdh="http://schemas.microsoft.com/office/word/2020/wordml/sdtdatahash" xmlns:w16sdtfl="http://schemas.microsoft.com/office/word/2024/wordml/sdtformatlock" xmlns:w16se="http://schemas.microsoft.com/office/word/2015/wordml/symex" mc:Ignorable="w14 w15 w16se w16cid w16 w16cex w16sdtdh w16sdtfl w16du">
+  <w:optimizeForBrowser/>
+  <w:allowPNG/>
+</w:webSettings>
 </file>
 
 <file path=word/theme/theme1.xml><?xml version="1.0" encoding="utf-8"?>
@@ -21282,4 +22184,16 @@
   <a:objectDefaults/>
   <a:extraClrSchemeLst/>
 </a:theme>
+</file>
+
+<file path=customXml/item1.xml><?xml version="1.0" encoding="utf-8"?>
+<b:Sources xmlns:b="http://schemas.openxmlformats.org/officeDocument/2006/bibliography" xmlns="http://schemas.openxmlformats.org/officeDocument/2006/bibliography" SelectedStyle="\APASixthEditionOfficeOnline.xsl" StyleName="APA" Version="6"/>
+</file>
+
+<file path=customXml/itemProps1.xml><?xml version="1.0" encoding="utf-8"?>
+<ds:datastoreItem xmlns:ds="http://schemas.openxmlformats.org/officeDocument/2006/customXml" ds:itemID="{8182D695-7A36-48BD-9515-E497722612F0}">
+  <ds:schemaRefs>
+    <ds:schemaRef ds:uri="http://schemas.openxmlformats.org/officeDocument/2006/bibliography"/>
+  </ds:schemaRefs>
+</ds:datastoreItem>
 </file>